--- a/통합사회_수행평가_국민청원문_결정문.docx
+++ b/통합사회_수행평가_국민청원문_결정문.docx
@@ -58,7 +58,7 @@
           <w:sz w:val="18"/>
           <w:szCs w:val="18"/>
         </w:rPr>
-        <w:t xml:space="preserve">헌법재판소 누리집의 「만화로 보는 결정문」 사례와 생활 속 기본권 문제를 조사하여, ⑴ 기본권이 침해되었다고 볼 수 있는 상황에 대해 국가기관에 개선을 요구하는 국민청원문을 작성하고, ⑵ 하나의 헌법재판 사례에 대해 헌법재판관의 입장에서 합헌 또는 위헌을 판단하는 결정문을 작성함으로써, 인권 보장을 위한 헌법의 역할과 시민 참여 방안을 구체적 사례에 적용하여 설명할 수 있다.</w:t>
+        <w:t xml:space="preserve">「만화로 보는 결정문」 사례와 생활 속 기본권 문제를 조사하여 ⑴ 국가기관에 개선을 요구하는 국민청원문과 ⑵ 헌법재판관의 입장에서 합헌·위헌을 판단하는 결정문을 작성하고, 인권 보장을 위한 헌법의 역할과 시민 참여 방안을 구체적 사례에 적용하여 설명한다.</w:t>
       </w:r>
     </w:p>
     <w:p>
@@ -363,7 +363,7 @@
                 <w:sz w:val="18"/>
                 <w:szCs w:val="18"/>
               </w:rPr>
-              <w:t xml:space="preserve">조사지는 수업 끝에 걷어 두었다가 2차시에 돌려줌</w:t>
+              <w:t xml:space="preserve">한 장 양면(앞 A·뒤 B), 수업 끝에 걷어 두었다가 2차시에 돌려줌</w:t>
             </w:r>
           </w:p>
         </w:tc>
@@ -445,7 +445,7 @@
                 <w:sz w:val="18"/>
                 <w:szCs w:val="18"/>
               </w:rPr>
-              <w:t xml:space="preserve">① 국민청원문 작성 (약 25분)</w:t>
+              <w:t xml:space="preserve">① 조사지 보며 두 글 구상 (약 5분)</w:t>
             </w:r>
           </w:p>
           <w:p>
@@ -458,7 +458,7 @@
                 <w:sz w:val="18"/>
                 <w:szCs w:val="18"/>
               </w:rPr>
-              <w:t xml:space="preserve">② 결정문 작성 (약 25분)</w:t>
+              <w:t xml:space="preserve">② 앞면 국민청원문 작성 (약 20분)</w:t>
             </w:r>
           </w:p>
           <w:p>
@@ -471,27 +471,9 @@
                 <w:sz w:val="18"/>
                 <w:szCs w:val="18"/>
               </w:rPr>
-              <w:t xml:space="preserve">③ 자기 점검 후 제출 (약 5분)</w:t>
-            </w:r>
-          </w:p>
-        </w:tc>
-        <w:tc>
-          <w:tcPr>
-            <w:tcW w:type="dxa" w:w="4492"/>
-            <w:tcBorders>
-              <w:top w:val="single" w:color="808080" w:sz="4"/>
-              <w:left w:val="single" w:color="808080" w:sz="4"/>
-              <w:bottom w:val="single" w:color="808080" w:sz="4"/>
-              <w:right w:val="single" w:color="808080" w:sz="4"/>
-            </w:tcBorders>
-            <w:tcMar>
-              <w:top w:type="dxa" w:w="60"/>
-              <w:left w:type="dxa" w:w="100"/>
-              <w:bottom w:type="dxa" w:w="60"/>
-              <w:right w:type="dxa" w:w="100"/>
-            </w:tcMar>
-            <w:vAlign w:val="center"/>
-          </w:tcPr>
+              <w:t xml:space="preserve">③ 뒷면 결정문 작성 (약 20분)</w:t>
+            </w:r>
+          </w:p>
           <w:p>
             <w:pPr>
               <w:spacing w:after="40" w:before="0"/>
@@ -502,9 +484,27 @@
                 <w:sz w:val="18"/>
                 <w:szCs w:val="18"/>
               </w:rPr>
-              <w:t xml:space="preserve">기기 사용 금지, 1차시 조사지만 참고</w:t>
-            </w:r>
-          </w:p>
+              <w:t xml:space="preserve">④ 기준 번호 표시·점검 후 제출 (약 5분)</w:t>
+            </w:r>
+          </w:p>
+        </w:tc>
+        <w:tc>
+          <w:tcPr>
+            <w:tcW w:type="dxa" w:w="4492"/>
+            <w:tcBorders>
+              <w:top w:val="single" w:color="808080" w:sz="4"/>
+              <w:left w:val="single" w:color="808080" w:sz="4"/>
+              <w:bottom w:val="single" w:color="808080" w:sz="4"/>
+              <w:right w:val="single" w:color="808080" w:sz="4"/>
+            </w:tcBorders>
+            <w:tcMar>
+              <w:top w:type="dxa" w:w="60"/>
+              <w:left w:type="dxa" w:w="100"/>
+              <w:bottom w:type="dxa" w:w="60"/>
+              <w:right w:type="dxa" w:w="100"/>
+            </w:tcMar>
+            <w:vAlign w:val="center"/>
+          </w:tcPr>
           <w:p>
             <w:pPr>
               <w:spacing w:after="40" w:before="0"/>
@@ -515,7 +515,33 @@
                 <w:sz w:val="18"/>
                 <w:szCs w:val="18"/>
               </w:rPr>
-              <w:t xml:space="preserve">작성지와 조사지를 함께 제출(조사지는 채점 제외, 과정 확인용)</w:t>
+              <w:t xml:space="preserve">작성지는 한 장 양면(앞 청원문·뒤 결정문), 칸 없이 한 편의 글로 작성</w:t>
+            </w:r>
+          </w:p>
+          <w:p>
+            <w:pPr>
+              <w:spacing w:after="40" w:before="0"/>
+            </w:pPr>
+            <w:r>
+              <w:rPr>
+                <w:rFonts w:ascii="맑은 고딕" w:cs="맑은 고딕" w:eastAsia="맑은 고딕" w:hAnsi="맑은 고딕"/>
+                <w:sz w:val="18"/>
+                <w:szCs w:val="18"/>
+              </w:rPr>
+              <w:t xml:space="preserve">오른쪽 ‘기준’ 칸에 해당 줄의 기준 번호를 학생이 표시 → 번호를 따라 채점</w:t>
+            </w:r>
+          </w:p>
+          <w:p>
+            <w:pPr>
+              <w:spacing w:after="40" w:before="0"/>
+            </w:pPr>
+            <w:r>
+              <w:rPr>
+                <w:rFonts w:ascii="맑은 고딕" w:cs="맑은 고딕" w:eastAsia="맑은 고딕" w:hAnsi="맑은 고딕"/>
+                <w:sz w:val="18"/>
+                <w:szCs w:val="18"/>
+              </w:rPr>
+              <w:t xml:space="preserve">기기 사용 금지, 조사지만 참고 / 작성지와 조사지를 함께 제출(조사지는 채점 제외, 과정 확인용)</w:t>
             </w:r>
           </w:p>
         </w:tc>
@@ -1943,20 +1969,7 @@
           <w:sz w:val="16"/>
           <w:szCs w:val="16"/>
         </w:rPr>
-        <w:t xml:space="preserve">· 0개·미제출: 기준 중 1가지도 만족하지 않거나, 수업에는 참여하였으나 수행과제를 미제출(백지 활동지 제출 포함)한 경우(기본점수)</w:t>
-      </w:r>
-    </w:p>
-    <w:p>
-      <w:pPr>
-        <w:spacing w:after="40" w:before="0"/>
-      </w:pPr>
-      <w:r>
-        <w:rPr>
-          <w:rFonts w:ascii="맑은 고딕" w:cs="맑은 고딕" w:eastAsia="맑은 고딕" w:hAnsi="맑은 고딕"/>
-          <w:sz w:val="16"/>
-          <w:szCs w:val="16"/>
-        </w:rPr>
-        <w:t xml:space="preserve">· 장기 미인정 결석에 의한 수행평가 미응시자: 6점</w:t>
+        <w:t xml:space="preserve">· 0개·미제출: 기준을 1가지도 만족하지 않거나 수업 참여 후 미제출(백지 포함)한 경우(기본점수) · 장기 미인정 결석 미응시자: 6점</w:t>
       </w:r>
     </w:p>
     <w:p>
@@ -1994,10 +2007,10 @@
       <w:r>
         <w:rPr>
           <w:rFonts w:ascii="맑은 고딕" w:cs="맑은 고딕" w:eastAsia="맑은 고딕" w:hAnsi="맑은 고딕"/>
-          <w:sz w:val="18"/>
-          <w:szCs w:val="18"/>
+          <w:sz w:val="17"/>
+          <w:szCs w:val="17"/>
         </w:rPr>
-        <w:t xml:space="preserve">· 청구서 1·5번: “구체적으로”, “근거 자료 1개 이상”으로 판단 기준을 명시하여 채점 시비를 줄임</w:t>
+        <w:t xml:space="preserve">· 청구서 1·5번: “구체적으로”, “근거 자료 1개 이상”으로 판단 기준 명시 / 결정문 1번: “자신의 말로” 추가(만화 베끼기 방지)</w:t>
       </w:r>
     </w:p>
     <w:p>
@@ -2007,10 +2020,10 @@
       <w:r>
         <w:rPr>
           <w:rFonts w:ascii="맑은 고딕" w:cs="맑은 고딕" w:eastAsia="맑은 고딕" w:hAnsi="맑은 고딕"/>
-          <w:sz w:val="18"/>
-          <w:szCs w:val="18"/>
+          <w:sz w:val="17"/>
+          <w:szCs w:val="17"/>
         </w:rPr>
-        <w:t xml:space="preserve">· 청구서 6번: 헌법소원의 “원하는 결정(구제 내용)” → 청원의 “청원 대상 기관과 요구사항”</w:t>
+        <w:t xml:space="preserve">· 청구서 6번: “원하는 결정(구제 내용)” → “청원 대상 기관과 요구사항” / 7번: “소감” → “시민 참여 방안”(성취기준 ‘실천’과 연결)</w:t>
       </w:r>
     </w:p>
     <w:p>
@@ -2020,10 +2033,10 @@
       <w:r>
         <w:rPr>
           <w:rFonts w:ascii="맑은 고딕" w:cs="맑은 고딕" w:eastAsia="맑은 고딕" w:hAnsi="맑은 고딕"/>
-          <w:sz w:val="18"/>
-          <w:szCs w:val="18"/>
+          <w:sz w:val="17"/>
+          <w:szCs w:val="17"/>
         </w:rPr>
-        <w:t xml:space="preserve">· 청구서 7번: “소감” → “시민 참여 방안 제시” (성취기준의 ‘시민 참여 방안 탐구·실천’과 직접 연결)</w:t>
+        <w:t xml:space="preserve">· 작성지를 칸 없는 줄글로 구성: 결정문 6번(형식)을 실제로 평가 가능, 논리 흐름으로 A·B 변별</w:t>
       </w:r>
     </w:p>
     <w:p>
@@ -2033,23 +2046,10 @@
       <w:r>
         <w:rPr>
           <w:rFonts w:ascii="맑은 고딕" w:cs="맑은 고딕" w:eastAsia="맑은 고딕" w:hAnsi="맑은 고딕"/>
-          <w:sz w:val="18"/>
-          <w:szCs w:val="18"/>
+          <w:sz w:val="17"/>
+          <w:szCs w:val="17"/>
         </w:rPr>
-        <w:t xml:space="preserve">· 결정문 1번: “자신의 말로” 추가 (만화 내용 그대로 옮겨 쓰기 방지)</w:t>
-      </w:r>
-    </w:p>
-    <w:p>
-      <w:pPr>
-        <w:spacing w:after="40" w:before="0"/>
-      </w:pPr>
-      <w:r>
-        <w:rPr>
-          <w:rFonts w:ascii="맑은 고딕" w:cs="맑은 고딕" w:eastAsia="맑은 고딕" w:hAnsi="맑은 고딕"/>
-          <w:sz w:val="18"/>
-          <w:szCs w:val="18"/>
-        </w:rPr>
-        <w:t xml:space="preserve">· 전 과정 수기 작성: 생성형 AI 대필 방지. 1차시 조사지를 걷어 보관 → 2차시 작성지와 필체·내용 대조 가능</w:t>
+        <w:t xml:space="preserve">· 전 과정 수기 작성(생성형 AI 대필 방지): 1차시 조사지를 걷어 보관 → 2차시 작성지와 필체·내용 대조 가능</w:t>
       </w:r>
     </w:p>
     <w:p>
@@ -2070,7 +2070,7 @@
           <w:sz w:val="32"/>
           <w:szCs w:val="32"/>
         </w:rPr>
-        <w:t xml:space="preserve">[1차시] 조사 활동지 A — 결정문 사례 조사</w:t>
+        <w:t xml:space="preserve">[1차시] 조사 활동지 (앞) A — 결정문 사례 조사</w:t>
       </w:r>
     </w:p>
     <w:p>
@@ -2899,7 +2899,7 @@
           <w:sz w:val="32"/>
           <w:szCs w:val="32"/>
         </w:rPr>
-        <w:t xml:space="preserve">[1차시] 조사 활동지 B — 청원 주제 조사</w:t>
+        <w:t xml:space="preserve">[1차시] 조사 활동지 (뒤) B — 청원 주제 조사</w:t>
       </w:r>
     </w:p>
     <w:p>
@@ -2931,123 +2931,6 @@
         <w:t xml:space="preserve">※ 모든 칸은 손으로 작성합니다. 작성 시간에는 휴대폰·태블릿·노트북을 사용하지 않습니다.</w:t>
       </w:r>
     </w:p>
-    <w:tbl>
-      <w:tblPr>
-        <w:tblW w:type="dxa" w:w="10206"/>
-        <w:tblBorders>
-          <w:top w:val="single" w:color="auto" w:sz="4"/>
-          <w:left w:val="single" w:color="auto" w:sz="4"/>
-          <w:bottom w:val="single" w:color="auto" w:sz="4"/>
-          <w:right w:val="single" w:color="auto" w:sz="4"/>
-          <w:insideH w:val="single" w:color="auto" w:sz="4"/>
-          <w:insideV w:val="single" w:color="auto" w:sz="4"/>
-        </w:tblBorders>
-      </w:tblPr>
-      <w:tblGrid>
-        <w:gridCol w:w="3001"/>
-        <w:gridCol w:w="3001"/>
-        <w:gridCol w:w="4204"/>
-      </w:tblGrid>
-      <w:tr>
-        <w:trPr>
-          <w:cantSplit/>
-          <w:trHeight w:val="567" w:hRule="atLeast"/>
-        </w:trPr>
-        <w:tc>
-          <w:tcPr>
-            <w:tcW w:type="dxa" w:w="3001"/>
-            <w:tcBorders>
-              <w:top w:val="single" w:color="808080" w:sz="4"/>
-              <w:left w:val="single" w:color="808080" w:sz="4"/>
-              <w:bottom w:val="single" w:color="808080" w:sz="4"/>
-              <w:right w:val="single" w:color="808080" w:sz="4"/>
-            </w:tcBorders>
-            <w:tcMar>
-              <w:top w:type="dxa" w:w="60"/>
-              <w:left w:type="dxa" w:w="100"/>
-              <w:bottom w:type="dxa" w:w="60"/>
-              <w:right w:type="dxa" w:w="100"/>
-            </w:tcMar>
-            <w:vAlign w:val="center"/>
-          </w:tcPr>
-          <w:p>
-            <w:pPr>
-              <w:spacing w:after="40" w:before="0"/>
-            </w:pPr>
-            <w:r>
-              <w:rPr>
-                <w:rFonts w:ascii="맑은 고딕" w:cs="맑은 고딕" w:eastAsia="맑은 고딕" w:hAnsi="맑은 고딕"/>
-                <w:sz w:val="20"/>
-                <w:szCs w:val="20"/>
-              </w:rPr>
-              <w:t xml:space="preserve">1학년        반</w:t>
-            </w:r>
-          </w:p>
-        </w:tc>
-        <w:tc>
-          <w:tcPr>
-            <w:tcW w:type="dxa" w:w="3001"/>
-            <w:tcBorders>
-              <w:top w:val="single" w:color="808080" w:sz="4"/>
-              <w:left w:val="single" w:color="808080" w:sz="4"/>
-              <w:bottom w:val="single" w:color="808080" w:sz="4"/>
-              <w:right w:val="single" w:color="808080" w:sz="4"/>
-            </w:tcBorders>
-            <w:tcMar>
-              <w:top w:type="dxa" w:w="60"/>
-              <w:left w:type="dxa" w:w="100"/>
-              <w:bottom w:type="dxa" w:w="60"/>
-              <w:right w:type="dxa" w:w="100"/>
-            </w:tcMar>
-            <w:vAlign w:val="center"/>
-          </w:tcPr>
-          <w:p>
-            <w:pPr>
-              <w:spacing w:after="40" w:before="0"/>
-            </w:pPr>
-            <w:r>
-              <w:rPr>
-                <w:rFonts w:ascii="맑은 고딕" w:cs="맑은 고딕" w:eastAsia="맑은 고딕" w:hAnsi="맑은 고딕"/>
-                <w:sz w:val="20"/>
-                <w:szCs w:val="20"/>
-              </w:rPr>
-              <w:t xml:space="preserve">번호:</w:t>
-            </w:r>
-          </w:p>
-        </w:tc>
-        <w:tc>
-          <w:tcPr>
-            <w:tcW w:type="dxa" w:w="4204"/>
-            <w:tcBorders>
-              <w:top w:val="single" w:color="808080" w:sz="4"/>
-              <w:left w:val="single" w:color="808080" w:sz="4"/>
-              <w:bottom w:val="single" w:color="808080" w:sz="4"/>
-              <w:right w:val="single" w:color="808080" w:sz="4"/>
-            </w:tcBorders>
-            <w:tcMar>
-              <w:top w:type="dxa" w:w="60"/>
-              <w:left w:type="dxa" w:w="100"/>
-              <w:bottom w:type="dxa" w:w="60"/>
-              <w:right w:type="dxa" w:w="100"/>
-            </w:tcMar>
-            <w:vAlign w:val="center"/>
-          </w:tcPr>
-          <w:p>
-            <w:pPr>
-              <w:spacing w:after="40" w:before="0"/>
-            </w:pPr>
-            <w:r>
-              <w:rPr>
-                <w:rFonts w:ascii="맑은 고딕" w:cs="맑은 고딕" w:eastAsia="맑은 고딕" w:hAnsi="맑은 고딕"/>
-                <w:sz w:val="20"/>
-                <w:szCs w:val="20"/>
-              </w:rPr>
-              <w:t xml:space="preserve">이름:</w:t>
-            </w:r>
-          </w:p>
-        </w:tc>
-      </w:tr>
-    </w:tbl>
     <w:p>
       <w:pPr>
         <w:spacing w:after="40" w:before="0"/>
@@ -3637,7 +3520,7 @@
           <w:sz w:val="32"/>
           <w:szCs w:val="32"/>
         </w:rPr>
-        <w:t xml:space="preserve">[2차시 ①] 국민청원문</w:t>
+        <w:t xml:space="preserve">[2차시] 국민청원문 (앞면)</w:t>
       </w:r>
     </w:p>
     <w:p>
@@ -3793,8 +3676,8 @@
       <w:r>
         <w:rPr>
           <w:rFonts w:ascii="맑은 고딕" w:cs="맑은 고딕" w:eastAsia="맑은 고딕" w:hAnsi="맑은 고딕"/>
-          <w:sz w:val="12"/>
-          <w:szCs w:val="12"/>
+          <w:sz w:val="8"/>
+          <w:szCs w:val="8"/>
         </w:rPr>
         <w:t xml:space="preserve"> </w:t>
       </w:r>
@@ -3812,419 +3695,77 @@
         </w:tblBorders>
       </w:tblPr>
       <w:tblGrid>
-        <w:gridCol w:w="2268"/>
-        <w:gridCol w:w="7938"/>
+        <w:gridCol w:w="10206"/>
       </w:tblGrid>
       <w:tr>
         <w:trPr>
           <w:cantSplit/>
-          <w:trHeight w:val="1134" w:hRule="atLeast"/>
         </w:trPr>
         <w:tc>
           <w:tcPr>
-            <w:tcW w:type="dxa" w:w="2268"/>
-            <w:tcBorders>
-              <w:top w:val="single" w:color="808080" w:sz="4"/>
-              <w:left w:val="single" w:color="808080" w:sz="4"/>
-              <w:bottom w:val="single" w:color="808080" w:sz="4"/>
-              <w:right w:val="single" w:color="808080" w:sz="4"/>
-            </w:tcBorders>
-            <w:shd w:fill="DDEBF7" w:color="auto" w:val="clear"/>
-            <w:tcMar>
-              <w:top w:type="dxa" w:w="60"/>
-              <w:left w:type="dxa" w:w="100"/>
-              <w:bottom w:type="dxa" w:w="60"/>
-              <w:right w:type="dxa" w:w="100"/>
-            </w:tcMar>
-            <w:vAlign w:val="center"/>
-          </w:tcPr>
-          <w:p>
-            <w:pPr>
-              <w:spacing w:after="40" w:before="0"/>
-              <w:jc w:val="center"/>
+            <w:tcW w:type="dxa" w:w="10206"/>
+            <w:tcBorders>
+              <w:top w:val="single" w:color="808080" w:sz="4"/>
+              <w:left w:val="single" w:color="808080" w:sz="4"/>
+              <w:bottom w:val="single" w:color="808080" w:sz="4"/>
+              <w:right w:val="single" w:color="808080" w:sz="4"/>
+            </w:tcBorders>
+            <w:shd w:fill="F2F2F2" w:color="auto" w:val="clear"/>
+            <w:tcMar>
+              <w:top w:type="dxa" w:w="60"/>
+              <w:left w:type="dxa" w:w="100"/>
+              <w:bottom w:type="dxa" w:w="60"/>
+              <w:right w:type="dxa" w:w="100"/>
+            </w:tcMar>
+            <w:vAlign w:val="center"/>
+          </w:tcPr>
+          <w:p>
+            <w:pPr>
+              <w:spacing w:after="40" w:before="0"/>
             </w:pPr>
             <w:r>
               <w:rPr>
                 <w:rFonts w:ascii="맑은 고딕" w:cs="맑은 고딕" w:eastAsia="맑은 고딕" w:hAnsi="맑은 고딕"/>
                 <w:b/>
                 <w:bCs/>
-                <w:sz w:val="20"/>
-                <w:szCs w:val="20"/>
-              </w:rPr>
-              <w:t xml:space="preserve">청원 제목</w:t>
-            </w:r>
-          </w:p>
-        </w:tc>
-        <w:tc>
-          <w:tcPr>
-            <w:tcW w:type="dxa" w:w="7938"/>
-            <w:tcBorders>
-              <w:top w:val="single" w:color="808080" w:sz="4"/>
-              <w:left w:val="single" w:color="808080" w:sz="4"/>
-              <w:bottom w:val="single" w:color="808080" w:sz="4"/>
-              <w:right w:val="single" w:color="808080" w:sz="4"/>
-            </w:tcBorders>
-            <w:tcMar>
-              <w:top w:type="dxa" w:w="60"/>
-              <w:left w:type="dxa" w:w="100"/>
-              <w:bottom w:type="dxa" w:w="60"/>
-              <w:right w:type="dxa" w:w="100"/>
-            </w:tcMar>
-            <w:vAlign w:val="top"/>
-          </w:tcPr>
-          <w:p>
-            <w:pPr>
-              <w:spacing w:after="40" w:before="0"/>
-            </w:pPr>
-            <w:r>
-              <w:rPr>
-                <w:rFonts w:ascii="맑은 고딕" w:cs="맑은 고딕" w:eastAsia="맑은 고딕" w:hAnsi="맑은 고딕"/>
-                <w:i/>
-                <w:iCs/>
-                <w:color w:val="7F7F7F"/>
-                <w:sz w:val="16"/>
-                <w:szCs w:val="16"/>
-              </w:rPr>
-              <w:t xml:space="preserve">요구사항이 드러나게 한 문장으로  예) ○○법 제○조를 개정하여 ○○을 보장해 주십시오</w:t>
-            </w:r>
-          </w:p>
-        </w:tc>
-      </w:tr>
-      <w:tr>
-        <w:trPr>
-          <w:cantSplit/>
-          <w:trHeight w:val="680" w:hRule="atLeast"/>
-        </w:trPr>
-        <w:tc>
-          <w:tcPr>
-            <w:tcW w:type="dxa" w:w="2268"/>
-            <w:tcBorders>
-              <w:top w:val="single" w:color="808080" w:sz="4"/>
-              <w:left w:val="single" w:color="808080" w:sz="4"/>
-              <w:bottom w:val="single" w:color="808080" w:sz="4"/>
-              <w:right w:val="single" w:color="808080" w:sz="4"/>
-            </w:tcBorders>
-            <w:shd w:fill="DDEBF7" w:color="auto" w:val="clear"/>
-            <w:tcMar>
-              <w:top w:type="dxa" w:w="60"/>
-              <w:left w:type="dxa" w:w="100"/>
-              <w:bottom w:type="dxa" w:w="60"/>
-              <w:right w:type="dxa" w:w="100"/>
-            </w:tcMar>
-            <w:vAlign w:val="center"/>
-          </w:tcPr>
-          <w:p>
-            <w:pPr>
-              <w:spacing w:after="40" w:before="0"/>
-              <w:jc w:val="center"/>
+                <w:sz w:val="18"/>
+                <w:szCs w:val="18"/>
+              </w:rPr>
+              <w:t xml:space="preserve">✎ 이런 순서로 쓰면 좋아요 (칸은 없습니다. 조사지 B를 참고하세요.)</w:t>
+            </w:r>
+          </w:p>
+          <w:p>
+            <w:pPr>
+              <w:spacing w:after="40" w:before="0"/>
+            </w:pPr>
+            <w:r>
+              <w:rPr>
+                <w:rFonts w:ascii="맑은 고딕" w:cs="맑은 고딕" w:eastAsia="맑은 고딕" w:hAnsi="맑은 고딕"/>
+                <w:sz w:val="17"/>
+                <w:szCs w:val="17"/>
+              </w:rPr>
+              <w:t xml:space="preserve">제목 → 청원 대상 기관(○○○께) → 문제 상황 → 원인이 된 법·제도 → 침해된 기본권과 헌법 조문(밑줄) → 청원 이유와 근거 자료(밑줄) → 요구사항 → 나의 시민 참여 다짐</w:t>
+            </w:r>
+          </w:p>
+          <w:p>
+            <w:pPr>
+              <w:spacing w:after="40" w:before="0"/>
             </w:pPr>
             <w:r>
               <w:rPr>
                 <w:rFonts w:ascii="맑은 고딕" w:cs="맑은 고딕" w:eastAsia="맑은 고딕" w:hAnsi="맑은 고딕"/>
                 <w:b/>
                 <w:bCs/>
-                <w:sz w:val="20"/>
-                <w:szCs w:val="20"/>
-              </w:rPr>
-              <w:t xml:space="preserve">청원 대상 기관</w:t>
-            </w:r>
-          </w:p>
-        </w:tc>
-        <w:tc>
-          <w:tcPr>
-            <w:tcW w:type="dxa" w:w="7938"/>
-            <w:tcBorders>
-              <w:top w:val="single" w:color="808080" w:sz="4"/>
-              <w:left w:val="single" w:color="808080" w:sz="4"/>
-              <w:bottom w:val="single" w:color="808080" w:sz="4"/>
-              <w:right w:val="single" w:color="808080" w:sz="4"/>
-            </w:tcBorders>
-            <w:tcMar>
-              <w:top w:type="dxa" w:w="60"/>
-              <w:left w:type="dxa" w:w="100"/>
-              <w:bottom w:type="dxa" w:w="60"/>
-              <w:right w:type="dxa" w:w="100"/>
-            </w:tcMar>
-            <w:vAlign w:val="top"/>
-          </w:tcPr>
-          <w:p>
-            <w:pPr>
-              <w:spacing w:after="40" w:before="0"/>
-            </w:pPr>
-            <w:r>
-              <w:rPr>
-                <w:rFonts w:ascii="맑은 고딕" w:cs="맑은 고딕" w:eastAsia="맑은 고딕" w:hAnsi="맑은 고딕"/>
-                <w:i/>
-                <w:iCs/>
-                <w:color w:val="7F7F7F"/>
-                <w:sz w:val="16"/>
-                <w:szCs w:val="16"/>
-              </w:rPr>
-              <w:t xml:space="preserve">예) 대한민국 국회 / ○○부 / ○○시청 / ○○교육청</w:t>
-            </w:r>
-          </w:p>
-        </w:tc>
-      </w:tr>
-      <w:tr>
-        <w:trPr>
-          <w:cantSplit/>
-          <w:trHeight w:val="5387" w:hRule="atLeast"/>
-        </w:trPr>
-        <w:tc>
-          <w:tcPr>
-            <w:tcW w:type="dxa" w:w="2268"/>
-            <w:tcBorders>
-              <w:top w:val="single" w:color="808080" w:sz="4"/>
-              <w:left w:val="single" w:color="808080" w:sz="4"/>
-              <w:bottom w:val="single" w:color="808080" w:sz="4"/>
-              <w:right w:val="single" w:color="808080" w:sz="4"/>
-            </w:tcBorders>
-            <w:shd w:fill="DDEBF7" w:color="auto" w:val="clear"/>
-            <w:tcMar>
-              <w:top w:type="dxa" w:w="60"/>
-              <w:left w:type="dxa" w:w="100"/>
-              <w:bottom w:type="dxa" w:w="60"/>
-              <w:right w:type="dxa" w:w="100"/>
-            </w:tcMar>
-            <w:vAlign w:val="center"/>
-          </w:tcPr>
-          <w:p>
-            <w:pPr>
-              <w:spacing w:after="40" w:before="0"/>
-              <w:jc w:val="center"/>
-            </w:pPr>
-            <w:r>
-              <w:rPr>
-                <w:rFonts w:ascii="맑은 고딕" w:cs="맑은 고딕" w:eastAsia="맑은 고딕" w:hAnsi="맑은 고딕"/>
-                <w:b/>
-                <w:bCs/>
-                <w:sz w:val="20"/>
-                <w:szCs w:val="20"/>
-              </w:rPr>
-              <w:t xml:space="preserve">① 문제 상황</w:t>
-            </w:r>
-          </w:p>
-        </w:tc>
-        <w:tc>
-          <w:tcPr>
-            <w:tcW w:type="dxa" w:w="7938"/>
-            <w:tcBorders>
-              <w:top w:val="single" w:color="808080" w:sz="4"/>
-              <w:left w:val="single" w:color="808080" w:sz="4"/>
-              <w:bottom w:val="single" w:color="808080" w:sz="4"/>
-              <w:right w:val="single" w:color="808080" w:sz="4"/>
-            </w:tcBorders>
-            <w:tcMar>
-              <w:top w:type="dxa" w:w="60"/>
-              <w:left w:type="dxa" w:w="100"/>
-              <w:bottom w:type="dxa" w:w="60"/>
-              <w:right w:type="dxa" w:w="100"/>
-            </w:tcMar>
-            <w:vAlign w:val="top"/>
-          </w:tcPr>
-          <w:p>
-            <w:pPr>
-              <w:spacing w:after="40" w:before="0"/>
-            </w:pPr>
-            <w:r>
-              <w:rPr>
-                <w:rFonts w:ascii="맑은 고딕" w:cs="맑은 고딕" w:eastAsia="맑은 고딕" w:hAnsi="맑은 고딕"/>
-                <w:i/>
-                <w:iCs/>
-                <w:color w:val="7F7F7F"/>
-                <w:sz w:val="16"/>
-                <w:szCs w:val="16"/>
-              </w:rPr>
-              <w:t xml:space="preserve">누가, 언제, 어떤 상황에서, 어떤 불이익을 겪고 있는지 구체적으로</w:t>
-            </w:r>
-          </w:p>
-        </w:tc>
-      </w:tr>
-      <w:tr>
-        <w:trPr>
-          <w:cantSplit/>
-          <w:trHeight w:val="1701" w:hRule="atLeast"/>
-        </w:trPr>
-        <w:tc>
-          <w:tcPr>
-            <w:tcW w:type="dxa" w:w="2268"/>
-            <w:tcBorders>
-              <w:top w:val="single" w:color="808080" w:sz="4"/>
-              <w:left w:val="single" w:color="808080" w:sz="4"/>
-              <w:bottom w:val="single" w:color="808080" w:sz="4"/>
-              <w:right w:val="single" w:color="808080" w:sz="4"/>
-            </w:tcBorders>
-            <w:shd w:fill="DDEBF7" w:color="auto" w:val="clear"/>
-            <w:tcMar>
-              <w:top w:type="dxa" w:w="60"/>
-              <w:left w:type="dxa" w:w="100"/>
-              <w:bottom w:type="dxa" w:w="60"/>
-              <w:right w:type="dxa" w:w="100"/>
-            </w:tcMar>
-            <w:vAlign w:val="center"/>
-          </w:tcPr>
-          <w:p>
-            <w:pPr>
-              <w:spacing w:after="40" w:before="0"/>
-              <w:jc w:val="center"/>
-            </w:pPr>
-            <w:r>
-              <w:rPr>
-                <w:rFonts w:ascii="맑은 고딕" w:cs="맑은 고딕" w:eastAsia="맑은 고딕" w:hAnsi="맑은 고딕"/>
-                <w:b/>
-                <w:bCs/>
-                <w:sz w:val="20"/>
-                <w:szCs w:val="20"/>
-              </w:rPr>
-              <w:t xml:space="preserve">② 원인이 된</w:t>
-            </w:r>
-          </w:p>
-          <w:p>
-            <w:pPr>
-              <w:spacing w:after="40" w:before="0"/>
-              <w:jc w:val="center"/>
-            </w:pPr>
-            <w:r>
-              <w:rPr>
-                <w:rFonts w:ascii="맑은 고딕" w:cs="맑은 고딕" w:eastAsia="맑은 고딕" w:hAnsi="맑은 고딕"/>
-                <w:b/>
-                <w:bCs/>
-                <w:sz w:val="20"/>
-                <w:szCs w:val="20"/>
-              </w:rPr>
-              <w:t xml:space="preserve">법·제도·정책</w:t>
-            </w:r>
-          </w:p>
-        </w:tc>
-        <w:tc>
-          <w:tcPr>
-            <w:tcW w:type="dxa" w:w="7938"/>
-            <w:tcBorders>
-              <w:top w:val="single" w:color="808080" w:sz="4"/>
-              <w:left w:val="single" w:color="808080" w:sz="4"/>
-              <w:bottom w:val="single" w:color="808080" w:sz="4"/>
-              <w:right w:val="single" w:color="808080" w:sz="4"/>
-            </w:tcBorders>
-            <w:tcMar>
-              <w:top w:type="dxa" w:w="60"/>
-              <w:left w:type="dxa" w:w="100"/>
-              <w:bottom w:type="dxa" w:w="60"/>
-              <w:right w:type="dxa" w:w="100"/>
-            </w:tcMar>
-            <w:vAlign w:val="top"/>
-          </w:tcPr>
-          <w:p>
-            <w:pPr>
-              <w:spacing w:after="40" w:before="0"/>
-            </w:pPr>
-            <w:r>
-              <w:rPr>
-                <w:rFonts w:ascii="맑은 고딕" w:cs="맑은 고딕" w:eastAsia="맑은 고딕" w:hAnsi="맑은 고딕"/>
-                <w:sz w:val="20"/>
-                <w:szCs w:val="20"/>
-              </w:rPr>
-              <w:t xml:space="preserve"/>
-            </w:r>
-          </w:p>
-        </w:tc>
-      </w:tr>
-      <w:tr>
-        <w:trPr>
-          <w:cantSplit/>
-          <w:trHeight w:val="2268" w:hRule="atLeast"/>
-        </w:trPr>
-        <w:tc>
-          <w:tcPr>
-            <w:tcW w:type="dxa" w:w="2268"/>
-            <w:tcBorders>
-              <w:top w:val="single" w:color="808080" w:sz="4"/>
-              <w:left w:val="single" w:color="808080" w:sz="4"/>
-              <w:bottom w:val="single" w:color="808080" w:sz="4"/>
-              <w:right w:val="single" w:color="808080" w:sz="4"/>
-            </w:tcBorders>
-            <w:shd w:fill="DDEBF7" w:color="auto" w:val="clear"/>
-            <w:tcMar>
-              <w:top w:type="dxa" w:w="60"/>
-              <w:left w:type="dxa" w:w="100"/>
-              <w:bottom w:type="dxa" w:w="60"/>
-              <w:right w:type="dxa" w:w="100"/>
-            </w:tcMar>
-            <w:vAlign w:val="center"/>
-          </w:tcPr>
-          <w:p>
-            <w:pPr>
-              <w:spacing w:after="40" w:before="0"/>
-              <w:jc w:val="center"/>
-            </w:pPr>
-            <w:r>
-              <w:rPr>
-                <w:rFonts w:ascii="맑은 고딕" w:cs="맑은 고딕" w:eastAsia="맑은 고딕" w:hAnsi="맑은 고딕"/>
-                <w:b/>
-                <w:bCs/>
-                <w:sz w:val="20"/>
-                <w:szCs w:val="20"/>
-              </w:rPr>
-              <w:t xml:space="preserve">③ 침해된 기본권</w:t>
-            </w:r>
-          </w:p>
-          <w:p>
-            <w:pPr>
-              <w:spacing w:after="40" w:before="0"/>
-              <w:jc w:val="center"/>
-            </w:pPr>
-            <w:r>
-              <w:rPr>
-                <w:rFonts w:ascii="맑은 고딕" w:cs="맑은 고딕" w:eastAsia="맑은 고딕" w:hAnsi="맑은 고딕"/>
-                <w:b/>
-                <w:bCs/>
-                <w:sz w:val="20"/>
-                <w:szCs w:val="20"/>
-              </w:rPr>
-              <w:t xml:space="preserve">과 헌법 조문</w:t>
-            </w:r>
-          </w:p>
-        </w:tc>
-        <w:tc>
-          <w:tcPr>
-            <w:tcW w:type="dxa" w:w="7938"/>
-            <w:tcBorders>
-              <w:top w:val="single" w:color="808080" w:sz="4"/>
-              <w:left w:val="single" w:color="808080" w:sz="4"/>
-              <w:bottom w:val="single" w:color="808080" w:sz="4"/>
-              <w:right w:val="single" w:color="808080" w:sz="4"/>
-            </w:tcBorders>
-            <w:tcMar>
-              <w:top w:type="dxa" w:w="60"/>
-              <w:left w:type="dxa" w:w="100"/>
-              <w:bottom w:type="dxa" w:w="60"/>
-              <w:right w:type="dxa" w:w="100"/>
-            </w:tcMar>
-            <w:vAlign w:val="top"/>
-          </w:tcPr>
-          <w:p>
-            <w:pPr>
-              <w:spacing w:after="40" w:before="0"/>
-            </w:pPr>
-            <w:r>
-              <w:rPr>
-                <w:rFonts w:ascii="맑은 고딕" w:cs="맑은 고딕" w:eastAsia="맑은 고딕" w:hAnsi="맑은 고딕"/>
-                <w:i/>
-                <w:iCs/>
-                <w:color w:val="7F7F7F"/>
-                <w:sz w:val="16"/>
-                <w:szCs w:val="16"/>
-              </w:rPr>
-              <w:t xml:space="preserve">기본권 종류:                              헌법 제     조 제     항</w:t>
+                <w:color w:val="1F4E79"/>
+                <w:sz w:val="17"/>
+                <w:szCs w:val="17"/>
+              </w:rPr>
+              <w:t xml:space="preserve">오른쪽 ‘기준’ 칸에 번호 표시: ①상황 ②기본권 종류 ③원인 법·제도 ④헌법 조문(조·항) ⑤이유+근거 자료 ⑥청원 기관·요구사항 ⑦시민 참여 방안</w:t>
             </w:r>
           </w:p>
         </w:tc>
       </w:tr>
     </w:tbl>
-    <w:p>
-      <w:r>
-        <w:br w:type="page"/>
-      </w:r>
-    </w:p>
     <w:p>
       <w:pPr>
         <w:spacing w:after="40" w:before="0"/>
@@ -4232,23 +3773,8 @@
       <w:r>
         <w:rPr>
           <w:rFonts w:ascii="맑은 고딕" w:cs="맑은 고딕" w:eastAsia="맑은 고딕" w:hAnsi="맑은 고딕"/>
-          <w:b/>
-          <w:bCs/>
-          <w:sz w:val="22"/>
-          <w:szCs w:val="22"/>
-        </w:rPr>
-        <w:t xml:space="preserve">[2차시 ①] 국민청원문 (뒷면)</w:t>
-      </w:r>
-    </w:p>
-    <w:p>
-      <w:pPr>
-        <w:spacing w:after="40" w:before="0"/>
-      </w:pPr>
-      <w:r>
-        <w:rPr>
-          <w:rFonts w:ascii="맑은 고딕" w:cs="맑은 고딕" w:eastAsia="맑은 고딕" w:hAnsi="맑은 고딕"/>
-          <w:sz w:val="12"/>
-          <w:szCs w:val="12"/>
+          <w:sz w:val="8"/>
+          <w:szCs w:val="8"/>
         </w:rPr>
         <w:t xml:space="preserve"> </w:t>
       </w:r>
@@ -4266,65 +3792,27 @@
         </w:tblBorders>
       </w:tblPr>
       <w:tblGrid>
-        <w:gridCol w:w="2268"/>
-        <w:gridCol w:w="7938"/>
+        <w:gridCol w:w="9469"/>
+        <w:gridCol w:w="737"/>
       </w:tblGrid>
       <w:tr>
-        <w:trPr>
-          <w:cantSplit/>
-          <w:trHeight w:val="7088" w:hRule="atLeast"/>
-        </w:trPr>
-        <w:tc>
-          <w:tcPr>
-            <w:tcW w:type="dxa" w:w="2268"/>
-            <w:tcBorders>
-              <w:top w:val="single" w:color="808080" w:sz="4"/>
-              <w:left w:val="single" w:color="808080" w:sz="4"/>
-              <w:bottom w:val="single" w:color="808080" w:sz="4"/>
-              <w:right w:val="single" w:color="808080" w:sz="4"/>
-            </w:tcBorders>
-            <w:shd w:fill="DDEBF7" w:color="auto" w:val="clear"/>
-            <w:tcMar>
-              <w:top w:type="dxa" w:w="60"/>
-              <w:left w:type="dxa" w:w="100"/>
-              <w:bottom w:type="dxa" w:w="60"/>
-              <w:right w:type="dxa" w:w="100"/>
-            </w:tcMar>
-            <w:vAlign w:val="center"/>
-          </w:tcPr>
-          <w:p>
-            <w:pPr>
-              <w:spacing w:after="40" w:before="0"/>
-              <w:jc w:val="center"/>
-            </w:pPr>
-            <w:r>
-              <w:rPr>
-                <w:rFonts w:ascii="맑은 고딕" w:cs="맑은 고딕" w:eastAsia="맑은 고딕" w:hAnsi="맑은 고딕"/>
-                <w:b/>
-                <w:bCs/>
-                <w:sz w:val="20"/>
-                <w:szCs w:val="20"/>
-              </w:rPr>
-              <w:t xml:space="preserve">④ 청원 이유</w:t>
-            </w:r>
-          </w:p>
-        </w:tc>
-        <w:tc>
-          <w:tcPr>
-            <w:tcW w:type="dxa" w:w="7938"/>
-            <w:tcBorders>
-              <w:top w:val="single" w:color="808080" w:sz="4"/>
-              <w:left w:val="single" w:color="808080" w:sz="4"/>
-              <w:bottom w:val="single" w:color="808080" w:sz="4"/>
-              <w:right w:val="single" w:color="808080" w:sz="4"/>
-            </w:tcBorders>
-            <w:tcMar>
-              <w:top w:type="dxa" w:w="60"/>
-              <w:left w:type="dxa" w:w="100"/>
-              <w:bottom w:type="dxa" w:w="60"/>
-              <w:right w:type="dxa" w:w="100"/>
-            </w:tcMar>
-            <w:vAlign w:val="top"/>
+        <w:tc>
+          <w:tcPr>
+            <w:tcW w:type="dxa" w:w="9469"/>
+            <w:tcBorders>
+              <w:top w:val="single" w:color="A6A6A6" w:sz="4"/>
+              <w:left w:val="single" w:color="A6A6A6" w:sz="4"/>
+              <w:bottom w:val="single" w:color="A6A6A6" w:sz="4"/>
+              <w:right w:val="single" w:color="A6A6A6" w:sz="4"/>
+            </w:tcBorders>
+            <w:shd w:fill="F2F2F2" w:color="auto" w:val="clear"/>
+            <w:tcMar>
+              <w:top w:type="dxa" w:w="20"/>
+              <w:left w:type="dxa" w:w="100"/>
+              <w:bottom w:type="dxa" w:w="20"/>
+              <w:right w:type="dxa" w:w="100"/>
+            </w:tcMar>
+            <w:vAlign w:val="center"/>
           </w:tcPr>
           <w:p>
             <w:pPr>
@@ -4339,173 +3827,1382 @@
                 <w:sz w:val="16"/>
                 <w:szCs w:val="16"/>
               </w:rPr>
-              <w:t xml:space="preserve">왜 기본권 침해라고 볼 수 있는지 + 근거 자료(기사·통계·사례) 1개 이상</w:t>
+              <w:t xml:space="preserve">제목과 청원 대상 기관부터 쓰고, 한 편의 글로 이어서 쓰세요.</w:t>
+            </w:r>
+          </w:p>
+        </w:tc>
+        <w:tc>
+          <w:tcPr>
+            <w:tcW w:type="dxa" w:w="737"/>
+            <w:tcBorders>
+              <w:top w:val="single" w:color="A6A6A6" w:sz="4"/>
+              <w:left w:val="single" w:color="A6A6A6" w:sz="4"/>
+              <w:bottom w:val="single" w:color="A6A6A6" w:sz="4"/>
+              <w:right w:val="single" w:color="A6A6A6" w:sz="4"/>
+            </w:tcBorders>
+            <w:shd w:fill="F2F2F2" w:color="auto" w:val="clear"/>
+            <w:tcMar>
+              <w:top w:type="dxa" w:w="20"/>
+              <w:left w:type="dxa" w:w="100"/>
+              <w:bottom w:type="dxa" w:w="20"/>
+              <w:right w:type="dxa" w:w="100"/>
+            </w:tcMar>
+            <w:vAlign w:val="center"/>
+          </w:tcPr>
+          <w:p>
+            <w:pPr>
+              <w:spacing w:after="40" w:before="0"/>
+              <w:jc w:val="center"/>
+            </w:pPr>
+            <w:r>
+              <w:rPr>
+                <w:rFonts w:ascii="맑은 고딕" w:cs="맑은 고딕" w:eastAsia="맑은 고딕" w:hAnsi="맑은 고딕"/>
+                <w:b/>
+                <w:bCs/>
+                <w:sz w:val="16"/>
+                <w:szCs w:val="16"/>
+              </w:rPr>
+              <w:t xml:space="preserve">기준</w:t>
             </w:r>
           </w:p>
         </w:tc>
       </w:tr>
       <w:tr>
         <w:trPr>
-          <w:cantSplit/>
-          <w:trHeight w:val="3686" w:hRule="atLeast"/>
+          <w:trHeight w:val="539" w:hRule="exact"/>
         </w:trPr>
         <w:tc>
           <w:tcPr>
-            <w:tcW w:type="dxa" w:w="2268"/>
-            <w:tcBorders>
-              <w:top w:val="single" w:color="808080" w:sz="4"/>
-              <w:left w:val="single" w:color="808080" w:sz="4"/>
-              <w:bottom w:val="single" w:color="808080" w:sz="4"/>
-              <w:right w:val="single" w:color="808080" w:sz="4"/>
-            </w:tcBorders>
-            <w:shd w:fill="DDEBF7" w:color="auto" w:val="clear"/>
-            <w:tcMar>
-              <w:top w:type="dxa" w:w="60"/>
-              <w:left w:type="dxa" w:w="100"/>
-              <w:bottom w:type="dxa" w:w="60"/>
-              <w:right w:type="dxa" w:w="100"/>
-            </w:tcMar>
-            <w:vAlign w:val="center"/>
-          </w:tcPr>
-          <w:p>
-            <w:pPr>
-              <w:spacing w:after="40" w:before="0"/>
-              <w:jc w:val="center"/>
-            </w:pPr>
-            <w:r>
-              <w:rPr>
-                <w:rFonts w:ascii="맑은 고딕" w:cs="맑은 고딕" w:eastAsia="맑은 고딕" w:hAnsi="맑은 고딕"/>
-                <w:b/>
-                <w:bCs/>
-                <w:sz w:val="20"/>
-                <w:szCs w:val="20"/>
-              </w:rPr>
-              <w:t xml:space="preserve">⑤ 요구사항</w:t>
-            </w:r>
-          </w:p>
-        </w:tc>
-        <w:tc>
-          <w:tcPr>
-            <w:tcW w:type="dxa" w:w="7938"/>
-            <w:tcBorders>
-              <w:top w:val="single" w:color="808080" w:sz="4"/>
-              <w:left w:val="single" w:color="808080" w:sz="4"/>
-              <w:bottom w:val="single" w:color="808080" w:sz="4"/>
-              <w:right w:val="single" w:color="808080" w:sz="4"/>
-            </w:tcBorders>
-            <w:tcMar>
-              <w:top w:type="dxa" w:w="60"/>
-              <w:left w:type="dxa" w:w="100"/>
-              <w:bottom w:type="dxa" w:w="60"/>
-              <w:right w:type="dxa" w:w="100"/>
-            </w:tcMar>
-            <w:vAlign w:val="top"/>
-          </w:tcPr>
-          <w:p>
-            <w:pPr>
-              <w:spacing w:after="40" w:before="0"/>
-            </w:pPr>
-            <w:r>
-              <w:rPr>
-                <w:rFonts w:ascii="맑은 고딕" w:cs="맑은 고딕" w:eastAsia="맑은 고딕" w:hAnsi="맑은 고딕"/>
-                <w:i/>
-                <w:iCs/>
-                <w:color w:val="7F7F7F"/>
-                <w:sz w:val="16"/>
-                <w:szCs w:val="16"/>
-              </w:rPr>
-              <w:t xml:space="preserve">무엇을, 어떻게 바꿔 달라는 것인지 구체적으로 (1~3개)</w:t>
+            <w:tcW w:type="dxa" w:w="9469"/>
+            <w:tcBorders>
+              <w:top w:val="single" w:color="A6A6A6" w:sz="4"/>
+              <w:left w:val="single" w:color="A6A6A6" w:sz="4"/>
+              <w:bottom w:val="single" w:color="A6A6A6" w:sz="4"/>
+              <w:right w:val="single" w:color="A6A6A6" w:sz="4"/>
+            </w:tcBorders>
+            <w:tcMar>
+              <w:top w:type="dxa" w:w="20"/>
+              <w:left w:type="dxa" w:w="100"/>
+              <w:bottom w:type="dxa" w:w="20"/>
+              <w:right w:type="dxa" w:w="100"/>
+            </w:tcMar>
+            <w:vAlign w:val="center"/>
+          </w:tcPr>
+          <w:p>
+            <w:pPr>
+              <w:spacing w:after="40" w:before="0"/>
+            </w:pPr>
+            <w:r>
+              <w:rPr>
+                <w:rFonts w:ascii="맑은 고딕" w:cs="맑은 고딕" w:eastAsia="맑은 고딕" w:hAnsi="맑은 고딕"/>
+                <w:sz w:val="20"/>
+                <w:szCs w:val="20"/>
+              </w:rPr>
+              <w:t xml:space="preserve"/>
+            </w:r>
+          </w:p>
+        </w:tc>
+        <w:tc>
+          <w:tcPr>
+            <w:tcW w:type="dxa" w:w="737"/>
+            <w:tcBorders>
+              <w:top w:val="single" w:color="A6A6A6" w:sz="4"/>
+              <w:left w:val="single" w:color="A6A6A6" w:sz="4"/>
+              <w:bottom w:val="single" w:color="A6A6A6" w:sz="4"/>
+              <w:right w:val="single" w:color="A6A6A6" w:sz="4"/>
+            </w:tcBorders>
+            <w:tcMar>
+              <w:top w:type="dxa" w:w="20"/>
+              <w:left w:type="dxa" w:w="100"/>
+              <w:bottom w:type="dxa" w:w="20"/>
+              <w:right w:type="dxa" w:w="100"/>
+            </w:tcMar>
+            <w:vAlign w:val="center"/>
+          </w:tcPr>
+          <w:p>
+            <w:pPr>
+              <w:spacing w:after="40" w:before="0"/>
+            </w:pPr>
+            <w:r>
+              <w:rPr>
+                <w:rFonts w:ascii="맑은 고딕" w:cs="맑은 고딕" w:eastAsia="맑은 고딕" w:hAnsi="맑은 고딕"/>
+                <w:sz w:val="20"/>
+                <w:szCs w:val="20"/>
+              </w:rPr>
+              <w:t xml:space="preserve"/>
             </w:r>
           </w:p>
         </w:tc>
       </w:tr>
       <w:tr>
         <w:trPr>
-          <w:cantSplit/>
-          <w:trHeight w:val="2835" w:hRule="atLeast"/>
+          <w:trHeight w:val="539" w:hRule="exact"/>
         </w:trPr>
         <w:tc>
           <w:tcPr>
-            <w:tcW w:type="dxa" w:w="2268"/>
-            <w:tcBorders>
-              <w:top w:val="single" w:color="808080" w:sz="4"/>
-              <w:left w:val="single" w:color="808080" w:sz="4"/>
-              <w:bottom w:val="single" w:color="808080" w:sz="4"/>
-              <w:right w:val="single" w:color="808080" w:sz="4"/>
-            </w:tcBorders>
-            <w:shd w:fill="DDEBF7" w:color="auto" w:val="clear"/>
-            <w:tcMar>
-              <w:top w:type="dxa" w:w="60"/>
-              <w:left w:type="dxa" w:w="100"/>
-              <w:bottom w:type="dxa" w:w="60"/>
-              <w:right w:type="dxa" w:w="100"/>
-            </w:tcMar>
-            <w:vAlign w:val="center"/>
-          </w:tcPr>
-          <w:p>
-            <w:pPr>
-              <w:spacing w:after="40" w:before="0"/>
-              <w:jc w:val="center"/>
-            </w:pPr>
-            <w:r>
-              <w:rPr>
-                <w:rFonts w:ascii="맑은 고딕" w:cs="맑은 고딕" w:eastAsia="맑은 고딕" w:hAnsi="맑은 고딕"/>
-                <w:b/>
-                <w:bCs/>
-                <w:sz w:val="20"/>
-                <w:szCs w:val="20"/>
-              </w:rPr>
-              <w:t xml:space="preserve">⑥ 시민 참여</w:t>
-            </w:r>
-          </w:p>
-          <w:p>
-            <w:pPr>
-              <w:spacing w:after="40" w:before="0"/>
-              <w:jc w:val="center"/>
-            </w:pPr>
-            <w:r>
-              <w:rPr>
-                <w:rFonts w:ascii="맑은 고딕" w:cs="맑은 고딕" w:eastAsia="맑은 고딕" w:hAnsi="맑은 고딕"/>
-                <w:b/>
-                <w:bCs/>
-                <w:sz w:val="20"/>
-                <w:szCs w:val="20"/>
-              </w:rPr>
-              <w:t xml:space="preserve">방안</w:t>
-            </w:r>
-          </w:p>
-        </w:tc>
-        <w:tc>
-          <w:tcPr>
-            <w:tcW w:type="dxa" w:w="7938"/>
-            <w:tcBorders>
-              <w:top w:val="single" w:color="808080" w:sz="4"/>
-              <w:left w:val="single" w:color="808080" w:sz="4"/>
-              <w:bottom w:val="single" w:color="808080" w:sz="4"/>
-              <w:right w:val="single" w:color="808080" w:sz="4"/>
-            </w:tcBorders>
-            <w:tcMar>
-              <w:top w:type="dxa" w:w="60"/>
-              <w:left w:type="dxa" w:w="100"/>
-              <w:bottom w:type="dxa" w:w="60"/>
-              <w:right w:type="dxa" w:w="100"/>
-            </w:tcMar>
-            <w:vAlign w:val="top"/>
-          </w:tcPr>
-          <w:p>
-            <w:pPr>
-              <w:spacing w:after="40" w:before="0"/>
-            </w:pPr>
-            <w:r>
-              <w:rPr>
-                <w:rFonts w:ascii="맑은 고딕" w:cs="맑은 고딕" w:eastAsia="맑은 고딕" w:hAnsi="맑은 고딕"/>
-                <w:i/>
-                <w:iCs/>
-                <w:color w:val="7F7F7F"/>
-                <w:sz w:val="16"/>
-                <w:szCs w:val="16"/>
-              </w:rPr>
-              <w:t xml:space="preserve">청원 외에 내가 실천할 수 있는 방법  예) 서명운동, 공청회 참여, 캠페인, 언론 기고, 지역 의원에게 의견 전달</w:t>
+            <w:tcW w:type="dxa" w:w="9469"/>
+            <w:tcBorders>
+              <w:top w:val="single" w:color="A6A6A6" w:sz="4"/>
+              <w:left w:val="single" w:color="A6A6A6" w:sz="4"/>
+              <w:bottom w:val="single" w:color="A6A6A6" w:sz="4"/>
+              <w:right w:val="single" w:color="A6A6A6" w:sz="4"/>
+            </w:tcBorders>
+            <w:tcMar>
+              <w:top w:type="dxa" w:w="20"/>
+              <w:left w:type="dxa" w:w="100"/>
+              <w:bottom w:type="dxa" w:w="20"/>
+              <w:right w:type="dxa" w:w="100"/>
+            </w:tcMar>
+            <w:vAlign w:val="center"/>
+          </w:tcPr>
+          <w:p>
+            <w:pPr>
+              <w:spacing w:after="40" w:before="0"/>
+            </w:pPr>
+            <w:r>
+              <w:rPr>
+                <w:rFonts w:ascii="맑은 고딕" w:cs="맑은 고딕" w:eastAsia="맑은 고딕" w:hAnsi="맑은 고딕"/>
+                <w:sz w:val="20"/>
+                <w:szCs w:val="20"/>
+              </w:rPr>
+              <w:t xml:space="preserve"/>
+            </w:r>
+          </w:p>
+        </w:tc>
+        <w:tc>
+          <w:tcPr>
+            <w:tcW w:type="dxa" w:w="737"/>
+            <w:tcBorders>
+              <w:top w:val="single" w:color="A6A6A6" w:sz="4"/>
+              <w:left w:val="single" w:color="A6A6A6" w:sz="4"/>
+              <w:bottom w:val="single" w:color="A6A6A6" w:sz="4"/>
+              <w:right w:val="single" w:color="A6A6A6" w:sz="4"/>
+            </w:tcBorders>
+            <w:tcMar>
+              <w:top w:type="dxa" w:w="20"/>
+              <w:left w:type="dxa" w:w="100"/>
+              <w:bottom w:type="dxa" w:w="20"/>
+              <w:right w:type="dxa" w:w="100"/>
+            </w:tcMar>
+            <w:vAlign w:val="center"/>
+          </w:tcPr>
+          <w:p>
+            <w:pPr>
+              <w:spacing w:after="40" w:before="0"/>
+            </w:pPr>
+            <w:r>
+              <w:rPr>
+                <w:rFonts w:ascii="맑은 고딕" w:cs="맑은 고딕" w:eastAsia="맑은 고딕" w:hAnsi="맑은 고딕"/>
+                <w:sz w:val="20"/>
+                <w:szCs w:val="20"/>
+              </w:rPr>
+              <w:t xml:space="preserve"/>
+            </w:r>
+          </w:p>
+        </w:tc>
+      </w:tr>
+      <w:tr>
+        <w:trPr>
+          <w:trHeight w:val="539" w:hRule="exact"/>
+        </w:trPr>
+        <w:tc>
+          <w:tcPr>
+            <w:tcW w:type="dxa" w:w="9469"/>
+            <w:tcBorders>
+              <w:top w:val="single" w:color="A6A6A6" w:sz="4"/>
+              <w:left w:val="single" w:color="A6A6A6" w:sz="4"/>
+              <w:bottom w:val="single" w:color="A6A6A6" w:sz="4"/>
+              <w:right w:val="single" w:color="A6A6A6" w:sz="4"/>
+            </w:tcBorders>
+            <w:tcMar>
+              <w:top w:type="dxa" w:w="20"/>
+              <w:left w:type="dxa" w:w="100"/>
+              <w:bottom w:type="dxa" w:w="20"/>
+              <w:right w:type="dxa" w:w="100"/>
+            </w:tcMar>
+            <w:vAlign w:val="center"/>
+          </w:tcPr>
+          <w:p>
+            <w:pPr>
+              <w:spacing w:after="40" w:before="0"/>
+            </w:pPr>
+            <w:r>
+              <w:rPr>
+                <w:rFonts w:ascii="맑은 고딕" w:cs="맑은 고딕" w:eastAsia="맑은 고딕" w:hAnsi="맑은 고딕"/>
+                <w:sz w:val="20"/>
+                <w:szCs w:val="20"/>
+              </w:rPr>
+              <w:t xml:space="preserve"/>
+            </w:r>
+          </w:p>
+        </w:tc>
+        <w:tc>
+          <w:tcPr>
+            <w:tcW w:type="dxa" w:w="737"/>
+            <w:tcBorders>
+              <w:top w:val="single" w:color="A6A6A6" w:sz="4"/>
+              <w:left w:val="single" w:color="A6A6A6" w:sz="4"/>
+              <w:bottom w:val="single" w:color="A6A6A6" w:sz="4"/>
+              <w:right w:val="single" w:color="A6A6A6" w:sz="4"/>
+            </w:tcBorders>
+            <w:tcMar>
+              <w:top w:type="dxa" w:w="20"/>
+              <w:left w:type="dxa" w:w="100"/>
+              <w:bottom w:type="dxa" w:w="20"/>
+              <w:right w:type="dxa" w:w="100"/>
+            </w:tcMar>
+            <w:vAlign w:val="center"/>
+          </w:tcPr>
+          <w:p>
+            <w:pPr>
+              <w:spacing w:after="40" w:before="0"/>
+            </w:pPr>
+            <w:r>
+              <w:rPr>
+                <w:rFonts w:ascii="맑은 고딕" w:cs="맑은 고딕" w:eastAsia="맑은 고딕" w:hAnsi="맑은 고딕"/>
+                <w:sz w:val="20"/>
+                <w:szCs w:val="20"/>
+              </w:rPr>
+              <w:t xml:space="preserve"/>
+            </w:r>
+          </w:p>
+        </w:tc>
+      </w:tr>
+      <w:tr>
+        <w:trPr>
+          <w:trHeight w:val="539" w:hRule="exact"/>
+        </w:trPr>
+        <w:tc>
+          <w:tcPr>
+            <w:tcW w:type="dxa" w:w="9469"/>
+            <w:tcBorders>
+              <w:top w:val="single" w:color="A6A6A6" w:sz="4"/>
+              <w:left w:val="single" w:color="A6A6A6" w:sz="4"/>
+              <w:bottom w:val="single" w:color="A6A6A6" w:sz="4"/>
+              <w:right w:val="single" w:color="A6A6A6" w:sz="4"/>
+            </w:tcBorders>
+            <w:tcMar>
+              <w:top w:type="dxa" w:w="20"/>
+              <w:left w:type="dxa" w:w="100"/>
+              <w:bottom w:type="dxa" w:w="20"/>
+              <w:right w:type="dxa" w:w="100"/>
+            </w:tcMar>
+            <w:vAlign w:val="center"/>
+          </w:tcPr>
+          <w:p>
+            <w:pPr>
+              <w:spacing w:after="40" w:before="0"/>
+            </w:pPr>
+            <w:r>
+              <w:rPr>
+                <w:rFonts w:ascii="맑은 고딕" w:cs="맑은 고딕" w:eastAsia="맑은 고딕" w:hAnsi="맑은 고딕"/>
+                <w:sz w:val="20"/>
+                <w:szCs w:val="20"/>
+              </w:rPr>
+              <w:t xml:space="preserve"/>
+            </w:r>
+          </w:p>
+        </w:tc>
+        <w:tc>
+          <w:tcPr>
+            <w:tcW w:type="dxa" w:w="737"/>
+            <w:tcBorders>
+              <w:top w:val="single" w:color="A6A6A6" w:sz="4"/>
+              <w:left w:val="single" w:color="A6A6A6" w:sz="4"/>
+              <w:bottom w:val="single" w:color="A6A6A6" w:sz="4"/>
+              <w:right w:val="single" w:color="A6A6A6" w:sz="4"/>
+            </w:tcBorders>
+            <w:tcMar>
+              <w:top w:type="dxa" w:w="20"/>
+              <w:left w:type="dxa" w:w="100"/>
+              <w:bottom w:type="dxa" w:w="20"/>
+              <w:right w:type="dxa" w:w="100"/>
+            </w:tcMar>
+            <w:vAlign w:val="center"/>
+          </w:tcPr>
+          <w:p>
+            <w:pPr>
+              <w:spacing w:after="40" w:before="0"/>
+            </w:pPr>
+            <w:r>
+              <w:rPr>
+                <w:rFonts w:ascii="맑은 고딕" w:cs="맑은 고딕" w:eastAsia="맑은 고딕" w:hAnsi="맑은 고딕"/>
+                <w:sz w:val="20"/>
+                <w:szCs w:val="20"/>
+              </w:rPr>
+              <w:t xml:space="preserve"/>
+            </w:r>
+          </w:p>
+        </w:tc>
+      </w:tr>
+      <w:tr>
+        <w:trPr>
+          <w:trHeight w:val="539" w:hRule="exact"/>
+        </w:trPr>
+        <w:tc>
+          <w:tcPr>
+            <w:tcW w:type="dxa" w:w="9469"/>
+            <w:tcBorders>
+              <w:top w:val="single" w:color="A6A6A6" w:sz="4"/>
+              <w:left w:val="single" w:color="A6A6A6" w:sz="4"/>
+              <w:bottom w:val="single" w:color="A6A6A6" w:sz="4"/>
+              <w:right w:val="single" w:color="A6A6A6" w:sz="4"/>
+            </w:tcBorders>
+            <w:tcMar>
+              <w:top w:type="dxa" w:w="20"/>
+              <w:left w:type="dxa" w:w="100"/>
+              <w:bottom w:type="dxa" w:w="20"/>
+              <w:right w:type="dxa" w:w="100"/>
+            </w:tcMar>
+            <w:vAlign w:val="center"/>
+          </w:tcPr>
+          <w:p>
+            <w:pPr>
+              <w:spacing w:after="40" w:before="0"/>
+            </w:pPr>
+            <w:r>
+              <w:rPr>
+                <w:rFonts w:ascii="맑은 고딕" w:cs="맑은 고딕" w:eastAsia="맑은 고딕" w:hAnsi="맑은 고딕"/>
+                <w:sz w:val="20"/>
+                <w:szCs w:val="20"/>
+              </w:rPr>
+              <w:t xml:space="preserve"/>
+            </w:r>
+          </w:p>
+        </w:tc>
+        <w:tc>
+          <w:tcPr>
+            <w:tcW w:type="dxa" w:w="737"/>
+            <w:tcBorders>
+              <w:top w:val="single" w:color="A6A6A6" w:sz="4"/>
+              <w:left w:val="single" w:color="A6A6A6" w:sz="4"/>
+              <w:bottom w:val="single" w:color="A6A6A6" w:sz="4"/>
+              <w:right w:val="single" w:color="A6A6A6" w:sz="4"/>
+            </w:tcBorders>
+            <w:tcMar>
+              <w:top w:type="dxa" w:w="20"/>
+              <w:left w:type="dxa" w:w="100"/>
+              <w:bottom w:type="dxa" w:w="20"/>
+              <w:right w:type="dxa" w:w="100"/>
+            </w:tcMar>
+            <w:vAlign w:val="center"/>
+          </w:tcPr>
+          <w:p>
+            <w:pPr>
+              <w:spacing w:after="40" w:before="0"/>
+            </w:pPr>
+            <w:r>
+              <w:rPr>
+                <w:rFonts w:ascii="맑은 고딕" w:cs="맑은 고딕" w:eastAsia="맑은 고딕" w:hAnsi="맑은 고딕"/>
+                <w:sz w:val="20"/>
+                <w:szCs w:val="20"/>
+              </w:rPr>
+              <w:t xml:space="preserve"/>
+            </w:r>
+          </w:p>
+        </w:tc>
+      </w:tr>
+      <w:tr>
+        <w:trPr>
+          <w:trHeight w:val="539" w:hRule="exact"/>
+        </w:trPr>
+        <w:tc>
+          <w:tcPr>
+            <w:tcW w:type="dxa" w:w="9469"/>
+            <w:tcBorders>
+              <w:top w:val="single" w:color="A6A6A6" w:sz="4"/>
+              <w:left w:val="single" w:color="A6A6A6" w:sz="4"/>
+              <w:bottom w:val="single" w:color="A6A6A6" w:sz="4"/>
+              <w:right w:val="single" w:color="A6A6A6" w:sz="4"/>
+            </w:tcBorders>
+            <w:tcMar>
+              <w:top w:type="dxa" w:w="20"/>
+              <w:left w:type="dxa" w:w="100"/>
+              <w:bottom w:type="dxa" w:w="20"/>
+              <w:right w:type="dxa" w:w="100"/>
+            </w:tcMar>
+            <w:vAlign w:val="center"/>
+          </w:tcPr>
+          <w:p>
+            <w:pPr>
+              <w:spacing w:after="40" w:before="0"/>
+            </w:pPr>
+            <w:r>
+              <w:rPr>
+                <w:rFonts w:ascii="맑은 고딕" w:cs="맑은 고딕" w:eastAsia="맑은 고딕" w:hAnsi="맑은 고딕"/>
+                <w:sz w:val="20"/>
+                <w:szCs w:val="20"/>
+              </w:rPr>
+              <w:t xml:space="preserve"/>
+            </w:r>
+          </w:p>
+        </w:tc>
+        <w:tc>
+          <w:tcPr>
+            <w:tcW w:type="dxa" w:w="737"/>
+            <w:tcBorders>
+              <w:top w:val="single" w:color="A6A6A6" w:sz="4"/>
+              <w:left w:val="single" w:color="A6A6A6" w:sz="4"/>
+              <w:bottom w:val="single" w:color="A6A6A6" w:sz="4"/>
+              <w:right w:val="single" w:color="A6A6A6" w:sz="4"/>
+            </w:tcBorders>
+            <w:tcMar>
+              <w:top w:type="dxa" w:w="20"/>
+              <w:left w:type="dxa" w:w="100"/>
+              <w:bottom w:type="dxa" w:w="20"/>
+              <w:right w:type="dxa" w:w="100"/>
+            </w:tcMar>
+            <w:vAlign w:val="center"/>
+          </w:tcPr>
+          <w:p>
+            <w:pPr>
+              <w:spacing w:after="40" w:before="0"/>
+            </w:pPr>
+            <w:r>
+              <w:rPr>
+                <w:rFonts w:ascii="맑은 고딕" w:cs="맑은 고딕" w:eastAsia="맑은 고딕" w:hAnsi="맑은 고딕"/>
+                <w:sz w:val="20"/>
+                <w:szCs w:val="20"/>
+              </w:rPr>
+              <w:t xml:space="preserve"/>
+            </w:r>
+          </w:p>
+        </w:tc>
+      </w:tr>
+      <w:tr>
+        <w:trPr>
+          <w:trHeight w:val="539" w:hRule="exact"/>
+        </w:trPr>
+        <w:tc>
+          <w:tcPr>
+            <w:tcW w:type="dxa" w:w="9469"/>
+            <w:tcBorders>
+              <w:top w:val="single" w:color="A6A6A6" w:sz="4"/>
+              <w:left w:val="single" w:color="A6A6A6" w:sz="4"/>
+              <w:bottom w:val="single" w:color="A6A6A6" w:sz="4"/>
+              <w:right w:val="single" w:color="A6A6A6" w:sz="4"/>
+            </w:tcBorders>
+            <w:tcMar>
+              <w:top w:type="dxa" w:w="20"/>
+              <w:left w:type="dxa" w:w="100"/>
+              <w:bottom w:type="dxa" w:w="20"/>
+              <w:right w:type="dxa" w:w="100"/>
+            </w:tcMar>
+            <w:vAlign w:val="center"/>
+          </w:tcPr>
+          <w:p>
+            <w:pPr>
+              <w:spacing w:after="40" w:before="0"/>
+            </w:pPr>
+            <w:r>
+              <w:rPr>
+                <w:rFonts w:ascii="맑은 고딕" w:cs="맑은 고딕" w:eastAsia="맑은 고딕" w:hAnsi="맑은 고딕"/>
+                <w:sz w:val="20"/>
+                <w:szCs w:val="20"/>
+              </w:rPr>
+              <w:t xml:space="preserve"/>
+            </w:r>
+          </w:p>
+        </w:tc>
+        <w:tc>
+          <w:tcPr>
+            <w:tcW w:type="dxa" w:w="737"/>
+            <w:tcBorders>
+              <w:top w:val="single" w:color="A6A6A6" w:sz="4"/>
+              <w:left w:val="single" w:color="A6A6A6" w:sz="4"/>
+              <w:bottom w:val="single" w:color="A6A6A6" w:sz="4"/>
+              <w:right w:val="single" w:color="A6A6A6" w:sz="4"/>
+            </w:tcBorders>
+            <w:tcMar>
+              <w:top w:type="dxa" w:w="20"/>
+              <w:left w:type="dxa" w:w="100"/>
+              <w:bottom w:type="dxa" w:w="20"/>
+              <w:right w:type="dxa" w:w="100"/>
+            </w:tcMar>
+            <w:vAlign w:val="center"/>
+          </w:tcPr>
+          <w:p>
+            <w:pPr>
+              <w:spacing w:after="40" w:before="0"/>
+            </w:pPr>
+            <w:r>
+              <w:rPr>
+                <w:rFonts w:ascii="맑은 고딕" w:cs="맑은 고딕" w:eastAsia="맑은 고딕" w:hAnsi="맑은 고딕"/>
+                <w:sz w:val="20"/>
+                <w:szCs w:val="20"/>
+              </w:rPr>
+              <w:t xml:space="preserve"/>
+            </w:r>
+          </w:p>
+        </w:tc>
+      </w:tr>
+      <w:tr>
+        <w:trPr>
+          <w:trHeight w:val="539" w:hRule="exact"/>
+        </w:trPr>
+        <w:tc>
+          <w:tcPr>
+            <w:tcW w:type="dxa" w:w="9469"/>
+            <w:tcBorders>
+              <w:top w:val="single" w:color="A6A6A6" w:sz="4"/>
+              <w:left w:val="single" w:color="A6A6A6" w:sz="4"/>
+              <w:bottom w:val="single" w:color="A6A6A6" w:sz="4"/>
+              <w:right w:val="single" w:color="A6A6A6" w:sz="4"/>
+            </w:tcBorders>
+            <w:tcMar>
+              <w:top w:type="dxa" w:w="20"/>
+              <w:left w:type="dxa" w:w="100"/>
+              <w:bottom w:type="dxa" w:w="20"/>
+              <w:right w:type="dxa" w:w="100"/>
+            </w:tcMar>
+            <w:vAlign w:val="center"/>
+          </w:tcPr>
+          <w:p>
+            <w:pPr>
+              <w:spacing w:after="40" w:before="0"/>
+            </w:pPr>
+            <w:r>
+              <w:rPr>
+                <w:rFonts w:ascii="맑은 고딕" w:cs="맑은 고딕" w:eastAsia="맑은 고딕" w:hAnsi="맑은 고딕"/>
+                <w:sz w:val="20"/>
+                <w:szCs w:val="20"/>
+              </w:rPr>
+              <w:t xml:space="preserve"/>
+            </w:r>
+          </w:p>
+        </w:tc>
+        <w:tc>
+          <w:tcPr>
+            <w:tcW w:type="dxa" w:w="737"/>
+            <w:tcBorders>
+              <w:top w:val="single" w:color="A6A6A6" w:sz="4"/>
+              <w:left w:val="single" w:color="A6A6A6" w:sz="4"/>
+              <w:bottom w:val="single" w:color="A6A6A6" w:sz="4"/>
+              <w:right w:val="single" w:color="A6A6A6" w:sz="4"/>
+            </w:tcBorders>
+            <w:tcMar>
+              <w:top w:type="dxa" w:w="20"/>
+              <w:left w:type="dxa" w:w="100"/>
+              <w:bottom w:type="dxa" w:w="20"/>
+              <w:right w:type="dxa" w:w="100"/>
+            </w:tcMar>
+            <w:vAlign w:val="center"/>
+          </w:tcPr>
+          <w:p>
+            <w:pPr>
+              <w:spacing w:after="40" w:before="0"/>
+            </w:pPr>
+            <w:r>
+              <w:rPr>
+                <w:rFonts w:ascii="맑은 고딕" w:cs="맑은 고딕" w:eastAsia="맑은 고딕" w:hAnsi="맑은 고딕"/>
+                <w:sz w:val="20"/>
+                <w:szCs w:val="20"/>
+              </w:rPr>
+              <w:t xml:space="preserve"/>
+            </w:r>
+          </w:p>
+        </w:tc>
+      </w:tr>
+      <w:tr>
+        <w:trPr>
+          <w:trHeight w:val="539" w:hRule="exact"/>
+        </w:trPr>
+        <w:tc>
+          <w:tcPr>
+            <w:tcW w:type="dxa" w:w="9469"/>
+            <w:tcBorders>
+              <w:top w:val="single" w:color="A6A6A6" w:sz="4"/>
+              <w:left w:val="single" w:color="A6A6A6" w:sz="4"/>
+              <w:bottom w:val="single" w:color="A6A6A6" w:sz="4"/>
+              <w:right w:val="single" w:color="A6A6A6" w:sz="4"/>
+            </w:tcBorders>
+            <w:tcMar>
+              <w:top w:type="dxa" w:w="20"/>
+              <w:left w:type="dxa" w:w="100"/>
+              <w:bottom w:type="dxa" w:w="20"/>
+              <w:right w:type="dxa" w:w="100"/>
+            </w:tcMar>
+            <w:vAlign w:val="center"/>
+          </w:tcPr>
+          <w:p>
+            <w:pPr>
+              <w:spacing w:after="40" w:before="0"/>
+            </w:pPr>
+            <w:r>
+              <w:rPr>
+                <w:rFonts w:ascii="맑은 고딕" w:cs="맑은 고딕" w:eastAsia="맑은 고딕" w:hAnsi="맑은 고딕"/>
+                <w:sz w:val="20"/>
+                <w:szCs w:val="20"/>
+              </w:rPr>
+              <w:t xml:space="preserve"/>
+            </w:r>
+          </w:p>
+        </w:tc>
+        <w:tc>
+          <w:tcPr>
+            <w:tcW w:type="dxa" w:w="737"/>
+            <w:tcBorders>
+              <w:top w:val="single" w:color="A6A6A6" w:sz="4"/>
+              <w:left w:val="single" w:color="A6A6A6" w:sz="4"/>
+              <w:bottom w:val="single" w:color="A6A6A6" w:sz="4"/>
+              <w:right w:val="single" w:color="A6A6A6" w:sz="4"/>
+            </w:tcBorders>
+            <w:tcMar>
+              <w:top w:type="dxa" w:w="20"/>
+              <w:left w:type="dxa" w:w="100"/>
+              <w:bottom w:type="dxa" w:w="20"/>
+              <w:right w:type="dxa" w:w="100"/>
+            </w:tcMar>
+            <w:vAlign w:val="center"/>
+          </w:tcPr>
+          <w:p>
+            <w:pPr>
+              <w:spacing w:after="40" w:before="0"/>
+            </w:pPr>
+            <w:r>
+              <w:rPr>
+                <w:rFonts w:ascii="맑은 고딕" w:cs="맑은 고딕" w:eastAsia="맑은 고딕" w:hAnsi="맑은 고딕"/>
+                <w:sz w:val="20"/>
+                <w:szCs w:val="20"/>
+              </w:rPr>
+              <w:t xml:space="preserve"/>
+            </w:r>
+          </w:p>
+        </w:tc>
+      </w:tr>
+      <w:tr>
+        <w:trPr>
+          <w:trHeight w:val="539" w:hRule="exact"/>
+        </w:trPr>
+        <w:tc>
+          <w:tcPr>
+            <w:tcW w:type="dxa" w:w="9469"/>
+            <w:tcBorders>
+              <w:top w:val="single" w:color="A6A6A6" w:sz="4"/>
+              <w:left w:val="single" w:color="A6A6A6" w:sz="4"/>
+              <w:bottom w:val="single" w:color="A6A6A6" w:sz="4"/>
+              <w:right w:val="single" w:color="A6A6A6" w:sz="4"/>
+            </w:tcBorders>
+            <w:tcMar>
+              <w:top w:type="dxa" w:w="20"/>
+              <w:left w:type="dxa" w:w="100"/>
+              <w:bottom w:type="dxa" w:w="20"/>
+              <w:right w:type="dxa" w:w="100"/>
+            </w:tcMar>
+            <w:vAlign w:val="center"/>
+          </w:tcPr>
+          <w:p>
+            <w:pPr>
+              <w:spacing w:after="40" w:before="0"/>
+            </w:pPr>
+            <w:r>
+              <w:rPr>
+                <w:rFonts w:ascii="맑은 고딕" w:cs="맑은 고딕" w:eastAsia="맑은 고딕" w:hAnsi="맑은 고딕"/>
+                <w:sz w:val="20"/>
+                <w:szCs w:val="20"/>
+              </w:rPr>
+              <w:t xml:space="preserve"/>
+            </w:r>
+          </w:p>
+        </w:tc>
+        <w:tc>
+          <w:tcPr>
+            <w:tcW w:type="dxa" w:w="737"/>
+            <w:tcBorders>
+              <w:top w:val="single" w:color="A6A6A6" w:sz="4"/>
+              <w:left w:val="single" w:color="A6A6A6" w:sz="4"/>
+              <w:bottom w:val="single" w:color="A6A6A6" w:sz="4"/>
+              <w:right w:val="single" w:color="A6A6A6" w:sz="4"/>
+            </w:tcBorders>
+            <w:tcMar>
+              <w:top w:type="dxa" w:w="20"/>
+              <w:left w:type="dxa" w:w="100"/>
+              <w:bottom w:type="dxa" w:w="20"/>
+              <w:right w:type="dxa" w:w="100"/>
+            </w:tcMar>
+            <w:vAlign w:val="center"/>
+          </w:tcPr>
+          <w:p>
+            <w:pPr>
+              <w:spacing w:after="40" w:before="0"/>
+            </w:pPr>
+            <w:r>
+              <w:rPr>
+                <w:rFonts w:ascii="맑은 고딕" w:cs="맑은 고딕" w:eastAsia="맑은 고딕" w:hAnsi="맑은 고딕"/>
+                <w:sz w:val="20"/>
+                <w:szCs w:val="20"/>
+              </w:rPr>
+              <w:t xml:space="preserve"/>
+            </w:r>
+          </w:p>
+        </w:tc>
+      </w:tr>
+      <w:tr>
+        <w:trPr>
+          <w:trHeight w:val="539" w:hRule="exact"/>
+        </w:trPr>
+        <w:tc>
+          <w:tcPr>
+            <w:tcW w:type="dxa" w:w="9469"/>
+            <w:tcBorders>
+              <w:top w:val="single" w:color="A6A6A6" w:sz="4"/>
+              <w:left w:val="single" w:color="A6A6A6" w:sz="4"/>
+              <w:bottom w:val="single" w:color="A6A6A6" w:sz="4"/>
+              <w:right w:val="single" w:color="A6A6A6" w:sz="4"/>
+            </w:tcBorders>
+            <w:tcMar>
+              <w:top w:type="dxa" w:w="20"/>
+              <w:left w:type="dxa" w:w="100"/>
+              <w:bottom w:type="dxa" w:w="20"/>
+              <w:right w:type="dxa" w:w="100"/>
+            </w:tcMar>
+            <w:vAlign w:val="center"/>
+          </w:tcPr>
+          <w:p>
+            <w:pPr>
+              <w:spacing w:after="40" w:before="0"/>
+            </w:pPr>
+            <w:r>
+              <w:rPr>
+                <w:rFonts w:ascii="맑은 고딕" w:cs="맑은 고딕" w:eastAsia="맑은 고딕" w:hAnsi="맑은 고딕"/>
+                <w:sz w:val="20"/>
+                <w:szCs w:val="20"/>
+              </w:rPr>
+              <w:t xml:space="preserve"/>
+            </w:r>
+          </w:p>
+        </w:tc>
+        <w:tc>
+          <w:tcPr>
+            <w:tcW w:type="dxa" w:w="737"/>
+            <w:tcBorders>
+              <w:top w:val="single" w:color="A6A6A6" w:sz="4"/>
+              <w:left w:val="single" w:color="A6A6A6" w:sz="4"/>
+              <w:bottom w:val="single" w:color="A6A6A6" w:sz="4"/>
+              <w:right w:val="single" w:color="A6A6A6" w:sz="4"/>
+            </w:tcBorders>
+            <w:tcMar>
+              <w:top w:type="dxa" w:w="20"/>
+              <w:left w:type="dxa" w:w="100"/>
+              <w:bottom w:type="dxa" w:w="20"/>
+              <w:right w:type="dxa" w:w="100"/>
+            </w:tcMar>
+            <w:vAlign w:val="center"/>
+          </w:tcPr>
+          <w:p>
+            <w:pPr>
+              <w:spacing w:after="40" w:before="0"/>
+            </w:pPr>
+            <w:r>
+              <w:rPr>
+                <w:rFonts w:ascii="맑은 고딕" w:cs="맑은 고딕" w:eastAsia="맑은 고딕" w:hAnsi="맑은 고딕"/>
+                <w:sz w:val="20"/>
+                <w:szCs w:val="20"/>
+              </w:rPr>
+              <w:t xml:space="preserve"/>
+            </w:r>
+          </w:p>
+        </w:tc>
+      </w:tr>
+      <w:tr>
+        <w:trPr>
+          <w:trHeight w:val="539" w:hRule="exact"/>
+        </w:trPr>
+        <w:tc>
+          <w:tcPr>
+            <w:tcW w:type="dxa" w:w="9469"/>
+            <w:tcBorders>
+              <w:top w:val="single" w:color="A6A6A6" w:sz="4"/>
+              <w:left w:val="single" w:color="A6A6A6" w:sz="4"/>
+              <w:bottom w:val="single" w:color="A6A6A6" w:sz="4"/>
+              <w:right w:val="single" w:color="A6A6A6" w:sz="4"/>
+            </w:tcBorders>
+            <w:tcMar>
+              <w:top w:type="dxa" w:w="20"/>
+              <w:left w:type="dxa" w:w="100"/>
+              <w:bottom w:type="dxa" w:w="20"/>
+              <w:right w:type="dxa" w:w="100"/>
+            </w:tcMar>
+            <w:vAlign w:val="center"/>
+          </w:tcPr>
+          <w:p>
+            <w:pPr>
+              <w:spacing w:after="40" w:before="0"/>
+            </w:pPr>
+            <w:r>
+              <w:rPr>
+                <w:rFonts w:ascii="맑은 고딕" w:cs="맑은 고딕" w:eastAsia="맑은 고딕" w:hAnsi="맑은 고딕"/>
+                <w:sz w:val="20"/>
+                <w:szCs w:val="20"/>
+              </w:rPr>
+              <w:t xml:space="preserve"/>
+            </w:r>
+          </w:p>
+        </w:tc>
+        <w:tc>
+          <w:tcPr>
+            <w:tcW w:type="dxa" w:w="737"/>
+            <w:tcBorders>
+              <w:top w:val="single" w:color="A6A6A6" w:sz="4"/>
+              <w:left w:val="single" w:color="A6A6A6" w:sz="4"/>
+              <w:bottom w:val="single" w:color="A6A6A6" w:sz="4"/>
+              <w:right w:val="single" w:color="A6A6A6" w:sz="4"/>
+            </w:tcBorders>
+            <w:tcMar>
+              <w:top w:type="dxa" w:w="20"/>
+              <w:left w:type="dxa" w:w="100"/>
+              <w:bottom w:type="dxa" w:w="20"/>
+              <w:right w:type="dxa" w:w="100"/>
+            </w:tcMar>
+            <w:vAlign w:val="center"/>
+          </w:tcPr>
+          <w:p>
+            <w:pPr>
+              <w:spacing w:after="40" w:before="0"/>
+            </w:pPr>
+            <w:r>
+              <w:rPr>
+                <w:rFonts w:ascii="맑은 고딕" w:cs="맑은 고딕" w:eastAsia="맑은 고딕" w:hAnsi="맑은 고딕"/>
+                <w:sz w:val="20"/>
+                <w:szCs w:val="20"/>
+              </w:rPr>
+              <w:t xml:space="preserve"/>
+            </w:r>
+          </w:p>
+        </w:tc>
+      </w:tr>
+      <w:tr>
+        <w:trPr>
+          <w:trHeight w:val="539" w:hRule="exact"/>
+        </w:trPr>
+        <w:tc>
+          <w:tcPr>
+            <w:tcW w:type="dxa" w:w="9469"/>
+            <w:tcBorders>
+              <w:top w:val="single" w:color="A6A6A6" w:sz="4"/>
+              <w:left w:val="single" w:color="A6A6A6" w:sz="4"/>
+              <w:bottom w:val="single" w:color="A6A6A6" w:sz="4"/>
+              <w:right w:val="single" w:color="A6A6A6" w:sz="4"/>
+            </w:tcBorders>
+            <w:tcMar>
+              <w:top w:type="dxa" w:w="20"/>
+              <w:left w:type="dxa" w:w="100"/>
+              <w:bottom w:type="dxa" w:w="20"/>
+              <w:right w:type="dxa" w:w="100"/>
+            </w:tcMar>
+            <w:vAlign w:val="center"/>
+          </w:tcPr>
+          <w:p>
+            <w:pPr>
+              <w:spacing w:after="40" w:before="0"/>
+            </w:pPr>
+            <w:r>
+              <w:rPr>
+                <w:rFonts w:ascii="맑은 고딕" w:cs="맑은 고딕" w:eastAsia="맑은 고딕" w:hAnsi="맑은 고딕"/>
+                <w:sz w:val="20"/>
+                <w:szCs w:val="20"/>
+              </w:rPr>
+              <w:t xml:space="preserve"/>
+            </w:r>
+          </w:p>
+        </w:tc>
+        <w:tc>
+          <w:tcPr>
+            <w:tcW w:type="dxa" w:w="737"/>
+            <w:tcBorders>
+              <w:top w:val="single" w:color="A6A6A6" w:sz="4"/>
+              <w:left w:val="single" w:color="A6A6A6" w:sz="4"/>
+              <w:bottom w:val="single" w:color="A6A6A6" w:sz="4"/>
+              <w:right w:val="single" w:color="A6A6A6" w:sz="4"/>
+            </w:tcBorders>
+            <w:tcMar>
+              <w:top w:type="dxa" w:w="20"/>
+              <w:left w:type="dxa" w:w="100"/>
+              <w:bottom w:type="dxa" w:w="20"/>
+              <w:right w:type="dxa" w:w="100"/>
+            </w:tcMar>
+            <w:vAlign w:val="center"/>
+          </w:tcPr>
+          <w:p>
+            <w:pPr>
+              <w:spacing w:after="40" w:before="0"/>
+            </w:pPr>
+            <w:r>
+              <w:rPr>
+                <w:rFonts w:ascii="맑은 고딕" w:cs="맑은 고딕" w:eastAsia="맑은 고딕" w:hAnsi="맑은 고딕"/>
+                <w:sz w:val="20"/>
+                <w:szCs w:val="20"/>
+              </w:rPr>
+              <w:t xml:space="preserve"/>
+            </w:r>
+          </w:p>
+        </w:tc>
+      </w:tr>
+      <w:tr>
+        <w:trPr>
+          <w:trHeight w:val="539" w:hRule="exact"/>
+        </w:trPr>
+        <w:tc>
+          <w:tcPr>
+            <w:tcW w:type="dxa" w:w="9469"/>
+            <w:tcBorders>
+              <w:top w:val="single" w:color="A6A6A6" w:sz="4"/>
+              <w:left w:val="single" w:color="A6A6A6" w:sz="4"/>
+              <w:bottom w:val="single" w:color="A6A6A6" w:sz="4"/>
+              <w:right w:val="single" w:color="A6A6A6" w:sz="4"/>
+            </w:tcBorders>
+            <w:tcMar>
+              <w:top w:type="dxa" w:w="20"/>
+              <w:left w:type="dxa" w:w="100"/>
+              <w:bottom w:type="dxa" w:w="20"/>
+              <w:right w:type="dxa" w:w="100"/>
+            </w:tcMar>
+            <w:vAlign w:val="center"/>
+          </w:tcPr>
+          <w:p>
+            <w:pPr>
+              <w:spacing w:after="40" w:before="0"/>
+            </w:pPr>
+            <w:r>
+              <w:rPr>
+                <w:rFonts w:ascii="맑은 고딕" w:cs="맑은 고딕" w:eastAsia="맑은 고딕" w:hAnsi="맑은 고딕"/>
+                <w:sz w:val="20"/>
+                <w:szCs w:val="20"/>
+              </w:rPr>
+              <w:t xml:space="preserve"/>
+            </w:r>
+          </w:p>
+        </w:tc>
+        <w:tc>
+          <w:tcPr>
+            <w:tcW w:type="dxa" w:w="737"/>
+            <w:tcBorders>
+              <w:top w:val="single" w:color="A6A6A6" w:sz="4"/>
+              <w:left w:val="single" w:color="A6A6A6" w:sz="4"/>
+              <w:bottom w:val="single" w:color="A6A6A6" w:sz="4"/>
+              <w:right w:val="single" w:color="A6A6A6" w:sz="4"/>
+            </w:tcBorders>
+            <w:tcMar>
+              <w:top w:type="dxa" w:w="20"/>
+              <w:left w:type="dxa" w:w="100"/>
+              <w:bottom w:type="dxa" w:w="20"/>
+              <w:right w:type="dxa" w:w="100"/>
+            </w:tcMar>
+            <w:vAlign w:val="center"/>
+          </w:tcPr>
+          <w:p>
+            <w:pPr>
+              <w:spacing w:after="40" w:before="0"/>
+            </w:pPr>
+            <w:r>
+              <w:rPr>
+                <w:rFonts w:ascii="맑은 고딕" w:cs="맑은 고딕" w:eastAsia="맑은 고딕" w:hAnsi="맑은 고딕"/>
+                <w:sz w:val="20"/>
+                <w:szCs w:val="20"/>
+              </w:rPr>
+              <w:t xml:space="preserve"/>
+            </w:r>
+          </w:p>
+        </w:tc>
+      </w:tr>
+      <w:tr>
+        <w:trPr>
+          <w:trHeight w:val="539" w:hRule="exact"/>
+        </w:trPr>
+        <w:tc>
+          <w:tcPr>
+            <w:tcW w:type="dxa" w:w="9469"/>
+            <w:tcBorders>
+              <w:top w:val="single" w:color="A6A6A6" w:sz="4"/>
+              <w:left w:val="single" w:color="A6A6A6" w:sz="4"/>
+              <w:bottom w:val="single" w:color="A6A6A6" w:sz="4"/>
+              <w:right w:val="single" w:color="A6A6A6" w:sz="4"/>
+            </w:tcBorders>
+            <w:tcMar>
+              <w:top w:type="dxa" w:w="20"/>
+              <w:left w:type="dxa" w:w="100"/>
+              <w:bottom w:type="dxa" w:w="20"/>
+              <w:right w:type="dxa" w:w="100"/>
+            </w:tcMar>
+            <w:vAlign w:val="center"/>
+          </w:tcPr>
+          <w:p>
+            <w:pPr>
+              <w:spacing w:after="40" w:before="0"/>
+            </w:pPr>
+            <w:r>
+              <w:rPr>
+                <w:rFonts w:ascii="맑은 고딕" w:cs="맑은 고딕" w:eastAsia="맑은 고딕" w:hAnsi="맑은 고딕"/>
+                <w:sz w:val="20"/>
+                <w:szCs w:val="20"/>
+              </w:rPr>
+              <w:t xml:space="preserve"/>
+            </w:r>
+          </w:p>
+        </w:tc>
+        <w:tc>
+          <w:tcPr>
+            <w:tcW w:type="dxa" w:w="737"/>
+            <w:tcBorders>
+              <w:top w:val="single" w:color="A6A6A6" w:sz="4"/>
+              <w:left w:val="single" w:color="A6A6A6" w:sz="4"/>
+              <w:bottom w:val="single" w:color="A6A6A6" w:sz="4"/>
+              <w:right w:val="single" w:color="A6A6A6" w:sz="4"/>
+            </w:tcBorders>
+            <w:tcMar>
+              <w:top w:type="dxa" w:w="20"/>
+              <w:left w:type="dxa" w:w="100"/>
+              <w:bottom w:type="dxa" w:w="20"/>
+              <w:right w:type="dxa" w:w="100"/>
+            </w:tcMar>
+            <w:vAlign w:val="center"/>
+          </w:tcPr>
+          <w:p>
+            <w:pPr>
+              <w:spacing w:after="40" w:before="0"/>
+            </w:pPr>
+            <w:r>
+              <w:rPr>
+                <w:rFonts w:ascii="맑은 고딕" w:cs="맑은 고딕" w:eastAsia="맑은 고딕" w:hAnsi="맑은 고딕"/>
+                <w:sz w:val="20"/>
+                <w:szCs w:val="20"/>
+              </w:rPr>
+              <w:t xml:space="preserve"/>
+            </w:r>
+          </w:p>
+        </w:tc>
+      </w:tr>
+      <w:tr>
+        <w:trPr>
+          <w:trHeight w:val="539" w:hRule="exact"/>
+        </w:trPr>
+        <w:tc>
+          <w:tcPr>
+            <w:tcW w:type="dxa" w:w="9469"/>
+            <w:tcBorders>
+              <w:top w:val="single" w:color="A6A6A6" w:sz="4"/>
+              <w:left w:val="single" w:color="A6A6A6" w:sz="4"/>
+              <w:bottom w:val="single" w:color="A6A6A6" w:sz="4"/>
+              <w:right w:val="single" w:color="A6A6A6" w:sz="4"/>
+            </w:tcBorders>
+            <w:tcMar>
+              <w:top w:type="dxa" w:w="20"/>
+              <w:left w:type="dxa" w:w="100"/>
+              <w:bottom w:type="dxa" w:w="20"/>
+              <w:right w:type="dxa" w:w="100"/>
+            </w:tcMar>
+            <w:vAlign w:val="center"/>
+          </w:tcPr>
+          <w:p>
+            <w:pPr>
+              <w:spacing w:after="40" w:before="0"/>
+            </w:pPr>
+            <w:r>
+              <w:rPr>
+                <w:rFonts w:ascii="맑은 고딕" w:cs="맑은 고딕" w:eastAsia="맑은 고딕" w:hAnsi="맑은 고딕"/>
+                <w:sz w:val="20"/>
+                <w:szCs w:val="20"/>
+              </w:rPr>
+              <w:t xml:space="preserve"/>
+            </w:r>
+          </w:p>
+        </w:tc>
+        <w:tc>
+          <w:tcPr>
+            <w:tcW w:type="dxa" w:w="737"/>
+            <w:tcBorders>
+              <w:top w:val="single" w:color="A6A6A6" w:sz="4"/>
+              <w:left w:val="single" w:color="A6A6A6" w:sz="4"/>
+              <w:bottom w:val="single" w:color="A6A6A6" w:sz="4"/>
+              <w:right w:val="single" w:color="A6A6A6" w:sz="4"/>
+            </w:tcBorders>
+            <w:tcMar>
+              <w:top w:type="dxa" w:w="20"/>
+              <w:left w:type="dxa" w:w="100"/>
+              <w:bottom w:type="dxa" w:w="20"/>
+              <w:right w:type="dxa" w:w="100"/>
+            </w:tcMar>
+            <w:vAlign w:val="center"/>
+          </w:tcPr>
+          <w:p>
+            <w:pPr>
+              <w:spacing w:after="40" w:before="0"/>
+            </w:pPr>
+            <w:r>
+              <w:rPr>
+                <w:rFonts w:ascii="맑은 고딕" w:cs="맑은 고딕" w:eastAsia="맑은 고딕" w:hAnsi="맑은 고딕"/>
+                <w:sz w:val="20"/>
+                <w:szCs w:val="20"/>
+              </w:rPr>
+              <w:t xml:space="preserve"/>
+            </w:r>
+          </w:p>
+        </w:tc>
+      </w:tr>
+      <w:tr>
+        <w:trPr>
+          <w:trHeight w:val="539" w:hRule="exact"/>
+        </w:trPr>
+        <w:tc>
+          <w:tcPr>
+            <w:tcW w:type="dxa" w:w="9469"/>
+            <w:tcBorders>
+              <w:top w:val="single" w:color="A6A6A6" w:sz="4"/>
+              <w:left w:val="single" w:color="A6A6A6" w:sz="4"/>
+              <w:bottom w:val="single" w:color="A6A6A6" w:sz="4"/>
+              <w:right w:val="single" w:color="A6A6A6" w:sz="4"/>
+            </w:tcBorders>
+            <w:tcMar>
+              <w:top w:type="dxa" w:w="20"/>
+              <w:left w:type="dxa" w:w="100"/>
+              <w:bottom w:type="dxa" w:w="20"/>
+              <w:right w:type="dxa" w:w="100"/>
+            </w:tcMar>
+            <w:vAlign w:val="center"/>
+          </w:tcPr>
+          <w:p>
+            <w:pPr>
+              <w:spacing w:after="40" w:before="0"/>
+            </w:pPr>
+            <w:r>
+              <w:rPr>
+                <w:rFonts w:ascii="맑은 고딕" w:cs="맑은 고딕" w:eastAsia="맑은 고딕" w:hAnsi="맑은 고딕"/>
+                <w:sz w:val="20"/>
+                <w:szCs w:val="20"/>
+              </w:rPr>
+              <w:t xml:space="preserve"/>
+            </w:r>
+          </w:p>
+        </w:tc>
+        <w:tc>
+          <w:tcPr>
+            <w:tcW w:type="dxa" w:w="737"/>
+            <w:tcBorders>
+              <w:top w:val="single" w:color="A6A6A6" w:sz="4"/>
+              <w:left w:val="single" w:color="A6A6A6" w:sz="4"/>
+              <w:bottom w:val="single" w:color="A6A6A6" w:sz="4"/>
+              <w:right w:val="single" w:color="A6A6A6" w:sz="4"/>
+            </w:tcBorders>
+            <w:tcMar>
+              <w:top w:type="dxa" w:w="20"/>
+              <w:left w:type="dxa" w:w="100"/>
+              <w:bottom w:type="dxa" w:w="20"/>
+              <w:right w:type="dxa" w:w="100"/>
+            </w:tcMar>
+            <w:vAlign w:val="center"/>
+          </w:tcPr>
+          <w:p>
+            <w:pPr>
+              <w:spacing w:after="40" w:before="0"/>
+            </w:pPr>
+            <w:r>
+              <w:rPr>
+                <w:rFonts w:ascii="맑은 고딕" w:cs="맑은 고딕" w:eastAsia="맑은 고딕" w:hAnsi="맑은 고딕"/>
+                <w:sz w:val="20"/>
+                <w:szCs w:val="20"/>
+              </w:rPr>
+              <w:t xml:space="preserve"/>
+            </w:r>
+          </w:p>
+        </w:tc>
+      </w:tr>
+      <w:tr>
+        <w:trPr>
+          <w:trHeight w:val="539" w:hRule="exact"/>
+        </w:trPr>
+        <w:tc>
+          <w:tcPr>
+            <w:tcW w:type="dxa" w:w="9469"/>
+            <w:tcBorders>
+              <w:top w:val="single" w:color="A6A6A6" w:sz="4"/>
+              <w:left w:val="single" w:color="A6A6A6" w:sz="4"/>
+              <w:bottom w:val="single" w:color="A6A6A6" w:sz="4"/>
+              <w:right w:val="single" w:color="A6A6A6" w:sz="4"/>
+            </w:tcBorders>
+            <w:tcMar>
+              <w:top w:type="dxa" w:w="20"/>
+              <w:left w:type="dxa" w:w="100"/>
+              <w:bottom w:type="dxa" w:w="20"/>
+              <w:right w:type="dxa" w:w="100"/>
+            </w:tcMar>
+            <w:vAlign w:val="center"/>
+          </w:tcPr>
+          <w:p>
+            <w:pPr>
+              <w:spacing w:after="40" w:before="0"/>
+            </w:pPr>
+            <w:r>
+              <w:rPr>
+                <w:rFonts w:ascii="맑은 고딕" w:cs="맑은 고딕" w:eastAsia="맑은 고딕" w:hAnsi="맑은 고딕"/>
+                <w:sz w:val="20"/>
+                <w:szCs w:val="20"/>
+              </w:rPr>
+              <w:t xml:space="preserve"/>
+            </w:r>
+          </w:p>
+        </w:tc>
+        <w:tc>
+          <w:tcPr>
+            <w:tcW w:type="dxa" w:w="737"/>
+            <w:tcBorders>
+              <w:top w:val="single" w:color="A6A6A6" w:sz="4"/>
+              <w:left w:val="single" w:color="A6A6A6" w:sz="4"/>
+              <w:bottom w:val="single" w:color="A6A6A6" w:sz="4"/>
+              <w:right w:val="single" w:color="A6A6A6" w:sz="4"/>
+            </w:tcBorders>
+            <w:tcMar>
+              <w:top w:type="dxa" w:w="20"/>
+              <w:left w:type="dxa" w:w="100"/>
+              <w:bottom w:type="dxa" w:w="20"/>
+              <w:right w:type="dxa" w:w="100"/>
+            </w:tcMar>
+            <w:vAlign w:val="center"/>
+          </w:tcPr>
+          <w:p>
+            <w:pPr>
+              <w:spacing w:after="40" w:before="0"/>
+            </w:pPr>
+            <w:r>
+              <w:rPr>
+                <w:rFonts w:ascii="맑은 고딕" w:cs="맑은 고딕" w:eastAsia="맑은 고딕" w:hAnsi="맑은 고딕"/>
+                <w:sz w:val="20"/>
+                <w:szCs w:val="20"/>
+              </w:rPr>
+              <w:t xml:space="preserve"/>
+            </w:r>
+          </w:p>
+        </w:tc>
+      </w:tr>
+      <w:tr>
+        <w:trPr>
+          <w:trHeight w:val="539" w:hRule="exact"/>
+        </w:trPr>
+        <w:tc>
+          <w:tcPr>
+            <w:tcW w:type="dxa" w:w="9469"/>
+            <w:tcBorders>
+              <w:top w:val="single" w:color="A6A6A6" w:sz="4"/>
+              <w:left w:val="single" w:color="A6A6A6" w:sz="4"/>
+              <w:bottom w:val="single" w:color="A6A6A6" w:sz="4"/>
+              <w:right w:val="single" w:color="A6A6A6" w:sz="4"/>
+            </w:tcBorders>
+            <w:tcMar>
+              <w:top w:type="dxa" w:w="20"/>
+              <w:left w:type="dxa" w:w="100"/>
+              <w:bottom w:type="dxa" w:w="20"/>
+              <w:right w:type="dxa" w:w="100"/>
+            </w:tcMar>
+            <w:vAlign w:val="center"/>
+          </w:tcPr>
+          <w:p>
+            <w:pPr>
+              <w:spacing w:after="40" w:before="0"/>
+            </w:pPr>
+            <w:r>
+              <w:rPr>
+                <w:rFonts w:ascii="맑은 고딕" w:cs="맑은 고딕" w:eastAsia="맑은 고딕" w:hAnsi="맑은 고딕"/>
+                <w:sz w:val="20"/>
+                <w:szCs w:val="20"/>
+              </w:rPr>
+              <w:t xml:space="preserve"/>
+            </w:r>
+          </w:p>
+        </w:tc>
+        <w:tc>
+          <w:tcPr>
+            <w:tcW w:type="dxa" w:w="737"/>
+            <w:tcBorders>
+              <w:top w:val="single" w:color="A6A6A6" w:sz="4"/>
+              <w:left w:val="single" w:color="A6A6A6" w:sz="4"/>
+              <w:bottom w:val="single" w:color="A6A6A6" w:sz="4"/>
+              <w:right w:val="single" w:color="A6A6A6" w:sz="4"/>
+            </w:tcBorders>
+            <w:tcMar>
+              <w:top w:type="dxa" w:w="20"/>
+              <w:left w:type="dxa" w:w="100"/>
+              <w:bottom w:type="dxa" w:w="20"/>
+              <w:right w:type="dxa" w:w="100"/>
+            </w:tcMar>
+            <w:vAlign w:val="center"/>
+          </w:tcPr>
+          <w:p>
+            <w:pPr>
+              <w:spacing w:after="40" w:before="0"/>
+            </w:pPr>
+            <w:r>
+              <w:rPr>
+                <w:rFonts w:ascii="맑은 고딕" w:cs="맑은 고딕" w:eastAsia="맑은 고딕" w:hAnsi="맑은 고딕"/>
+                <w:sz w:val="20"/>
+                <w:szCs w:val="20"/>
+              </w:rPr>
+              <w:t xml:space="preserve"/>
+            </w:r>
+          </w:p>
+        </w:tc>
+      </w:tr>
+      <w:tr>
+        <w:trPr>
+          <w:trHeight w:val="539" w:hRule="exact"/>
+        </w:trPr>
+        <w:tc>
+          <w:tcPr>
+            <w:tcW w:type="dxa" w:w="9469"/>
+            <w:tcBorders>
+              <w:top w:val="single" w:color="A6A6A6" w:sz="4"/>
+              <w:left w:val="single" w:color="A6A6A6" w:sz="4"/>
+              <w:bottom w:val="single" w:color="A6A6A6" w:sz="4"/>
+              <w:right w:val="single" w:color="A6A6A6" w:sz="4"/>
+            </w:tcBorders>
+            <w:tcMar>
+              <w:top w:type="dxa" w:w="20"/>
+              <w:left w:type="dxa" w:w="100"/>
+              <w:bottom w:type="dxa" w:w="20"/>
+              <w:right w:type="dxa" w:w="100"/>
+            </w:tcMar>
+            <w:vAlign w:val="center"/>
+          </w:tcPr>
+          <w:p>
+            <w:pPr>
+              <w:spacing w:after="40" w:before="0"/>
+            </w:pPr>
+            <w:r>
+              <w:rPr>
+                <w:rFonts w:ascii="맑은 고딕" w:cs="맑은 고딕" w:eastAsia="맑은 고딕" w:hAnsi="맑은 고딕"/>
+                <w:sz w:val="20"/>
+                <w:szCs w:val="20"/>
+              </w:rPr>
+              <w:t xml:space="preserve"/>
+            </w:r>
+          </w:p>
+        </w:tc>
+        <w:tc>
+          <w:tcPr>
+            <w:tcW w:type="dxa" w:w="737"/>
+            <w:tcBorders>
+              <w:top w:val="single" w:color="A6A6A6" w:sz="4"/>
+              <w:left w:val="single" w:color="A6A6A6" w:sz="4"/>
+              <w:bottom w:val="single" w:color="A6A6A6" w:sz="4"/>
+              <w:right w:val="single" w:color="A6A6A6" w:sz="4"/>
+            </w:tcBorders>
+            <w:tcMar>
+              <w:top w:type="dxa" w:w="20"/>
+              <w:left w:type="dxa" w:w="100"/>
+              <w:bottom w:type="dxa" w:w="20"/>
+              <w:right w:type="dxa" w:w="100"/>
+            </w:tcMar>
+            <w:vAlign w:val="center"/>
+          </w:tcPr>
+          <w:p>
+            <w:pPr>
+              <w:spacing w:after="40" w:before="0"/>
+            </w:pPr>
+            <w:r>
+              <w:rPr>
+                <w:rFonts w:ascii="맑은 고딕" w:cs="맑은 고딕" w:eastAsia="맑은 고딕" w:hAnsi="맑은 고딕"/>
+                <w:sz w:val="20"/>
+                <w:szCs w:val="20"/>
+              </w:rPr>
+              <w:t xml:space="preserve"/>
             </w:r>
           </w:p>
         </w:tc>
@@ -4513,20 +5210,7 @@
     </w:tbl>
     <w:p>
       <w:pPr>
-        <w:spacing w:after="40" w:before="0"/>
-      </w:pPr>
-      <w:r>
-        <w:rPr>
-          <w:rFonts w:ascii="맑은 고딕" w:cs="맑은 고딕" w:eastAsia="맑은 고딕" w:hAnsi="맑은 고딕"/>
-          <w:sz w:val="20"/>
-          <w:szCs w:val="20"/>
-        </w:rPr>
-        <w:t xml:space="preserve"> </w:t>
-      </w:r>
-    </w:p>
-    <w:p>
-      <w:pPr>
-        <w:spacing w:after="40" w:before="0"/>
+        <w:spacing w:after="40" w:before="2"/>
         <w:jc w:val="right"/>
       </w:pPr>
       <w:r>
@@ -4556,7 +5240,7 @@
           <w:sz w:val="32"/>
           <w:szCs w:val="32"/>
         </w:rPr>
-        <w:t xml:space="preserve">[2차시 ②] 헌법재판소 결정문</w:t>
+        <w:t xml:space="preserve">[2차시] 헌법재판소 결정문 (뒷면)</w:t>
       </w:r>
     </w:p>
     <w:p>
@@ -4581,139 +5265,8 @@
       <w:r>
         <w:rPr>
           <w:rFonts w:ascii="맑은 고딕" w:cs="맑은 고딕" w:eastAsia="맑은 고딕" w:hAnsi="맑은 고딕"/>
-          <w:color w:val="C00000"/>
-          <w:sz w:val="16"/>
-          <w:szCs w:val="16"/>
-        </w:rPr>
-        <w:t xml:space="preserve">※ 모든 칸은 손으로 작성합니다. 작성 시간에는 휴대폰·태블릿·노트북을 사용하지 않습니다.</w:t>
-      </w:r>
-    </w:p>
-    <w:tbl>
-      <w:tblPr>
-        <w:tblW w:type="dxa" w:w="10206"/>
-        <w:tblBorders>
-          <w:top w:val="single" w:color="auto" w:sz="4"/>
-          <w:left w:val="single" w:color="auto" w:sz="4"/>
-          <w:bottom w:val="single" w:color="auto" w:sz="4"/>
-          <w:right w:val="single" w:color="auto" w:sz="4"/>
-          <w:insideH w:val="single" w:color="auto" w:sz="4"/>
-          <w:insideV w:val="single" w:color="auto" w:sz="4"/>
-        </w:tblBorders>
-      </w:tblPr>
-      <w:tblGrid>
-        <w:gridCol w:w="3001"/>
-        <w:gridCol w:w="3001"/>
-        <w:gridCol w:w="4204"/>
-      </w:tblGrid>
-      <w:tr>
-        <w:trPr>
-          <w:cantSplit/>
-          <w:trHeight w:val="567" w:hRule="atLeast"/>
-        </w:trPr>
-        <w:tc>
-          <w:tcPr>
-            <w:tcW w:type="dxa" w:w="3001"/>
-            <w:tcBorders>
-              <w:top w:val="single" w:color="808080" w:sz="4"/>
-              <w:left w:val="single" w:color="808080" w:sz="4"/>
-              <w:bottom w:val="single" w:color="808080" w:sz="4"/>
-              <w:right w:val="single" w:color="808080" w:sz="4"/>
-            </w:tcBorders>
-            <w:tcMar>
-              <w:top w:type="dxa" w:w="60"/>
-              <w:left w:type="dxa" w:w="100"/>
-              <w:bottom w:type="dxa" w:w="60"/>
-              <w:right w:type="dxa" w:w="100"/>
-            </w:tcMar>
-            <w:vAlign w:val="center"/>
-          </w:tcPr>
-          <w:p>
-            <w:pPr>
-              <w:spacing w:after="40" w:before="0"/>
-            </w:pPr>
-            <w:r>
-              <w:rPr>
-                <w:rFonts w:ascii="맑은 고딕" w:cs="맑은 고딕" w:eastAsia="맑은 고딕" w:hAnsi="맑은 고딕"/>
-                <w:sz w:val="20"/>
-                <w:szCs w:val="20"/>
-              </w:rPr>
-              <w:t xml:space="preserve">1학년        반</w:t>
-            </w:r>
-          </w:p>
-        </w:tc>
-        <w:tc>
-          <w:tcPr>
-            <w:tcW w:type="dxa" w:w="3001"/>
-            <w:tcBorders>
-              <w:top w:val="single" w:color="808080" w:sz="4"/>
-              <w:left w:val="single" w:color="808080" w:sz="4"/>
-              <w:bottom w:val="single" w:color="808080" w:sz="4"/>
-              <w:right w:val="single" w:color="808080" w:sz="4"/>
-            </w:tcBorders>
-            <w:tcMar>
-              <w:top w:type="dxa" w:w="60"/>
-              <w:left w:type="dxa" w:w="100"/>
-              <w:bottom w:type="dxa" w:w="60"/>
-              <w:right w:type="dxa" w:w="100"/>
-            </w:tcMar>
-            <w:vAlign w:val="center"/>
-          </w:tcPr>
-          <w:p>
-            <w:pPr>
-              <w:spacing w:after="40" w:before="0"/>
-            </w:pPr>
-            <w:r>
-              <w:rPr>
-                <w:rFonts w:ascii="맑은 고딕" w:cs="맑은 고딕" w:eastAsia="맑은 고딕" w:hAnsi="맑은 고딕"/>
-                <w:sz w:val="20"/>
-                <w:szCs w:val="20"/>
-              </w:rPr>
-              <w:t xml:space="preserve">번호:</w:t>
-            </w:r>
-          </w:p>
-        </w:tc>
-        <w:tc>
-          <w:tcPr>
-            <w:tcW w:type="dxa" w:w="4204"/>
-            <w:tcBorders>
-              <w:top w:val="single" w:color="808080" w:sz="4"/>
-              <w:left w:val="single" w:color="808080" w:sz="4"/>
-              <w:bottom w:val="single" w:color="808080" w:sz="4"/>
-              <w:right w:val="single" w:color="808080" w:sz="4"/>
-            </w:tcBorders>
-            <w:tcMar>
-              <w:top w:type="dxa" w:w="60"/>
-              <w:left w:type="dxa" w:w="100"/>
-              <w:bottom w:type="dxa" w:w="60"/>
-              <w:right w:type="dxa" w:w="100"/>
-            </w:tcMar>
-            <w:vAlign w:val="center"/>
-          </w:tcPr>
-          <w:p>
-            <w:pPr>
-              <w:spacing w:after="40" w:before="0"/>
-            </w:pPr>
-            <w:r>
-              <w:rPr>
-                <w:rFonts w:ascii="맑은 고딕" w:cs="맑은 고딕" w:eastAsia="맑은 고딕" w:hAnsi="맑은 고딕"/>
-                <w:sz w:val="20"/>
-                <w:szCs w:val="20"/>
-              </w:rPr>
-              <w:t xml:space="preserve">이름:</w:t>
-            </w:r>
-          </w:p>
-        </w:tc>
-      </w:tr>
-    </w:tbl>
-    <w:p>
-      <w:pPr>
-        <w:spacing w:after="40" w:before="0"/>
-      </w:pPr>
-      <w:r>
-        <w:rPr>
-          <w:rFonts w:ascii="맑은 고딕" w:cs="맑은 고딕" w:eastAsia="맑은 고딕" w:hAnsi="맑은 고딕"/>
-          <w:sz w:val="12"/>
-          <w:szCs w:val="12"/>
+          <w:sz w:val="8"/>
+          <w:szCs w:val="8"/>
         </w:rPr>
         <w:t xml:space="preserve"> </w:t>
       </w:r>
@@ -4731,227 +5284,85 @@
         </w:tblBorders>
       </w:tblPr>
       <w:tblGrid>
-        <w:gridCol w:w="2268"/>
-        <w:gridCol w:w="7938"/>
+        <w:gridCol w:w="10206"/>
       </w:tblGrid>
       <w:tr>
         <w:trPr>
           <w:cantSplit/>
-          <w:trHeight w:val="794" w:hRule="atLeast"/>
         </w:trPr>
         <w:tc>
           <w:tcPr>
-            <w:tcW w:type="dxa" w:w="2268"/>
-            <w:tcBorders>
-              <w:top w:val="single" w:color="808080" w:sz="4"/>
-              <w:left w:val="single" w:color="808080" w:sz="4"/>
-              <w:bottom w:val="single" w:color="808080" w:sz="4"/>
-              <w:right w:val="single" w:color="808080" w:sz="4"/>
-            </w:tcBorders>
-            <w:shd w:fill="DDEBF7" w:color="auto" w:val="clear"/>
-            <w:tcMar>
-              <w:top w:type="dxa" w:w="60"/>
-              <w:left w:type="dxa" w:w="100"/>
-              <w:bottom w:type="dxa" w:w="60"/>
-              <w:right w:type="dxa" w:w="100"/>
-            </w:tcMar>
-            <w:vAlign w:val="center"/>
-          </w:tcPr>
-          <w:p>
-            <w:pPr>
-              <w:spacing w:after="40" w:before="0"/>
-              <w:jc w:val="center"/>
+            <w:tcW w:type="dxa" w:w="10206"/>
+            <w:tcBorders>
+              <w:top w:val="single" w:color="808080" w:sz="4"/>
+              <w:left w:val="single" w:color="808080" w:sz="4"/>
+              <w:bottom w:val="single" w:color="808080" w:sz="4"/>
+              <w:right w:val="single" w:color="808080" w:sz="4"/>
+            </w:tcBorders>
+            <w:shd w:fill="F2F2F2" w:color="auto" w:val="clear"/>
+            <w:tcMar>
+              <w:top w:type="dxa" w:w="60"/>
+              <w:left w:type="dxa" w:w="100"/>
+              <w:bottom w:type="dxa" w:w="60"/>
+              <w:right w:type="dxa" w:w="100"/>
+            </w:tcMar>
+            <w:vAlign w:val="center"/>
+          </w:tcPr>
+          <w:p>
+            <w:pPr>
+              <w:spacing w:after="40" w:before="0"/>
             </w:pPr>
             <w:r>
               <w:rPr>
                 <w:rFonts w:ascii="맑은 고딕" w:cs="맑은 고딕" w:eastAsia="맑은 고딕" w:hAnsi="맑은 고딕"/>
                 <w:b/>
                 <w:bCs/>
-                <w:sz w:val="20"/>
-                <w:szCs w:val="20"/>
-              </w:rPr>
-              <w:t xml:space="preserve">사건</w:t>
-            </w:r>
-          </w:p>
-        </w:tc>
-        <w:tc>
-          <w:tcPr>
-            <w:tcW w:type="dxa" w:w="7938"/>
-            <w:tcBorders>
-              <w:top w:val="single" w:color="808080" w:sz="4"/>
-              <w:left w:val="single" w:color="808080" w:sz="4"/>
-              <w:bottom w:val="single" w:color="808080" w:sz="4"/>
-              <w:right w:val="single" w:color="808080" w:sz="4"/>
-            </w:tcBorders>
-            <w:tcMar>
-              <w:top w:type="dxa" w:w="60"/>
-              <w:left w:type="dxa" w:w="100"/>
-              <w:bottom w:type="dxa" w:w="60"/>
-              <w:right w:type="dxa" w:w="100"/>
-            </w:tcMar>
-            <w:vAlign w:val="top"/>
-          </w:tcPr>
-          <w:p>
-            <w:pPr>
-              <w:spacing w:after="40" w:before="0"/>
-            </w:pPr>
-            <w:r>
-              <w:rPr>
-                <w:rFonts w:ascii="맑은 고딕" w:cs="맑은 고딕" w:eastAsia="맑은 고딕" w:hAnsi="맑은 고딕"/>
-                <w:i/>
-                <w:iCs/>
-                <w:color w:val="7F7F7F"/>
-                <w:sz w:val="16"/>
-                <w:szCs w:val="16"/>
-              </w:rPr>
-              <w:t xml:space="preserve">사건명:</w:t>
-            </w:r>
-          </w:p>
-        </w:tc>
-      </w:tr>
-      <w:tr>
-        <w:trPr>
-          <w:cantSplit/>
-          <w:trHeight w:val="680" w:hRule="atLeast"/>
-        </w:trPr>
-        <w:tc>
-          <w:tcPr>
-            <w:tcW w:type="dxa" w:w="2268"/>
-            <w:tcBorders>
-              <w:top w:val="single" w:color="808080" w:sz="4"/>
-              <w:left w:val="single" w:color="808080" w:sz="4"/>
-              <w:bottom w:val="single" w:color="808080" w:sz="4"/>
-              <w:right w:val="single" w:color="808080" w:sz="4"/>
-            </w:tcBorders>
-            <w:shd w:fill="DDEBF7" w:color="auto" w:val="clear"/>
-            <w:tcMar>
-              <w:top w:type="dxa" w:w="60"/>
-              <w:left w:type="dxa" w:w="100"/>
-              <w:bottom w:type="dxa" w:w="60"/>
-              <w:right w:type="dxa" w:w="100"/>
-            </w:tcMar>
-            <w:vAlign w:val="center"/>
-          </w:tcPr>
-          <w:p>
-            <w:pPr>
-              <w:spacing w:after="40" w:before="0"/>
-              <w:jc w:val="center"/>
+                <w:sz w:val="18"/>
+                <w:szCs w:val="18"/>
+              </w:rPr>
+              <w:t xml:space="preserve">✎ 결정문 형식: 【사건】사건명 【청구인】 【주문】결론 한 문장 【이유】1. 사건 개요 2. 쟁점 3. 판단 4. 결론  (조사지 A 참고)</w:t>
+            </w:r>
+          </w:p>
+          <w:p>
+            <w:pPr>
+              <w:spacing w:after="40" w:before="0"/>
+            </w:pPr>
+            <w:r>
+              <w:rPr>
+                <w:rFonts w:ascii="맑은 고딕" w:cs="맑은 고딕" w:eastAsia="맑은 고딕" w:hAnsi="맑은 고딕"/>
+                <w:sz w:val="17"/>
+                <w:szCs w:val="17"/>
+              </w:rPr>
+              <w:t xml:space="preserve">3. 판단에서는 이 네 가지를 생각해 보세요: 목적은 정당한가? · 수단이 도움이 되는가? · 덜 제한하는 방법은 없는가? · 공익과 사익 중 무엇이 더 큰가? (헌법 제37조 제2항)</w:t>
+            </w:r>
+          </w:p>
+          <w:p>
+            <w:pPr>
+              <w:spacing w:after="40" w:before="0"/>
+            </w:pPr>
+            <w:r>
+              <w:rPr>
+                <w:rFonts w:ascii="맑은 고딕" w:cs="맑은 고딕" w:eastAsia="맑은 고딕" w:hAnsi="맑은 고딕"/>
+                <w:sz w:val="17"/>
+                <w:szCs w:val="17"/>
+              </w:rPr>
+              <w:t xml:space="preserve">※ 실제 결정이 헌법불합치·한정위헌이면 ‘위헌’ 쪽으로 판단하세요.</w:t>
+            </w:r>
+          </w:p>
+          <w:p>
+            <w:pPr>
+              <w:spacing w:after="40" w:before="0"/>
             </w:pPr>
             <w:r>
               <w:rPr>
                 <w:rFonts w:ascii="맑은 고딕" w:cs="맑은 고딕" w:eastAsia="맑은 고딕" w:hAnsi="맑은 고딕"/>
                 <w:b/>
                 <w:bCs/>
-                <w:sz w:val="20"/>
-                <w:szCs w:val="20"/>
-              </w:rPr>
-              <w:t xml:space="preserve">청구인</w:t>
-            </w:r>
-          </w:p>
-        </w:tc>
-        <w:tc>
-          <w:tcPr>
-            <w:tcW w:type="dxa" w:w="7938"/>
-            <w:tcBorders>
-              <w:top w:val="single" w:color="808080" w:sz="4"/>
-              <w:left w:val="single" w:color="808080" w:sz="4"/>
-              <w:bottom w:val="single" w:color="808080" w:sz="4"/>
-              <w:right w:val="single" w:color="808080" w:sz="4"/>
-            </w:tcBorders>
-            <w:tcMar>
-              <w:top w:type="dxa" w:w="60"/>
-              <w:left w:type="dxa" w:w="100"/>
-              <w:bottom w:type="dxa" w:w="60"/>
-              <w:right w:type="dxa" w:w="100"/>
-            </w:tcMar>
-            <w:vAlign w:val="top"/>
-          </w:tcPr>
-          <w:p>
-            <w:pPr>
-              <w:spacing w:after="40" w:before="0"/>
-            </w:pPr>
-            <w:r>
-              <w:rPr>
-                <w:rFonts w:ascii="맑은 고딕" w:cs="맑은 고딕" w:eastAsia="맑은 고딕" w:hAnsi="맑은 고딕"/>
-                <w:sz w:val="20"/>
-                <w:szCs w:val="20"/>
-              </w:rPr>
-              <w:t xml:space="preserve"/>
-            </w:r>
-          </w:p>
-        </w:tc>
-      </w:tr>
-      <w:tr>
-        <w:trPr>
-          <w:cantSplit/>
-          <w:trHeight w:val="1418" w:hRule="atLeast"/>
-        </w:trPr>
-        <w:tc>
-          <w:tcPr>
-            <w:tcW w:type="dxa" w:w="2268"/>
-            <w:tcBorders>
-              <w:top w:val="single" w:color="808080" w:sz="4"/>
-              <w:left w:val="single" w:color="808080" w:sz="4"/>
-              <w:bottom w:val="single" w:color="808080" w:sz="4"/>
-              <w:right w:val="single" w:color="808080" w:sz="4"/>
-            </w:tcBorders>
-            <w:shd w:fill="DDEBF7" w:color="auto" w:val="clear"/>
-            <w:tcMar>
-              <w:top w:type="dxa" w:w="60"/>
-              <w:left w:type="dxa" w:w="100"/>
-              <w:bottom w:type="dxa" w:w="60"/>
-              <w:right w:type="dxa" w:w="100"/>
-            </w:tcMar>
-            <w:vAlign w:val="center"/>
-          </w:tcPr>
-          <w:p>
-            <w:pPr>
-              <w:spacing w:after="40" w:before="0"/>
-              <w:jc w:val="center"/>
-            </w:pPr>
-            <w:r>
-              <w:rPr>
-                <w:rFonts w:ascii="맑은 고딕" w:cs="맑은 고딕" w:eastAsia="맑은 고딕" w:hAnsi="맑은 고딕"/>
-                <w:b/>
-                <w:bCs/>
-                <w:sz w:val="20"/>
-                <w:szCs w:val="20"/>
-              </w:rPr>
-              <w:t xml:space="preserve">주 문</w:t>
-            </w:r>
-          </w:p>
-        </w:tc>
-        <w:tc>
-          <w:tcPr>
-            <w:tcW w:type="dxa" w:w="7938"/>
-            <w:tcBorders>
-              <w:top w:val="single" w:color="808080" w:sz="4"/>
-              <w:left w:val="single" w:color="808080" w:sz="4"/>
-              <w:bottom w:val="single" w:color="808080" w:sz="4"/>
-              <w:right w:val="single" w:color="808080" w:sz="4"/>
-            </w:tcBorders>
-            <w:tcMar>
-              <w:top w:type="dxa" w:w="60"/>
-              <w:left w:type="dxa" w:w="100"/>
-              <w:bottom w:type="dxa" w:w="60"/>
-              <w:right w:type="dxa" w:w="100"/>
-            </w:tcMar>
-            <w:vAlign w:val="top"/>
-          </w:tcPr>
-          <w:p>
-            <w:pPr>
-              <w:spacing w:after="40" w:before="0"/>
-            </w:pPr>
-            <w:r>
-              <w:rPr>
-                <w:rFonts w:ascii="맑은 고딕" w:cs="맑은 고딕" w:eastAsia="맑은 고딕" w:hAnsi="맑은 고딕"/>
-                <w:i/>
-                <w:iCs/>
-                <w:color w:val="7F7F7F"/>
-                <w:sz w:val="16"/>
-                <w:szCs w:val="16"/>
-              </w:rPr>
-              <w:t xml:space="preserve">결론을 먼저 씁니다  예) “○○법 제○조는 헌법에 위반된다.” / “헌법에 위반되지 아니한다.”</w:t>
+                <w:color w:val="1F4E79"/>
+                <w:sz w:val="17"/>
+                <w:szCs w:val="17"/>
+              </w:rPr>
+              <w:t xml:space="preserve">오른쪽 ‘기준’ 칸에 번호 표시: ①사건 개요(내 말로) ②쟁점·충돌하는 기본권 ③헌법 조문 ④합헌/위헌 결론 ⑤공익·사익 비교한 이유 ⑥형식</w:t>
             </w:r>
           </w:p>
         </w:tc>
@@ -4964,285 +5375,8 @@
       <w:r>
         <w:rPr>
           <w:rFonts w:ascii="맑은 고딕" w:cs="맑은 고딕" w:eastAsia="맑은 고딕" w:hAnsi="맑은 고딕"/>
-          <w:b/>
-          <w:bCs/>
-          <w:sz w:val="24"/>
-          <w:szCs w:val="24"/>
-        </w:rPr>
-        <w:t xml:space="preserve">이 유</w:t>
-      </w:r>
-    </w:p>
-    <w:tbl>
-      <w:tblPr>
-        <w:tblW w:type="dxa" w:w="10206"/>
-        <w:tblBorders>
-          <w:top w:val="single" w:color="auto" w:sz="4"/>
-          <w:left w:val="single" w:color="auto" w:sz="4"/>
-          <w:bottom w:val="single" w:color="auto" w:sz="4"/>
-          <w:right w:val="single" w:color="auto" w:sz="4"/>
-          <w:insideH w:val="single" w:color="auto" w:sz="4"/>
-          <w:insideV w:val="single" w:color="auto" w:sz="4"/>
-        </w:tblBorders>
-      </w:tblPr>
-      <w:tblGrid>
-        <w:gridCol w:w="2268"/>
-        <w:gridCol w:w="7938"/>
-      </w:tblGrid>
-      <w:tr>
-        <w:trPr>
-          <w:cantSplit/>
-          <w:trHeight w:val="5387" w:hRule="atLeast"/>
-        </w:trPr>
-        <w:tc>
-          <w:tcPr>
-            <w:tcW w:type="dxa" w:w="2268"/>
-            <w:tcBorders>
-              <w:top w:val="single" w:color="808080" w:sz="4"/>
-              <w:left w:val="single" w:color="808080" w:sz="4"/>
-              <w:bottom w:val="single" w:color="808080" w:sz="4"/>
-              <w:right w:val="single" w:color="808080" w:sz="4"/>
-            </w:tcBorders>
-            <w:shd w:fill="DDEBF7" w:color="auto" w:val="clear"/>
-            <w:tcMar>
-              <w:top w:type="dxa" w:w="60"/>
-              <w:left w:type="dxa" w:w="100"/>
-              <w:bottom w:type="dxa" w:w="60"/>
-              <w:right w:type="dxa" w:w="100"/>
-            </w:tcMar>
-            <w:vAlign w:val="center"/>
-          </w:tcPr>
-          <w:p>
-            <w:pPr>
-              <w:spacing w:after="40" w:before="0"/>
-              <w:jc w:val="center"/>
-            </w:pPr>
-            <w:r>
-              <w:rPr>
-                <w:rFonts w:ascii="맑은 고딕" w:cs="맑은 고딕" w:eastAsia="맑은 고딕" w:hAnsi="맑은 고딕"/>
-                <w:b/>
-                <w:bCs/>
-                <w:sz w:val="20"/>
-                <w:szCs w:val="20"/>
-              </w:rPr>
-              <w:t xml:space="preserve">1. 사건 개요</w:t>
-            </w:r>
-          </w:p>
-        </w:tc>
-        <w:tc>
-          <w:tcPr>
-            <w:tcW w:type="dxa" w:w="7938"/>
-            <w:tcBorders>
-              <w:top w:val="single" w:color="808080" w:sz="4"/>
-              <w:left w:val="single" w:color="808080" w:sz="4"/>
-              <w:bottom w:val="single" w:color="808080" w:sz="4"/>
-              <w:right w:val="single" w:color="808080" w:sz="4"/>
-            </w:tcBorders>
-            <w:tcMar>
-              <w:top w:type="dxa" w:w="60"/>
-              <w:left w:type="dxa" w:w="100"/>
-              <w:bottom w:type="dxa" w:w="60"/>
-              <w:right w:type="dxa" w:w="100"/>
-            </w:tcMar>
-            <w:vAlign w:val="top"/>
-          </w:tcPr>
-          <w:p>
-            <w:pPr>
-              <w:spacing w:after="40" w:before="0"/>
-            </w:pPr>
-            <w:r>
-              <w:rPr>
-                <w:rFonts w:ascii="맑은 고딕" w:cs="맑은 고딕" w:eastAsia="맑은 고딕" w:hAnsi="맑은 고딕"/>
-                <w:i/>
-                <w:iCs/>
-                <w:color w:val="7F7F7F"/>
-                <w:sz w:val="16"/>
-                <w:szCs w:val="16"/>
-              </w:rPr>
-              <w:t xml:space="preserve">누가, 어떤 법(공권력) 때문에, 어떤 불이익을 받아 청구했는지 — 만화 내용을 자신의 말로 요약</w:t>
-            </w:r>
-          </w:p>
-        </w:tc>
-      </w:tr>
-      <w:tr>
-        <w:trPr>
-          <w:cantSplit/>
-          <w:trHeight w:val="2268" w:hRule="atLeast"/>
-        </w:trPr>
-        <w:tc>
-          <w:tcPr>
-            <w:tcW w:type="dxa" w:w="2268"/>
-            <w:tcBorders>
-              <w:top w:val="single" w:color="808080" w:sz="4"/>
-              <w:left w:val="single" w:color="808080" w:sz="4"/>
-              <w:bottom w:val="single" w:color="808080" w:sz="4"/>
-              <w:right w:val="single" w:color="808080" w:sz="4"/>
-            </w:tcBorders>
-            <w:shd w:fill="DDEBF7" w:color="auto" w:val="clear"/>
-            <w:tcMar>
-              <w:top w:type="dxa" w:w="60"/>
-              <w:left w:type="dxa" w:w="100"/>
-              <w:bottom w:type="dxa" w:w="60"/>
-              <w:right w:type="dxa" w:w="100"/>
-            </w:tcMar>
-            <w:vAlign w:val="center"/>
-          </w:tcPr>
-          <w:p>
-            <w:pPr>
-              <w:spacing w:after="40" w:before="0"/>
-              <w:jc w:val="center"/>
-            </w:pPr>
-            <w:r>
-              <w:rPr>
-                <w:rFonts w:ascii="맑은 고딕" w:cs="맑은 고딕" w:eastAsia="맑은 고딕" w:hAnsi="맑은 고딕"/>
-                <w:b/>
-                <w:bCs/>
-                <w:sz w:val="20"/>
-                <w:szCs w:val="20"/>
-              </w:rPr>
-              <w:t xml:space="preserve">2. 쟁점</w:t>
-            </w:r>
-          </w:p>
-        </w:tc>
-        <w:tc>
-          <w:tcPr>
-            <w:tcW w:type="dxa" w:w="7938"/>
-            <w:tcBorders>
-              <w:top w:val="single" w:color="808080" w:sz="4"/>
-              <w:left w:val="single" w:color="808080" w:sz="4"/>
-              <w:bottom w:val="single" w:color="808080" w:sz="4"/>
-              <w:right w:val="single" w:color="808080" w:sz="4"/>
-            </w:tcBorders>
-            <w:tcMar>
-              <w:top w:type="dxa" w:w="60"/>
-              <w:left w:type="dxa" w:w="100"/>
-              <w:bottom w:type="dxa" w:w="60"/>
-              <w:right w:type="dxa" w:w="100"/>
-            </w:tcMar>
-            <w:vAlign w:val="top"/>
-          </w:tcPr>
-          <w:p>
-            <w:pPr>
-              <w:spacing w:after="40" w:before="0"/>
-            </w:pPr>
-            <w:r>
-              <w:rPr>
-                <w:rFonts w:ascii="맑은 고딕" w:cs="맑은 고딕" w:eastAsia="맑은 고딕" w:hAnsi="맑은 고딕"/>
-                <w:i/>
-                <w:iCs/>
-                <w:color w:val="7F7F7F"/>
-                <w:sz w:val="16"/>
-                <w:szCs w:val="16"/>
-              </w:rPr>
-              <w:t xml:space="preserve">청구인의 (                    ) 기본권   VS   (                    ) 공익·기본권</w:t>
-            </w:r>
-          </w:p>
-        </w:tc>
-      </w:tr>
-      <w:tr>
-        <w:trPr>
-          <w:cantSplit/>
-          <w:trHeight w:val="1985" w:hRule="atLeast"/>
-        </w:trPr>
-        <w:tc>
-          <w:tcPr>
-            <w:tcW w:type="dxa" w:w="2268"/>
-            <w:tcBorders>
-              <w:top w:val="single" w:color="808080" w:sz="4"/>
-              <w:left w:val="single" w:color="808080" w:sz="4"/>
-              <w:bottom w:val="single" w:color="808080" w:sz="4"/>
-              <w:right w:val="single" w:color="808080" w:sz="4"/>
-            </w:tcBorders>
-            <w:shd w:fill="DDEBF7" w:color="auto" w:val="clear"/>
-            <w:tcMar>
-              <w:top w:type="dxa" w:w="60"/>
-              <w:left w:type="dxa" w:w="100"/>
-              <w:bottom w:type="dxa" w:w="60"/>
-              <w:right w:type="dxa" w:w="100"/>
-            </w:tcMar>
-            <w:vAlign w:val="center"/>
-          </w:tcPr>
-          <w:p>
-            <w:pPr>
-              <w:spacing w:after="40" w:before="0"/>
-              <w:jc w:val="center"/>
-            </w:pPr>
-            <w:r>
-              <w:rPr>
-                <w:rFonts w:ascii="맑은 고딕" w:cs="맑은 고딕" w:eastAsia="맑은 고딕" w:hAnsi="맑은 고딕"/>
-                <w:b/>
-                <w:bCs/>
-                <w:sz w:val="20"/>
-                <w:szCs w:val="20"/>
-              </w:rPr>
-              <w:t xml:space="preserve">3. 관련 헌법 조문</w:t>
-            </w:r>
-          </w:p>
-        </w:tc>
-        <w:tc>
-          <w:tcPr>
-            <w:tcW w:type="dxa" w:w="7938"/>
-            <w:tcBorders>
-              <w:top w:val="single" w:color="808080" w:sz="4"/>
-              <w:left w:val="single" w:color="808080" w:sz="4"/>
-              <w:bottom w:val="single" w:color="808080" w:sz="4"/>
-              <w:right w:val="single" w:color="808080" w:sz="4"/>
-            </w:tcBorders>
-            <w:tcMar>
-              <w:top w:type="dxa" w:w="60"/>
-              <w:left w:type="dxa" w:w="100"/>
-              <w:bottom w:type="dxa" w:w="60"/>
-              <w:right w:type="dxa" w:w="100"/>
-            </w:tcMar>
-            <w:vAlign w:val="top"/>
-          </w:tcPr>
-          <w:p>
-            <w:pPr>
-              <w:spacing w:after="40" w:before="0"/>
-            </w:pPr>
-            <w:r>
-              <w:rPr>
-                <w:rFonts w:ascii="맑은 고딕" w:cs="맑은 고딕" w:eastAsia="맑은 고딕" w:hAnsi="맑은 고딕"/>
-                <w:i/>
-                <w:iCs/>
-                <w:color w:val="7F7F7F"/>
-                <w:sz w:val="16"/>
-                <w:szCs w:val="16"/>
-              </w:rPr>
-              <w:t xml:space="preserve">헌법 제   조 제   항, 제37조 제2항(기본권 제한) 등</w:t>
-            </w:r>
-          </w:p>
-        </w:tc>
-      </w:tr>
-    </w:tbl>
-    <w:p>
-      <w:r>
-        <w:br w:type="page"/>
-      </w:r>
-    </w:p>
-    <w:p>
-      <w:pPr>
-        <w:spacing w:after="40" w:before="0"/>
-      </w:pPr>
-      <w:r>
-        <w:rPr>
-          <w:rFonts w:ascii="맑은 고딕" w:cs="맑은 고딕" w:eastAsia="맑은 고딕" w:hAnsi="맑은 고딕"/>
-          <w:b/>
-          <w:bCs/>
-          <w:sz w:val="22"/>
-          <w:szCs w:val="22"/>
-        </w:rPr>
-        <w:t xml:space="preserve">[2차시 ②] 헌법재판소 결정문 (뒷면)</w:t>
-      </w:r>
-    </w:p>
-    <w:p>
-      <w:pPr>
-        <w:spacing w:after="40" w:before="0"/>
-      </w:pPr>
-      <w:r>
-        <w:rPr>
-          <w:rFonts w:ascii="맑은 고딕" w:cs="맑은 고딕" w:eastAsia="맑은 고딕" w:hAnsi="맑은 고딕"/>
-          <w:sz w:val="12"/>
-          <w:szCs w:val="12"/>
+          <w:sz w:val="8"/>
+          <w:szCs w:val="8"/>
         </w:rPr>
         <w:t xml:space="preserve"> </w:t>
       </w:r>
@@ -5260,81 +5394,27 @@
         </w:tblBorders>
       </w:tblPr>
       <w:tblGrid>
-        <w:gridCol w:w="2268"/>
-        <w:gridCol w:w="7938"/>
+        <w:gridCol w:w="9469"/>
+        <w:gridCol w:w="737"/>
       </w:tblGrid>
       <w:tr>
-        <w:trPr>
-          <w:cantSplit/>
-          <w:trHeight w:val="1701" w:hRule="atLeast"/>
-        </w:trPr>
-        <w:tc>
-          <w:tcPr>
-            <w:tcW w:type="dxa" w:w="2268"/>
-            <w:tcBorders>
-              <w:top w:val="single" w:color="808080" w:sz="4"/>
-              <w:left w:val="single" w:color="808080" w:sz="4"/>
-              <w:bottom w:val="single" w:color="808080" w:sz="4"/>
-              <w:right w:val="single" w:color="808080" w:sz="4"/>
-            </w:tcBorders>
-            <w:shd w:fill="DDEBF7" w:color="auto" w:val="clear"/>
-            <w:tcMar>
-              <w:top w:type="dxa" w:w="60"/>
-              <w:left w:type="dxa" w:w="100"/>
-              <w:bottom w:type="dxa" w:w="60"/>
-              <w:right w:type="dxa" w:w="100"/>
-            </w:tcMar>
-            <w:vAlign w:val="center"/>
-          </w:tcPr>
-          <w:p>
-            <w:pPr>
-              <w:spacing w:after="40" w:before="0"/>
-              <w:jc w:val="center"/>
-            </w:pPr>
-            <w:r>
-              <w:rPr>
-                <w:rFonts w:ascii="맑은 고딕" w:cs="맑은 고딕" w:eastAsia="맑은 고딕" w:hAnsi="맑은 고딕"/>
-                <w:b/>
-                <w:bCs/>
-                <w:sz w:val="20"/>
-                <w:szCs w:val="20"/>
-              </w:rPr>
-              <w:t xml:space="preserve">4. 판단</w:t>
-            </w:r>
-          </w:p>
-          <w:p>
-            <w:pPr>
-              <w:spacing w:after="40" w:before="0"/>
-              <w:jc w:val="center"/>
-            </w:pPr>
-            <w:r>
-              <w:rPr>
-                <w:rFonts w:ascii="맑은 고딕" w:cs="맑은 고딕" w:eastAsia="맑은 고딕" w:hAnsi="맑은 고딕"/>
-                <w:b/>
-                <w:bCs/>
-                <w:sz w:val="20"/>
-                <w:szCs w:val="20"/>
-              </w:rPr>
-              <w:t xml:space="preserve">① 목적</w:t>
-            </w:r>
-          </w:p>
-        </w:tc>
-        <w:tc>
-          <w:tcPr>
-            <w:tcW w:type="dxa" w:w="7938"/>
-            <w:tcBorders>
-              <w:top w:val="single" w:color="808080" w:sz="4"/>
-              <w:left w:val="single" w:color="808080" w:sz="4"/>
-              <w:bottom w:val="single" w:color="808080" w:sz="4"/>
-              <w:right w:val="single" w:color="808080" w:sz="4"/>
-            </w:tcBorders>
-            <w:tcMar>
-              <w:top w:type="dxa" w:w="60"/>
-              <w:left w:type="dxa" w:w="100"/>
-              <w:bottom w:type="dxa" w:w="60"/>
-              <w:right w:type="dxa" w:w="100"/>
-            </w:tcMar>
-            <w:vAlign w:val="top"/>
+        <w:tc>
+          <w:tcPr>
+            <w:tcW w:type="dxa" w:w="9469"/>
+            <w:tcBorders>
+              <w:top w:val="single" w:color="A6A6A6" w:sz="4"/>
+              <w:left w:val="single" w:color="A6A6A6" w:sz="4"/>
+              <w:bottom w:val="single" w:color="A6A6A6" w:sz="4"/>
+              <w:right w:val="single" w:color="A6A6A6" w:sz="4"/>
+            </w:tcBorders>
+            <w:shd w:fill="F2F2F2" w:color="auto" w:val="clear"/>
+            <w:tcMar>
+              <w:top w:type="dxa" w:w="20"/>
+              <w:left w:type="dxa" w:w="100"/>
+              <w:bottom w:type="dxa" w:w="20"/>
+              <w:right w:type="dxa" w:w="100"/>
+            </w:tcMar>
+            <w:vAlign w:val="center"/>
           </w:tcPr>
           <w:p>
             <w:pPr>
@@ -5349,307 +5429,1449 @@
                 <w:sz w:val="16"/>
                 <w:szCs w:val="16"/>
               </w:rPr>
-              <w:t xml:space="preserve">이 법이 지키려는 공익은 정당한가?</w:t>
+              <w:t xml:space="preserve">【사건】 【청구인】 【주문】을 먼저 쓰고, 【이유】를 한 편의 글로 이어서 쓰세요.</w:t>
+            </w:r>
+          </w:p>
+        </w:tc>
+        <w:tc>
+          <w:tcPr>
+            <w:tcW w:type="dxa" w:w="737"/>
+            <w:tcBorders>
+              <w:top w:val="single" w:color="A6A6A6" w:sz="4"/>
+              <w:left w:val="single" w:color="A6A6A6" w:sz="4"/>
+              <w:bottom w:val="single" w:color="A6A6A6" w:sz="4"/>
+              <w:right w:val="single" w:color="A6A6A6" w:sz="4"/>
+            </w:tcBorders>
+            <w:shd w:fill="F2F2F2" w:color="auto" w:val="clear"/>
+            <w:tcMar>
+              <w:top w:type="dxa" w:w="20"/>
+              <w:left w:type="dxa" w:w="100"/>
+              <w:bottom w:type="dxa" w:w="20"/>
+              <w:right w:type="dxa" w:w="100"/>
+            </w:tcMar>
+            <w:vAlign w:val="center"/>
+          </w:tcPr>
+          <w:p>
+            <w:pPr>
+              <w:spacing w:after="40" w:before="0"/>
+              <w:jc w:val="center"/>
+            </w:pPr>
+            <w:r>
+              <w:rPr>
+                <w:rFonts w:ascii="맑은 고딕" w:cs="맑은 고딕" w:eastAsia="맑은 고딕" w:hAnsi="맑은 고딕"/>
+                <w:b/>
+                <w:bCs/>
+                <w:sz w:val="16"/>
+                <w:szCs w:val="16"/>
+              </w:rPr>
+              <w:t xml:space="preserve">기준</w:t>
             </w:r>
           </w:p>
         </w:tc>
       </w:tr>
       <w:tr>
         <w:trPr>
-          <w:cantSplit/>
-          <w:trHeight w:val="1701" w:hRule="atLeast"/>
+          <w:trHeight w:val="539" w:hRule="exact"/>
         </w:trPr>
         <w:tc>
           <w:tcPr>
-            <w:tcW w:type="dxa" w:w="2268"/>
-            <w:tcBorders>
-              <w:top w:val="single" w:color="808080" w:sz="4"/>
-              <w:left w:val="single" w:color="808080" w:sz="4"/>
-              <w:bottom w:val="single" w:color="808080" w:sz="4"/>
-              <w:right w:val="single" w:color="808080" w:sz="4"/>
-            </w:tcBorders>
-            <w:shd w:fill="DDEBF7" w:color="auto" w:val="clear"/>
-            <w:tcMar>
-              <w:top w:type="dxa" w:w="60"/>
-              <w:left w:type="dxa" w:w="100"/>
-              <w:bottom w:type="dxa" w:w="60"/>
-              <w:right w:type="dxa" w:w="100"/>
-            </w:tcMar>
-            <w:vAlign w:val="center"/>
-          </w:tcPr>
-          <w:p>
-            <w:pPr>
-              <w:spacing w:after="40" w:before="0"/>
-              <w:jc w:val="center"/>
-            </w:pPr>
-            <w:r>
-              <w:rPr>
-                <w:rFonts w:ascii="맑은 고딕" w:cs="맑은 고딕" w:eastAsia="맑은 고딕" w:hAnsi="맑은 고딕"/>
-                <w:b/>
-                <w:bCs/>
-                <w:sz w:val="20"/>
-                <w:szCs w:val="20"/>
-              </w:rPr>
-              <w:t xml:space="preserve">② 수단</w:t>
-            </w:r>
-          </w:p>
-        </w:tc>
-        <w:tc>
-          <w:tcPr>
-            <w:tcW w:type="dxa" w:w="7938"/>
-            <w:tcBorders>
-              <w:top w:val="single" w:color="808080" w:sz="4"/>
-              <w:left w:val="single" w:color="808080" w:sz="4"/>
-              <w:bottom w:val="single" w:color="808080" w:sz="4"/>
-              <w:right w:val="single" w:color="808080" w:sz="4"/>
-            </w:tcBorders>
-            <w:tcMar>
-              <w:top w:type="dxa" w:w="60"/>
-              <w:left w:type="dxa" w:w="100"/>
-              <w:bottom w:type="dxa" w:w="60"/>
-              <w:right w:type="dxa" w:w="100"/>
-            </w:tcMar>
-            <w:vAlign w:val="top"/>
-          </w:tcPr>
-          <w:p>
-            <w:pPr>
-              <w:spacing w:after="40" w:before="0"/>
-            </w:pPr>
-            <w:r>
-              <w:rPr>
-                <w:rFonts w:ascii="맑은 고딕" w:cs="맑은 고딕" w:eastAsia="맑은 고딕" w:hAnsi="맑은 고딕"/>
-                <w:i/>
-                <w:iCs/>
-                <w:color w:val="7F7F7F"/>
-                <w:sz w:val="16"/>
-                <w:szCs w:val="16"/>
-              </w:rPr>
-              <w:t xml:space="preserve">그 방법이 목적 달성에 도움이 되는가?</w:t>
+            <w:tcW w:type="dxa" w:w="9469"/>
+            <w:tcBorders>
+              <w:top w:val="single" w:color="A6A6A6" w:sz="4"/>
+              <w:left w:val="single" w:color="A6A6A6" w:sz="4"/>
+              <w:bottom w:val="single" w:color="A6A6A6" w:sz="4"/>
+              <w:right w:val="single" w:color="A6A6A6" w:sz="4"/>
+            </w:tcBorders>
+            <w:tcMar>
+              <w:top w:type="dxa" w:w="20"/>
+              <w:left w:type="dxa" w:w="100"/>
+              <w:bottom w:type="dxa" w:w="20"/>
+              <w:right w:type="dxa" w:w="100"/>
+            </w:tcMar>
+            <w:vAlign w:val="center"/>
+          </w:tcPr>
+          <w:p>
+            <w:pPr>
+              <w:spacing w:after="40" w:before="0"/>
+            </w:pPr>
+            <w:r>
+              <w:rPr>
+                <w:rFonts w:ascii="맑은 고딕" w:cs="맑은 고딕" w:eastAsia="맑은 고딕" w:hAnsi="맑은 고딕"/>
+                <w:sz w:val="20"/>
+                <w:szCs w:val="20"/>
+              </w:rPr>
+              <w:t xml:space="preserve"/>
+            </w:r>
+          </w:p>
+        </w:tc>
+        <w:tc>
+          <w:tcPr>
+            <w:tcW w:type="dxa" w:w="737"/>
+            <w:tcBorders>
+              <w:top w:val="single" w:color="A6A6A6" w:sz="4"/>
+              <w:left w:val="single" w:color="A6A6A6" w:sz="4"/>
+              <w:bottom w:val="single" w:color="A6A6A6" w:sz="4"/>
+              <w:right w:val="single" w:color="A6A6A6" w:sz="4"/>
+            </w:tcBorders>
+            <w:tcMar>
+              <w:top w:type="dxa" w:w="20"/>
+              <w:left w:type="dxa" w:w="100"/>
+              <w:bottom w:type="dxa" w:w="20"/>
+              <w:right w:type="dxa" w:w="100"/>
+            </w:tcMar>
+            <w:vAlign w:val="center"/>
+          </w:tcPr>
+          <w:p>
+            <w:pPr>
+              <w:spacing w:after="40" w:before="0"/>
+            </w:pPr>
+            <w:r>
+              <w:rPr>
+                <w:rFonts w:ascii="맑은 고딕" w:cs="맑은 고딕" w:eastAsia="맑은 고딕" w:hAnsi="맑은 고딕"/>
+                <w:sz w:val="20"/>
+                <w:szCs w:val="20"/>
+              </w:rPr>
+              <w:t xml:space="preserve"/>
             </w:r>
           </w:p>
         </w:tc>
       </w:tr>
       <w:tr>
         <w:trPr>
-          <w:cantSplit/>
-          <w:trHeight w:val="1701" w:hRule="atLeast"/>
+          <w:trHeight w:val="539" w:hRule="exact"/>
         </w:trPr>
         <w:tc>
           <w:tcPr>
-            <w:tcW w:type="dxa" w:w="2268"/>
-            <w:tcBorders>
-              <w:top w:val="single" w:color="808080" w:sz="4"/>
-              <w:left w:val="single" w:color="808080" w:sz="4"/>
-              <w:bottom w:val="single" w:color="808080" w:sz="4"/>
-              <w:right w:val="single" w:color="808080" w:sz="4"/>
-            </w:tcBorders>
-            <w:shd w:fill="DDEBF7" w:color="auto" w:val="clear"/>
-            <w:tcMar>
-              <w:top w:type="dxa" w:w="60"/>
-              <w:left w:type="dxa" w:w="100"/>
-              <w:bottom w:type="dxa" w:w="60"/>
-              <w:right w:type="dxa" w:w="100"/>
-            </w:tcMar>
-            <w:vAlign w:val="center"/>
-          </w:tcPr>
-          <w:p>
-            <w:pPr>
-              <w:spacing w:after="40" w:before="0"/>
-              <w:jc w:val="center"/>
-            </w:pPr>
-            <w:r>
-              <w:rPr>
-                <w:rFonts w:ascii="맑은 고딕" w:cs="맑은 고딕" w:eastAsia="맑은 고딕" w:hAnsi="맑은 고딕"/>
-                <w:b/>
-                <w:bCs/>
-                <w:sz w:val="20"/>
-                <w:szCs w:val="20"/>
-              </w:rPr>
-              <w:t xml:space="preserve">③ 최소 침해</w:t>
-            </w:r>
-          </w:p>
-        </w:tc>
-        <w:tc>
-          <w:tcPr>
-            <w:tcW w:type="dxa" w:w="7938"/>
-            <w:tcBorders>
-              <w:top w:val="single" w:color="808080" w:sz="4"/>
-              <w:left w:val="single" w:color="808080" w:sz="4"/>
-              <w:bottom w:val="single" w:color="808080" w:sz="4"/>
-              <w:right w:val="single" w:color="808080" w:sz="4"/>
-            </w:tcBorders>
-            <w:tcMar>
-              <w:top w:type="dxa" w:w="60"/>
-              <w:left w:type="dxa" w:w="100"/>
-              <w:bottom w:type="dxa" w:w="60"/>
-              <w:right w:type="dxa" w:w="100"/>
-            </w:tcMar>
-            <w:vAlign w:val="top"/>
-          </w:tcPr>
-          <w:p>
-            <w:pPr>
-              <w:spacing w:after="40" w:before="0"/>
-            </w:pPr>
-            <w:r>
-              <w:rPr>
-                <w:rFonts w:ascii="맑은 고딕" w:cs="맑은 고딕" w:eastAsia="맑은 고딕" w:hAnsi="맑은 고딕"/>
-                <w:i/>
-                <w:iCs/>
-                <w:color w:val="7F7F7F"/>
-                <w:sz w:val="16"/>
-                <w:szCs w:val="16"/>
-              </w:rPr>
-              <w:t xml:space="preserve">기본권을 덜 제한하는 다른 방법은 없는가?</w:t>
+            <w:tcW w:type="dxa" w:w="9469"/>
+            <w:tcBorders>
+              <w:top w:val="single" w:color="A6A6A6" w:sz="4"/>
+              <w:left w:val="single" w:color="A6A6A6" w:sz="4"/>
+              <w:bottom w:val="single" w:color="A6A6A6" w:sz="4"/>
+              <w:right w:val="single" w:color="A6A6A6" w:sz="4"/>
+            </w:tcBorders>
+            <w:tcMar>
+              <w:top w:type="dxa" w:w="20"/>
+              <w:left w:type="dxa" w:w="100"/>
+              <w:bottom w:type="dxa" w:w="20"/>
+              <w:right w:type="dxa" w:w="100"/>
+            </w:tcMar>
+            <w:vAlign w:val="center"/>
+          </w:tcPr>
+          <w:p>
+            <w:pPr>
+              <w:spacing w:after="40" w:before="0"/>
+            </w:pPr>
+            <w:r>
+              <w:rPr>
+                <w:rFonts w:ascii="맑은 고딕" w:cs="맑은 고딕" w:eastAsia="맑은 고딕" w:hAnsi="맑은 고딕"/>
+                <w:sz w:val="20"/>
+                <w:szCs w:val="20"/>
+              </w:rPr>
+              <w:t xml:space="preserve"/>
+            </w:r>
+          </w:p>
+        </w:tc>
+        <w:tc>
+          <w:tcPr>
+            <w:tcW w:type="dxa" w:w="737"/>
+            <w:tcBorders>
+              <w:top w:val="single" w:color="A6A6A6" w:sz="4"/>
+              <w:left w:val="single" w:color="A6A6A6" w:sz="4"/>
+              <w:bottom w:val="single" w:color="A6A6A6" w:sz="4"/>
+              <w:right w:val="single" w:color="A6A6A6" w:sz="4"/>
+            </w:tcBorders>
+            <w:tcMar>
+              <w:top w:type="dxa" w:w="20"/>
+              <w:left w:type="dxa" w:w="100"/>
+              <w:bottom w:type="dxa" w:w="20"/>
+              <w:right w:type="dxa" w:w="100"/>
+            </w:tcMar>
+            <w:vAlign w:val="center"/>
+          </w:tcPr>
+          <w:p>
+            <w:pPr>
+              <w:spacing w:after="40" w:before="0"/>
+            </w:pPr>
+            <w:r>
+              <w:rPr>
+                <w:rFonts w:ascii="맑은 고딕" w:cs="맑은 고딕" w:eastAsia="맑은 고딕" w:hAnsi="맑은 고딕"/>
+                <w:sz w:val="20"/>
+                <w:szCs w:val="20"/>
+              </w:rPr>
+              <w:t xml:space="preserve"/>
             </w:r>
           </w:p>
         </w:tc>
       </w:tr>
       <w:tr>
         <w:trPr>
-          <w:cantSplit/>
-          <w:trHeight w:val="1701" w:hRule="atLeast"/>
+          <w:trHeight w:val="539" w:hRule="exact"/>
         </w:trPr>
         <w:tc>
           <w:tcPr>
-            <w:tcW w:type="dxa" w:w="2268"/>
-            <w:tcBorders>
-              <w:top w:val="single" w:color="808080" w:sz="4"/>
-              <w:left w:val="single" w:color="808080" w:sz="4"/>
-              <w:bottom w:val="single" w:color="808080" w:sz="4"/>
-              <w:right w:val="single" w:color="808080" w:sz="4"/>
-            </w:tcBorders>
-            <w:shd w:fill="DDEBF7" w:color="auto" w:val="clear"/>
-            <w:tcMar>
-              <w:top w:type="dxa" w:w="60"/>
-              <w:left w:type="dxa" w:w="100"/>
-              <w:bottom w:type="dxa" w:w="60"/>
-              <w:right w:type="dxa" w:w="100"/>
-            </w:tcMar>
-            <w:vAlign w:val="center"/>
-          </w:tcPr>
-          <w:p>
-            <w:pPr>
-              <w:spacing w:after="40" w:before="0"/>
-              <w:jc w:val="center"/>
-            </w:pPr>
-            <w:r>
-              <w:rPr>
-                <w:rFonts w:ascii="맑은 고딕" w:cs="맑은 고딕" w:eastAsia="맑은 고딕" w:hAnsi="맑은 고딕"/>
-                <w:b/>
-                <w:bCs/>
-                <w:sz w:val="20"/>
-                <w:szCs w:val="20"/>
-              </w:rPr>
-              <w:t xml:space="preserve">④ 균형</w:t>
-            </w:r>
-          </w:p>
-        </w:tc>
-        <w:tc>
-          <w:tcPr>
-            <w:tcW w:type="dxa" w:w="7938"/>
-            <w:tcBorders>
-              <w:top w:val="single" w:color="808080" w:sz="4"/>
-              <w:left w:val="single" w:color="808080" w:sz="4"/>
-              <w:bottom w:val="single" w:color="808080" w:sz="4"/>
-              <w:right w:val="single" w:color="808080" w:sz="4"/>
-            </w:tcBorders>
-            <w:tcMar>
-              <w:top w:type="dxa" w:w="60"/>
-              <w:left w:type="dxa" w:w="100"/>
-              <w:bottom w:type="dxa" w:w="60"/>
-              <w:right w:type="dxa" w:w="100"/>
-            </w:tcMar>
-            <w:vAlign w:val="top"/>
-          </w:tcPr>
-          <w:p>
-            <w:pPr>
-              <w:spacing w:after="40" w:before="0"/>
-            </w:pPr>
-            <w:r>
-              <w:rPr>
-                <w:rFonts w:ascii="맑은 고딕" w:cs="맑은 고딕" w:eastAsia="맑은 고딕" w:hAnsi="맑은 고딕"/>
-                <w:i/>
-                <w:iCs/>
-                <w:color w:val="7F7F7F"/>
-                <w:sz w:val="16"/>
-                <w:szCs w:val="16"/>
-              </w:rPr>
-              <w:t xml:space="preserve">지켜지는 공익과 제한되는 사익 중 무엇이 더 큰가?</w:t>
+            <w:tcW w:type="dxa" w:w="9469"/>
+            <w:tcBorders>
+              <w:top w:val="single" w:color="A6A6A6" w:sz="4"/>
+              <w:left w:val="single" w:color="A6A6A6" w:sz="4"/>
+              <w:bottom w:val="single" w:color="A6A6A6" w:sz="4"/>
+              <w:right w:val="single" w:color="A6A6A6" w:sz="4"/>
+            </w:tcBorders>
+            <w:tcMar>
+              <w:top w:type="dxa" w:w="20"/>
+              <w:left w:type="dxa" w:w="100"/>
+              <w:bottom w:type="dxa" w:w="20"/>
+              <w:right w:type="dxa" w:w="100"/>
+            </w:tcMar>
+            <w:vAlign w:val="center"/>
+          </w:tcPr>
+          <w:p>
+            <w:pPr>
+              <w:spacing w:after="40" w:before="0"/>
+            </w:pPr>
+            <w:r>
+              <w:rPr>
+                <w:rFonts w:ascii="맑은 고딕" w:cs="맑은 고딕" w:eastAsia="맑은 고딕" w:hAnsi="맑은 고딕"/>
+                <w:sz w:val="20"/>
+                <w:szCs w:val="20"/>
+              </w:rPr>
+              <w:t xml:space="preserve"/>
+            </w:r>
+          </w:p>
+        </w:tc>
+        <w:tc>
+          <w:tcPr>
+            <w:tcW w:type="dxa" w:w="737"/>
+            <w:tcBorders>
+              <w:top w:val="single" w:color="A6A6A6" w:sz="4"/>
+              <w:left w:val="single" w:color="A6A6A6" w:sz="4"/>
+              <w:bottom w:val="single" w:color="A6A6A6" w:sz="4"/>
+              <w:right w:val="single" w:color="A6A6A6" w:sz="4"/>
+            </w:tcBorders>
+            <w:tcMar>
+              <w:top w:type="dxa" w:w="20"/>
+              <w:left w:type="dxa" w:w="100"/>
+              <w:bottom w:type="dxa" w:w="20"/>
+              <w:right w:type="dxa" w:w="100"/>
+            </w:tcMar>
+            <w:vAlign w:val="center"/>
+          </w:tcPr>
+          <w:p>
+            <w:pPr>
+              <w:spacing w:after="40" w:before="0"/>
+            </w:pPr>
+            <w:r>
+              <w:rPr>
+                <w:rFonts w:ascii="맑은 고딕" w:cs="맑은 고딕" w:eastAsia="맑은 고딕" w:hAnsi="맑은 고딕"/>
+                <w:sz w:val="20"/>
+                <w:szCs w:val="20"/>
+              </w:rPr>
+              <w:t xml:space="preserve"/>
             </w:r>
           </w:p>
         </w:tc>
       </w:tr>
       <w:tr>
         <w:trPr>
-          <w:cantSplit/>
-          <w:trHeight w:val="1588" w:hRule="atLeast"/>
+          <w:trHeight w:val="539" w:hRule="exact"/>
         </w:trPr>
         <w:tc>
           <w:tcPr>
-            <w:tcW w:type="dxa" w:w="2268"/>
-            <w:tcBorders>
-              <w:top w:val="single" w:color="808080" w:sz="4"/>
-              <w:left w:val="single" w:color="808080" w:sz="4"/>
-              <w:bottom w:val="single" w:color="808080" w:sz="4"/>
-              <w:right w:val="single" w:color="808080" w:sz="4"/>
-            </w:tcBorders>
-            <w:shd w:fill="DDEBF7" w:color="auto" w:val="clear"/>
-            <w:tcMar>
-              <w:top w:type="dxa" w:w="60"/>
-              <w:left w:type="dxa" w:w="100"/>
-              <w:bottom w:type="dxa" w:w="60"/>
-              <w:right w:type="dxa" w:w="100"/>
-            </w:tcMar>
-            <w:vAlign w:val="center"/>
-          </w:tcPr>
-          <w:p>
-            <w:pPr>
-              <w:spacing w:after="40" w:before="0"/>
-              <w:jc w:val="center"/>
-            </w:pPr>
-            <w:r>
-              <w:rPr>
-                <w:rFonts w:ascii="맑은 고딕" w:cs="맑은 고딕" w:eastAsia="맑은 고딕" w:hAnsi="맑은 고딕"/>
-                <w:b/>
-                <w:bCs/>
-                <w:sz w:val="20"/>
-                <w:szCs w:val="20"/>
-              </w:rPr>
-              <w:t xml:space="preserve">5. 결론</w:t>
-            </w:r>
-          </w:p>
-        </w:tc>
-        <w:tc>
-          <w:tcPr>
-            <w:tcW w:type="dxa" w:w="7938"/>
-            <w:tcBorders>
-              <w:top w:val="single" w:color="808080" w:sz="4"/>
-              <w:left w:val="single" w:color="808080" w:sz="4"/>
-              <w:bottom w:val="single" w:color="808080" w:sz="4"/>
-              <w:right w:val="single" w:color="808080" w:sz="4"/>
-            </w:tcBorders>
-            <w:tcMar>
-              <w:top w:type="dxa" w:w="60"/>
-              <w:left w:type="dxa" w:w="100"/>
-              <w:bottom w:type="dxa" w:w="60"/>
-              <w:right w:type="dxa" w:w="100"/>
-            </w:tcMar>
-            <w:vAlign w:val="top"/>
-          </w:tcPr>
-          <w:p>
-            <w:pPr>
-              <w:spacing w:after="40" w:before="0"/>
-            </w:pPr>
-            <w:r>
-              <w:rPr>
-                <w:rFonts w:ascii="맑은 고딕" w:cs="맑은 고딕" w:eastAsia="맑은 고딕" w:hAnsi="맑은 고딕"/>
-                <w:i/>
-                <w:iCs/>
-                <w:color w:val="7F7F7F"/>
-                <w:sz w:val="16"/>
-                <w:szCs w:val="16"/>
-              </w:rPr>
-              <w:t xml:space="preserve">그러므로 이 사건 법률조항은 헌법에 □ 위반된다(위헌)  □ 위반되지 아니한다(합헌).  — 실제 결정과 □ 같음 □ 다름 (다르다면 무엇이 다른지 한 줄로)</w:t>
+            <w:tcW w:type="dxa" w:w="9469"/>
+            <w:tcBorders>
+              <w:top w:val="single" w:color="A6A6A6" w:sz="4"/>
+              <w:left w:val="single" w:color="A6A6A6" w:sz="4"/>
+              <w:bottom w:val="single" w:color="A6A6A6" w:sz="4"/>
+              <w:right w:val="single" w:color="A6A6A6" w:sz="4"/>
+            </w:tcBorders>
+            <w:tcMar>
+              <w:top w:type="dxa" w:w="20"/>
+              <w:left w:type="dxa" w:w="100"/>
+              <w:bottom w:type="dxa" w:w="20"/>
+              <w:right w:type="dxa" w:w="100"/>
+            </w:tcMar>
+            <w:vAlign w:val="center"/>
+          </w:tcPr>
+          <w:p>
+            <w:pPr>
+              <w:spacing w:after="40" w:before="0"/>
+            </w:pPr>
+            <w:r>
+              <w:rPr>
+                <w:rFonts w:ascii="맑은 고딕" w:cs="맑은 고딕" w:eastAsia="맑은 고딕" w:hAnsi="맑은 고딕"/>
+                <w:sz w:val="20"/>
+                <w:szCs w:val="20"/>
+              </w:rPr>
+              <w:t xml:space="preserve"/>
+            </w:r>
+          </w:p>
+        </w:tc>
+        <w:tc>
+          <w:tcPr>
+            <w:tcW w:type="dxa" w:w="737"/>
+            <w:tcBorders>
+              <w:top w:val="single" w:color="A6A6A6" w:sz="4"/>
+              <w:left w:val="single" w:color="A6A6A6" w:sz="4"/>
+              <w:bottom w:val="single" w:color="A6A6A6" w:sz="4"/>
+              <w:right w:val="single" w:color="A6A6A6" w:sz="4"/>
+            </w:tcBorders>
+            <w:tcMar>
+              <w:top w:type="dxa" w:w="20"/>
+              <w:left w:type="dxa" w:w="100"/>
+              <w:bottom w:type="dxa" w:w="20"/>
+              <w:right w:type="dxa" w:w="100"/>
+            </w:tcMar>
+            <w:vAlign w:val="center"/>
+          </w:tcPr>
+          <w:p>
+            <w:pPr>
+              <w:spacing w:after="40" w:before="0"/>
+            </w:pPr>
+            <w:r>
+              <w:rPr>
+                <w:rFonts w:ascii="맑은 고딕" w:cs="맑은 고딕" w:eastAsia="맑은 고딕" w:hAnsi="맑은 고딕"/>
+                <w:sz w:val="20"/>
+                <w:szCs w:val="20"/>
+              </w:rPr>
+              <w:t xml:space="preserve"/>
+            </w:r>
+          </w:p>
+        </w:tc>
+      </w:tr>
+      <w:tr>
+        <w:trPr>
+          <w:trHeight w:val="539" w:hRule="exact"/>
+        </w:trPr>
+        <w:tc>
+          <w:tcPr>
+            <w:tcW w:type="dxa" w:w="9469"/>
+            <w:tcBorders>
+              <w:top w:val="single" w:color="A6A6A6" w:sz="4"/>
+              <w:left w:val="single" w:color="A6A6A6" w:sz="4"/>
+              <w:bottom w:val="single" w:color="A6A6A6" w:sz="4"/>
+              <w:right w:val="single" w:color="A6A6A6" w:sz="4"/>
+            </w:tcBorders>
+            <w:tcMar>
+              <w:top w:type="dxa" w:w="20"/>
+              <w:left w:type="dxa" w:w="100"/>
+              <w:bottom w:type="dxa" w:w="20"/>
+              <w:right w:type="dxa" w:w="100"/>
+            </w:tcMar>
+            <w:vAlign w:val="center"/>
+          </w:tcPr>
+          <w:p>
+            <w:pPr>
+              <w:spacing w:after="40" w:before="0"/>
+            </w:pPr>
+            <w:r>
+              <w:rPr>
+                <w:rFonts w:ascii="맑은 고딕" w:cs="맑은 고딕" w:eastAsia="맑은 고딕" w:hAnsi="맑은 고딕"/>
+                <w:sz w:val="20"/>
+                <w:szCs w:val="20"/>
+              </w:rPr>
+              <w:t xml:space="preserve"/>
+            </w:r>
+          </w:p>
+        </w:tc>
+        <w:tc>
+          <w:tcPr>
+            <w:tcW w:type="dxa" w:w="737"/>
+            <w:tcBorders>
+              <w:top w:val="single" w:color="A6A6A6" w:sz="4"/>
+              <w:left w:val="single" w:color="A6A6A6" w:sz="4"/>
+              <w:bottom w:val="single" w:color="A6A6A6" w:sz="4"/>
+              <w:right w:val="single" w:color="A6A6A6" w:sz="4"/>
+            </w:tcBorders>
+            <w:tcMar>
+              <w:top w:type="dxa" w:w="20"/>
+              <w:left w:type="dxa" w:w="100"/>
+              <w:bottom w:type="dxa" w:w="20"/>
+              <w:right w:type="dxa" w:w="100"/>
+            </w:tcMar>
+            <w:vAlign w:val="center"/>
+          </w:tcPr>
+          <w:p>
+            <w:pPr>
+              <w:spacing w:after="40" w:before="0"/>
+            </w:pPr>
+            <w:r>
+              <w:rPr>
+                <w:rFonts w:ascii="맑은 고딕" w:cs="맑은 고딕" w:eastAsia="맑은 고딕" w:hAnsi="맑은 고딕"/>
+                <w:sz w:val="20"/>
+                <w:szCs w:val="20"/>
+              </w:rPr>
+              <w:t xml:space="preserve"/>
+            </w:r>
+          </w:p>
+        </w:tc>
+      </w:tr>
+      <w:tr>
+        <w:trPr>
+          <w:trHeight w:val="539" w:hRule="exact"/>
+        </w:trPr>
+        <w:tc>
+          <w:tcPr>
+            <w:tcW w:type="dxa" w:w="9469"/>
+            <w:tcBorders>
+              <w:top w:val="single" w:color="A6A6A6" w:sz="4"/>
+              <w:left w:val="single" w:color="A6A6A6" w:sz="4"/>
+              <w:bottom w:val="single" w:color="A6A6A6" w:sz="4"/>
+              <w:right w:val="single" w:color="A6A6A6" w:sz="4"/>
+            </w:tcBorders>
+            <w:tcMar>
+              <w:top w:type="dxa" w:w="20"/>
+              <w:left w:type="dxa" w:w="100"/>
+              <w:bottom w:type="dxa" w:w="20"/>
+              <w:right w:type="dxa" w:w="100"/>
+            </w:tcMar>
+            <w:vAlign w:val="center"/>
+          </w:tcPr>
+          <w:p>
+            <w:pPr>
+              <w:spacing w:after="40" w:before="0"/>
+            </w:pPr>
+            <w:r>
+              <w:rPr>
+                <w:rFonts w:ascii="맑은 고딕" w:cs="맑은 고딕" w:eastAsia="맑은 고딕" w:hAnsi="맑은 고딕"/>
+                <w:sz w:val="20"/>
+                <w:szCs w:val="20"/>
+              </w:rPr>
+              <w:t xml:space="preserve"/>
+            </w:r>
+          </w:p>
+        </w:tc>
+        <w:tc>
+          <w:tcPr>
+            <w:tcW w:type="dxa" w:w="737"/>
+            <w:tcBorders>
+              <w:top w:val="single" w:color="A6A6A6" w:sz="4"/>
+              <w:left w:val="single" w:color="A6A6A6" w:sz="4"/>
+              <w:bottom w:val="single" w:color="A6A6A6" w:sz="4"/>
+              <w:right w:val="single" w:color="A6A6A6" w:sz="4"/>
+            </w:tcBorders>
+            <w:tcMar>
+              <w:top w:type="dxa" w:w="20"/>
+              <w:left w:type="dxa" w:w="100"/>
+              <w:bottom w:type="dxa" w:w="20"/>
+              <w:right w:type="dxa" w:w="100"/>
+            </w:tcMar>
+            <w:vAlign w:val="center"/>
+          </w:tcPr>
+          <w:p>
+            <w:pPr>
+              <w:spacing w:after="40" w:before="0"/>
+            </w:pPr>
+            <w:r>
+              <w:rPr>
+                <w:rFonts w:ascii="맑은 고딕" w:cs="맑은 고딕" w:eastAsia="맑은 고딕" w:hAnsi="맑은 고딕"/>
+                <w:sz w:val="20"/>
+                <w:szCs w:val="20"/>
+              </w:rPr>
+              <w:t xml:space="preserve"/>
+            </w:r>
+          </w:p>
+        </w:tc>
+      </w:tr>
+      <w:tr>
+        <w:trPr>
+          <w:trHeight w:val="539" w:hRule="exact"/>
+        </w:trPr>
+        <w:tc>
+          <w:tcPr>
+            <w:tcW w:type="dxa" w:w="9469"/>
+            <w:tcBorders>
+              <w:top w:val="single" w:color="A6A6A6" w:sz="4"/>
+              <w:left w:val="single" w:color="A6A6A6" w:sz="4"/>
+              <w:bottom w:val="single" w:color="A6A6A6" w:sz="4"/>
+              <w:right w:val="single" w:color="A6A6A6" w:sz="4"/>
+            </w:tcBorders>
+            <w:tcMar>
+              <w:top w:type="dxa" w:w="20"/>
+              <w:left w:type="dxa" w:w="100"/>
+              <w:bottom w:type="dxa" w:w="20"/>
+              <w:right w:type="dxa" w:w="100"/>
+            </w:tcMar>
+            <w:vAlign w:val="center"/>
+          </w:tcPr>
+          <w:p>
+            <w:pPr>
+              <w:spacing w:after="40" w:before="0"/>
+            </w:pPr>
+            <w:r>
+              <w:rPr>
+                <w:rFonts w:ascii="맑은 고딕" w:cs="맑은 고딕" w:eastAsia="맑은 고딕" w:hAnsi="맑은 고딕"/>
+                <w:sz w:val="20"/>
+                <w:szCs w:val="20"/>
+              </w:rPr>
+              <w:t xml:space="preserve"/>
+            </w:r>
+          </w:p>
+        </w:tc>
+        <w:tc>
+          <w:tcPr>
+            <w:tcW w:type="dxa" w:w="737"/>
+            <w:tcBorders>
+              <w:top w:val="single" w:color="A6A6A6" w:sz="4"/>
+              <w:left w:val="single" w:color="A6A6A6" w:sz="4"/>
+              <w:bottom w:val="single" w:color="A6A6A6" w:sz="4"/>
+              <w:right w:val="single" w:color="A6A6A6" w:sz="4"/>
+            </w:tcBorders>
+            <w:tcMar>
+              <w:top w:type="dxa" w:w="20"/>
+              <w:left w:type="dxa" w:w="100"/>
+              <w:bottom w:type="dxa" w:w="20"/>
+              <w:right w:type="dxa" w:w="100"/>
+            </w:tcMar>
+            <w:vAlign w:val="center"/>
+          </w:tcPr>
+          <w:p>
+            <w:pPr>
+              <w:spacing w:after="40" w:before="0"/>
+            </w:pPr>
+            <w:r>
+              <w:rPr>
+                <w:rFonts w:ascii="맑은 고딕" w:cs="맑은 고딕" w:eastAsia="맑은 고딕" w:hAnsi="맑은 고딕"/>
+                <w:sz w:val="20"/>
+                <w:szCs w:val="20"/>
+              </w:rPr>
+              <w:t xml:space="preserve"/>
+            </w:r>
+          </w:p>
+        </w:tc>
+      </w:tr>
+      <w:tr>
+        <w:trPr>
+          <w:trHeight w:val="539" w:hRule="exact"/>
+        </w:trPr>
+        <w:tc>
+          <w:tcPr>
+            <w:tcW w:type="dxa" w:w="9469"/>
+            <w:tcBorders>
+              <w:top w:val="single" w:color="A6A6A6" w:sz="4"/>
+              <w:left w:val="single" w:color="A6A6A6" w:sz="4"/>
+              <w:bottom w:val="single" w:color="A6A6A6" w:sz="4"/>
+              <w:right w:val="single" w:color="A6A6A6" w:sz="4"/>
+            </w:tcBorders>
+            <w:tcMar>
+              <w:top w:type="dxa" w:w="20"/>
+              <w:left w:type="dxa" w:w="100"/>
+              <w:bottom w:type="dxa" w:w="20"/>
+              <w:right w:type="dxa" w:w="100"/>
+            </w:tcMar>
+            <w:vAlign w:val="center"/>
+          </w:tcPr>
+          <w:p>
+            <w:pPr>
+              <w:spacing w:after="40" w:before="0"/>
+            </w:pPr>
+            <w:r>
+              <w:rPr>
+                <w:rFonts w:ascii="맑은 고딕" w:cs="맑은 고딕" w:eastAsia="맑은 고딕" w:hAnsi="맑은 고딕"/>
+                <w:sz w:val="20"/>
+                <w:szCs w:val="20"/>
+              </w:rPr>
+              <w:t xml:space="preserve"/>
+            </w:r>
+          </w:p>
+        </w:tc>
+        <w:tc>
+          <w:tcPr>
+            <w:tcW w:type="dxa" w:w="737"/>
+            <w:tcBorders>
+              <w:top w:val="single" w:color="A6A6A6" w:sz="4"/>
+              <w:left w:val="single" w:color="A6A6A6" w:sz="4"/>
+              <w:bottom w:val="single" w:color="A6A6A6" w:sz="4"/>
+              <w:right w:val="single" w:color="A6A6A6" w:sz="4"/>
+            </w:tcBorders>
+            <w:tcMar>
+              <w:top w:type="dxa" w:w="20"/>
+              <w:left w:type="dxa" w:w="100"/>
+              <w:bottom w:type="dxa" w:w="20"/>
+              <w:right w:type="dxa" w:w="100"/>
+            </w:tcMar>
+            <w:vAlign w:val="center"/>
+          </w:tcPr>
+          <w:p>
+            <w:pPr>
+              <w:spacing w:after="40" w:before="0"/>
+            </w:pPr>
+            <w:r>
+              <w:rPr>
+                <w:rFonts w:ascii="맑은 고딕" w:cs="맑은 고딕" w:eastAsia="맑은 고딕" w:hAnsi="맑은 고딕"/>
+                <w:sz w:val="20"/>
+                <w:szCs w:val="20"/>
+              </w:rPr>
+              <w:t xml:space="preserve"/>
+            </w:r>
+          </w:p>
+        </w:tc>
+      </w:tr>
+      <w:tr>
+        <w:trPr>
+          <w:trHeight w:val="539" w:hRule="exact"/>
+        </w:trPr>
+        <w:tc>
+          <w:tcPr>
+            <w:tcW w:type="dxa" w:w="9469"/>
+            <w:tcBorders>
+              <w:top w:val="single" w:color="A6A6A6" w:sz="4"/>
+              <w:left w:val="single" w:color="A6A6A6" w:sz="4"/>
+              <w:bottom w:val="single" w:color="A6A6A6" w:sz="4"/>
+              <w:right w:val="single" w:color="A6A6A6" w:sz="4"/>
+            </w:tcBorders>
+            <w:tcMar>
+              <w:top w:type="dxa" w:w="20"/>
+              <w:left w:type="dxa" w:w="100"/>
+              <w:bottom w:type="dxa" w:w="20"/>
+              <w:right w:type="dxa" w:w="100"/>
+            </w:tcMar>
+            <w:vAlign w:val="center"/>
+          </w:tcPr>
+          <w:p>
+            <w:pPr>
+              <w:spacing w:after="40" w:before="0"/>
+            </w:pPr>
+            <w:r>
+              <w:rPr>
+                <w:rFonts w:ascii="맑은 고딕" w:cs="맑은 고딕" w:eastAsia="맑은 고딕" w:hAnsi="맑은 고딕"/>
+                <w:sz w:val="20"/>
+                <w:szCs w:val="20"/>
+              </w:rPr>
+              <w:t xml:space="preserve"/>
+            </w:r>
+          </w:p>
+        </w:tc>
+        <w:tc>
+          <w:tcPr>
+            <w:tcW w:type="dxa" w:w="737"/>
+            <w:tcBorders>
+              <w:top w:val="single" w:color="A6A6A6" w:sz="4"/>
+              <w:left w:val="single" w:color="A6A6A6" w:sz="4"/>
+              <w:bottom w:val="single" w:color="A6A6A6" w:sz="4"/>
+              <w:right w:val="single" w:color="A6A6A6" w:sz="4"/>
+            </w:tcBorders>
+            <w:tcMar>
+              <w:top w:type="dxa" w:w="20"/>
+              <w:left w:type="dxa" w:w="100"/>
+              <w:bottom w:type="dxa" w:w="20"/>
+              <w:right w:type="dxa" w:w="100"/>
+            </w:tcMar>
+            <w:vAlign w:val="center"/>
+          </w:tcPr>
+          <w:p>
+            <w:pPr>
+              <w:spacing w:after="40" w:before="0"/>
+            </w:pPr>
+            <w:r>
+              <w:rPr>
+                <w:rFonts w:ascii="맑은 고딕" w:cs="맑은 고딕" w:eastAsia="맑은 고딕" w:hAnsi="맑은 고딕"/>
+                <w:sz w:val="20"/>
+                <w:szCs w:val="20"/>
+              </w:rPr>
+              <w:t xml:space="preserve"/>
+            </w:r>
+          </w:p>
+        </w:tc>
+      </w:tr>
+      <w:tr>
+        <w:trPr>
+          <w:trHeight w:val="539" w:hRule="exact"/>
+        </w:trPr>
+        <w:tc>
+          <w:tcPr>
+            <w:tcW w:type="dxa" w:w="9469"/>
+            <w:tcBorders>
+              <w:top w:val="single" w:color="A6A6A6" w:sz="4"/>
+              <w:left w:val="single" w:color="A6A6A6" w:sz="4"/>
+              <w:bottom w:val="single" w:color="A6A6A6" w:sz="4"/>
+              <w:right w:val="single" w:color="A6A6A6" w:sz="4"/>
+            </w:tcBorders>
+            <w:tcMar>
+              <w:top w:type="dxa" w:w="20"/>
+              <w:left w:type="dxa" w:w="100"/>
+              <w:bottom w:type="dxa" w:w="20"/>
+              <w:right w:type="dxa" w:w="100"/>
+            </w:tcMar>
+            <w:vAlign w:val="center"/>
+          </w:tcPr>
+          <w:p>
+            <w:pPr>
+              <w:spacing w:after="40" w:before="0"/>
+            </w:pPr>
+            <w:r>
+              <w:rPr>
+                <w:rFonts w:ascii="맑은 고딕" w:cs="맑은 고딕" w:eastAsia="맑은 고딕" w:hAnsi="맑은 고딕"/>
+                <w:sz w:val="20"/>
+                <w:szCs w:val="20"/>
+              </w:rPr>
+              <w:t xml:space="preserve"/>
+            </w:r>
+          </w:p>
+        </w:tc>
+        <w:tc>
+          <w:tcPr>
+            <w:tcW w:type="dxa" w:w="737"/>
+            <w:tcBorders>
+              <w:top w:val="single" w:color="A6A6A6" w:sz="4"/>
+              <w:left w:val="single" w:color="A6A6A6" w:sz="4"/>
+              <w:bottom w:val="single" w:color="A6A6A6" w:sz="4"/>
+              <w:right w:val="single" w:color="A6A6A6" w:sz="4"/>
+            </w:tcBorders>
+            <w:tcMar>
+              <w:top w:type="dxa" w:w="20"/>
+              <w:left w:type="dxa" w:w="100"/>
+              <w:bottom w:type="dxa" w:w="20"/>
+              <w:right w:type="dxa" w:w="100"/>
+            </w:tcMar>
+            <w:vAlign w:val="center"/>
+          </w:tcPr>
+          <w:p>
+            <w:pPr>
+              <w:spacing w:after="40" w:before="0"/>
+            </w:pPr>
+            <w:r>
+              <w:rPr>
+                <w:rFonts w:ascii="맑은 고딕" w:cs="맑은 고딕" w:eastAsia="맑은 고딕" w:hAnsi="맑은 고딕"/>
+                <w:sz w:val="20"/>
+                <w:szCs w:val="20"/>
+              </w:rPr>
+              <w:t xml:space="preserve"/>
+            </w:r>
+          </w:p>
+        </w:tc>
+      </w:tr>
+      <w:tr>
+        <w:trPr>
+          <w:trHeight w:val="539" w:hRule="exact"/>
+        </w:trPr>
+        <w:tc>
+          <w:tcPr>
+            <w:tcW w:type="dxa" w:w="9469"/>
+            <w:tcBorders>
+              <w:top w:val="single" w:color="A6A6A6" w:sz="4"/>
+              <w:left w:val="single" w:color="A6A6A6" w:sz="4"/>
+              <w:bottom w:val="single" w:color="A6A6A6" w:sz="4"/>
+              <w:right w:val="single" w:color="A6A6A6" w:sz="4"/>
+            </w:tcBorders>
+            <w:tcMar>
+              <w:top w:type="dxa" w:w="20"/>
+              <w:left w:type="dxa" w:w="100"/>
+              <w:bottom w:type="dxa" w:w="20"/>
+              <w:right w:type="dxa" w:w="100"/>
+            </w:tcMar>
+            <w:vAlign w:val="center"/>
+          </w:tcPr>
+          <w:p>
+            <w:pPr>
+              <w:spacing w:after="40" w:before="0"/>
+            </w:pPr>
+            <w:r>
+              <w:rPr>
+                <w:rFonts w:ascii="맑은 고딕" w:cs="맑은 고딕" w:eastAsia="맑은 고딕" w:hAnsi="맑은 고딕"/>
+                <w:sz w:val="20"/>
+                <w:szCs w:val="20"/>
+              </w:rPr>
+              <w:t xml:space="preserve"/>
+            </w:r>
+          </w:p>
+        </w:tc>
+        <w:tc>
+          <w:tcPr>
+            <w:tcW w:type="dxa" w:w="737"/>
+            <w:tcBorders>
+              <w:top w:val="single" w:color="A6A6A6" w:sz="4"/>
+              <w:left w:val="single" w:color="A6A6A6" w:sz="4"/>
+              <w:bottom w:val="single" w:color="A6A6A6" w:sz="4"/>
+              <w:right w:val="single" w:color="A6A6A6" w:sz="4"/>
+            </w:tcBorders>
+            <w:tcMar>
+              <w:top w:type="dxa" w:w="20"/>
+              <w:left w:type="dxa" w:w="100"/>
+              <w:bottom w:type="dxa" w:w="20"/>
+              <w:right w:type="dxa" w:w="100"/>
+            </w:tcMar>
+            <w:vAlign w:val="center"/>
+          </w:tcPr>
+          <w:p>
+            <w:pPr>
+              <w:spacing w:after="40" w:before="0"/>
+            </w:pPr>
+            <w:r>
+              <w:rPr>
+                <w:rFonts w:ascii="맑은 고딕" w:cs="맑은 고딕" w:eastAsia="맑은 고딕" w:hAnsi="맑은 고딕"/>
+                <w:sz w:val="20"/>
+                <w:szCs w:val="20"/>
+              </w:rPr>
+              <w:t xml:space="preserve"/>
+            </w:r>
+          </w:p>
+        </w:tc>
+      </w:tr>
+      <w:tr>
+        <w:trPr>
+          <w:trHeight w:val="539" w:hRule="exact"/>
+        </w:trPr>
+        <w:tc>
+          <w:tcPr>
+            <w:tcW w:type="dxa" w:w="9469"/>
+            <w:tcBorders>
+              <w:top w:val="single" w:color="A6A6A6" w:sz="4"/>
+              <w:left w:val="single" w:color="A6A6A6" w:sz="4"/>
+              <w:bottom w:val="single" w:color="A6A6A6" w:sz="4"/>
+              <w:right w:val="single" w:color="A6A6A6" w:sz="4"/>
+            </w:tcBorders>
+            <w:tcMar>
+              <w:top w:type="dxa" w:w="20"/>
+              <w:left w:type="dxa" w:w="100"/>
+              <w:bottom w:type="dxa" w:w="20"/>
+              <w:right w:type="dxa" w:w="100"/>
+            </w:tcMar>
+            <w:vAlign w:val="center"/>
+          </w:tcPr>
+          <w:p>
+            <w:pPr>
+              <w:spacing w:after="40" w:before="0"/>
+            </w:pPr>
+            <w:r>
+              <w:rPr>
+                <w:rFonts w:ascii="맑은 고딕" w:cs="맑은 고딕" w:eastAsia="맑은 고딕" w:hAnsi="맑은 고딕"/>
+                <w:sz w:val="20"/>
+                <w:szCs w:val="20"/>
+              </w:rPr>
+              <w:t xml:space="preserve"/>
+            </w:r>
+          </w:p>
+        </w:tc>
+        <w:tc>
+          <w:tcPr>
+            <w:tcW w:type="dxa" w:w="737"/>
+            <w:tcBorders>
+              <w:top w:val="single" w:color="A6A6A6" w:sz="4"/>
+              <w:left w:val="single" w:color="A6A6A6" w:sz="4"/>
+              <w:bottom w:val="single" w:color="A6A6A6" w:sz="4"/>
+              <w:right w:val="single" w:color="A6A6A6" w:sz="4"/>
+            </w:tcBorders>
+            <w:tcMar>
+              <w:top w:type="dxa" w:w="20"/>
+              <w:left w:type="dxa" w:w="100"/>
+              <w:bottom w:type="dxa" w:w="20"/>
+              <w:right w:type="dxa" w:w="100"/>
+            </w:tcMar>
+            <w:vAlign w:val="center"/>
+          </w:tcPr>
+          <w:p>
+            <w:pPr>
+              <w:spacing w:after="40" w:before="0"/>
+            </w:pPr>
+            <w:r>
+              <w:rPr>
+                <w:rFonts w:ascii="맑은 고딕" w:cs="맑은 고딕" w:eastAsia="맑은 고딕" w:hAnsi="맑은 고딕"/>
+                <w:sz w:val="20"/>
+                <w:szCs w:val="20"/>
+              </w:rPr>
+              <w:t xml:space="preserve"/>
+            </w:r>
+          </w:p>
+        </w:tc>
+      </w:tr>
+      <w:tr>
+        <w:trPr>
+          <w:trHeight w:val="539" w:hRule="exact"/>
+        </w:trPr>
+        <w:tc>
+          <w:tcPr>
+            <w:tcW w:type="dxa" w:w="9469"/>
+            <w:tcBorders>
+              <w:top w:val="single" w:color="A6A6A6" w:sz="4"/>
+              <w:left w:val="single" w:color="A6A6A6" w:sz="4"/>
+              <w:bottom w:val="single" w:color="A6A6A6" w:sz="4"/>
+              <w:right w:val="single" w:color="A6A6A6" w:sz="4"/>
+            </w:tcBorders>
+            <w:tcMar>
+              <w:top w:type="dxa" w:w="20"/>
+              <w:left w:type="dxa" w:w="100"/>
+              <w:bottom w:type="dxa" w:w="20"/>
+              <w:right w:type="dxa" w:w="100"/>
+            </w:tcMar>
+            <w:vAlign w:val="center"/>
+          </w:tcPr>
+          <w:p>
+            <w:pPr>
+              <w:spacing w:after="40" w:before="0"/>
+            </w:pPr>
+            <w:r>
+              <w:rPr>
+                <w:rFonts w:ascii="맑은 고딕" w:cs="맑은 고딕" w:eastAsia="맑은 고딕" w:hAnsi="맑은 고딕"/>
+                <w:sz w:val="20"/>
+                <w:szCs w:val="20"/>
+              </w:rPr>
+              <w:t xml:space="preserve"/>
+            </w:r>
+          </w:p>
+        </w:tc>
+        <w:tc>
+          <w:tcPr>
+            <w:tcW w:type="dxa" w:w="737"/>
+            <w:tcBorders>
+              <w:top w:val="single" w:color="A6A6A6" w:sz="4"/>
+              <w:left w:val="single" w:color="A6A6A6" w:sz="4"/>
+              <w:bottom w:val="single" w:color="A6A6A6" w:sz="4"/>
+              <w:right w:val="single" w:color="A6A6A6" w:sz="4"/>
+            </w:tcBorders>
+            <w:tcMar>
+              <w:top w:type="dxa" w:w="20"/>
+              <w:left w:type="dxa" w:w="100"/>
+              <w:bottom w:type="dxa" w:w="20"/>
+              <w:right w:type="dxa" w:w="100"/>
+            </w:tcMar>
+            <w:vAlign w:val="center"/>
+          </w:tcPr>
+          <w:p>
+            <w:pPr>
+              <w:spacing w:after="40" w:before="0"/>
+            </w:pPr>
+            <w:r>
+              <w:rPr>
+                <w:rFonts w:ascii="맑은 고딕" w:cs="맑은 고딕" w:eastAsia="맑은 고딕" w:hAnsi="맑은 고딕"/>
+                <w:sz w:val="20"/>
+                <w:szCs w:val="20"/>
+              </w:rPr>
+              <w:t xml:space="preserve"/>
+            </w:r>
+          </w:p>
+        </w:tc>
+      </w:tr>
+      <w:tr>
+        <w:trPr>
+          <w:trHeight w:val="539" w:hRule="exact"/>
+        </w:trPr>
+        <w:tc>
+          <w:tcPr>
+            <w:tcW w:type="dxa" w:w="9469"/>
+            <w:tcBorders>
+              <w:top w:val="single" w:color="A6A6A6" w:sz="4"/>
+              <w:left w:val="single" w:color="A6A6A6" w:sz="4"/>
+              <w:bottom w:val="single" w:color="A6A6A6" w:sz="4"/>
+              <w:right w:val="single" w:color="A6A6A6" w:sz="4"/>
+            </w:tcBorders>
+            <w:tcMar>
+              <w:top w:type="dxa" w:w="20"/>
+              <w:left w:type="dxa" w:w="100"/>
+              <w:bottom w:type="dxa" w:w="20"/>
+              <w:right w:type="dxa" w:w="100"/>
+            </w:tcMar>
+            <w:vAlign w:val="center"/>
+          </w:tcPr>
+          <w:p>
+            <w:pPr>
+              <w:spacing w:after="40" w:before="0"/>
+            </w:pPr>
+            <w:r>
+              <w:rPr>
+                <w:rFonts w:ascii="맑은 고딕" w:cs="맑은 고딕" w:eastAsia="맑은 고딕" w:hAnsi="맑은 고딕"/>
+                <w:sz w:val="20"/>
+                <w:szCs w:val="20"/>
+              </w:rPr>
+              <w:t xml:space="preserve"/>
+            </w:r>
+          </w:p>
+        </w:tc>
+        <w:tc>
+          <w:tcPr>
+            <w:tcW w:type="dxa" w:w="737"/>
+            <w:tcBorders>
+              <w:top w:val="single" w:color="A6A6A6" w:sz="4"/>
+              <w:left w:val="single" w:color="A6A6A6" w:sz="4"/>
+              <w:bottom w:val="single" w:color="A6A6A6" w:sz="4"/>
+              <w:right w:val="single" w:color="A6A6A6" w:sz="4"/>
+            </w:tcBorders>
+            <w:tcMar>
+              <w:top w:type="dxa" w:w="20"/>
+              <w:left w:type="dxa" w:w="100"/>
+              <w:bottom w:type="dxa" w:w="20"/>
+              <w:right w:type="dxa" w:w="100"/>
+            </w:tcMar>
+            <w:vAlign w:val="center"/>
+          </w:tcPr>
+          <w:p>
+            <w:pPr>
+              <w:spacing w:after="40" w:before="0"/>
+            </w:pPr>
+            <w:r>
+              <w:rPr>
+                <w:rFonts w:ascii="맑은 고딕" w:cs="맑은 고딕" w:eastAsia="맑은 고딕" w:hAnsi="맑은 고딕"/>
+                <w:sz w:val="20"/>
+                <w:szCs w:val="20"/>
+              </w:rPr>
+              <w:t xml:space="preserve"/>
+            </w:r>
+          </w:p>
+        </w:tc>
+      </w:tr>
+      <w:tr>
+        <w:trPr>
+          <w:trHeight w:val="539" w:hRule="exact"/>
+        </w:trPr>
+        <w:tc>
+          <w:tcPr>
+            <w:tcW w:type="dxa" w:w="9469"/>
+            <w:tcBorders>
+              <w:top w:val="single" w:color="A6A6A6" w:sz="4"/>
+              <w:left w:val="single" w:color="A6A6A6" w:sz="4"/>
+              <w:bottom w:val="single" w:color="A6A6A6" w:sz="4"/>
+              <w:right w:val="single" w:color="A6A6A6" w:sz="4"/>
+            </w:tcBorders>
+            <w:tcMar>
+              <w:top w:type="dxa" w:w="20"/>
+              <w:left w:type="dxa" w:w="100"/>
+              <w:bottom w:type="dxa" w:w="20"/>
+              <w:right w:type="dxa" w:w="100"/>
+            </w:tcMar>
+            <w:vAlign w:val="center"/>
+          </w:tcPr>
+          <w:p>
+            <w:pPr>
+              <w:spacing w:after="40" w:before="0"/>
+            </w:pPr>
+            <w:r>
+              <w:rPr>
+                <w:rFonts w:ascii="맑은 고딕" w:cs="맑은 고딕" w:eastAsia="맑은 고딕" w:hAnsi="맑은 고딕"/>
+                <w:sz w:val="20"/>
+                <w:szCs w:val="20"/>
+              </w:rPr>
+              <w:t xml:space="preserve"/>
+            </w:r>
+          </w:p>
+        </w:tc>
+        <w:tc>
+          <w:tcPr>
+            <w:tcW w:type="dxa" w:w="737"/>
+            <w:tcBorders>
+              <w:top w:val="single" w:color="A6A6A6" w:sz="4"/>
+              <w:left w:val="single" w:color="A6A6A6" w:sz="4"/>
+              <w:bottom w:val="single" w:color="A6A6A6" w:sz="4"/>
+              <w:right w:val="single" w:color="A6A6A6" w:sz="4"/>
+            </w:tcBorders>
+            <w:tcMar>
+              <w:top w:type="dxa" w:w="20"/>
+              <w:left w:type="dxa" w:w="100"/>
+              <w:bottom w:type="dxa" w:w="20"/>
+              <w:right w:type="dxa" w:w="100"/>
+            </w:tcMar>
+            <w:vAlign w:val="center"/>
+          </w:tcPr>
+          <w:p>
+            <w:pPr>
+              <w:spacing w:after="40" w:before="0"/>
+            </w:pPr>
+            <w:r>
+              <w:rPr>
+                <w:rFonts w:ascii="맑은 고딕" w:cs="맑은 고딕" w:eastAsia="맑은 고딕" w:hAnsi="맑은 고딕"/>
+                <w:sz w:val="20"/>
+                <w:szCs w:val="20"/>
+              </w:rPr>
+              <w:t xml:space="preserve"/>
+            </w:r>
+          </w:p>
+        </w:tc>
+      </w:tr>
+      <w:tr>
+        <w:trPr>
+          <w:trHeight w:val="539" w:hRule="exact"/>
+        </w:trPr>
+        <w:tc>
+          <w:tcPr>
+            <w:tcW w:type="dxa" w:w="9469"/>
+            <w:tcBorders>
+              <w:top w:val="single" w:color="A6A6A6" w:sz="4"/>
+              <w:left w:val="single" w:color="A6A6A6" w:sz="4"/>
+              <w:bottom w:val="single" w:color="A6A6A6" w:sz="4"/>
+              <w:right w:val="single" w:color="A6A6A6" w:sz="4"/>
+            </w:tcBorders>
+            <w:tcMar>
+              <w:top w:type="dxa" w:w="20"/>
+              <w:left w:type="dxa" w:w="100"/>
+              <w:bottom w:type="dxa" w:w="20"/>
+              <w:right w:type="dxa" w:w="100"/>
+            </w:tcMar>
+            <w:vAlign w:val="center"/>
+          </w:tcPr>
+          <w:p>
+            <w:pPr>
+              <w:spacing w:after="40" w:before="0"/>
+            </w:pPr>
+            <w:r>
+              <w:rPr>
+                <w:rFonts w:ascii="맑은 고딕" w:cs="맑은 고딕" w:eastAsia="맑은 고딕" w:hAnsi="맑은 고딕"/>
+                <w:sz w:val="20"/>
+                <w:szCs w:val="20"/>
+              </w:rPr>
+              <w:t xml:space="preserve"/>
+            </w:r>
+          </w:p>
+        </w:tc>
+        <w:tc>
+          <w:tcPr>
+            <w:tcW w:type="dxa" w:w="737"/>
+            <w:tcBorders>
+              <w:top w:val="single" w:color="A6A6A6" w:sz="4"/>
+              <w:left w:val="single" w:color="A6A6A6" w:sz="4"/>
+              <w:bottom w:val="single" w:color="A6A6A6" w:sz="4"/>
+              <w:right w:val="single" w:color="A6A6A6" w:sz="4"/>
+            </w:tcBorders>
+            <w:tcMar>
+              <w:top w:type="dxa" w:w="20"/>
+              <w:left w:type="dxa" w:w="100"/>
+              <w:bottom w:type="dxa" w:w="20"/>
+              <w:right w:type="dxa" w:w="100"/>
+            </w:tcMar>
+            <w:vAlign w:val="center"/>
+          </w:tcPr>
+          <w:p>
+            <w:pPr>
+              <w:spacing w:after="40" w:before="0"/>
+            </w:pPr>
+            <w:r>
+              <w:rPr>
+                <w:rFonts w:ascii="맑은 고딕" w:cs="맑은 고딕" w:eastAsia="맑은 고딕" w:hAnsi="맑은 고딕"/>
+                <w:sz w:val="20"/>
+                <w:szCs w:val="20"/>
+              </w:rPr>
+              <w:t xml:space="preserve"/>
+            </w:r>
+          </w:p>
+        </w:tc>
+      </w:tr>
+      <w:tr>
+        <w:trPr>
+          <w:trHeight w:val="539" w:hRule="exact"/>
+        </w:trPr>
+        <w:tc>
+          <w:tcPr>
+            <w:tcW w:type="dxa" w:w="9469"/>
+            <w:tcBorders>
+              <w:top w:val="single" w:color="A6A6A6" w:sz="4"/>
+              <w:left w:val="single" w:color="A6A6A6" w:sz="4"/>
+              <w:bottom w:val="single" w:color="A6A6A6" w:sz="4"/>
+              <w:right w:val="single" w:color="A6A6A6" w:sz="4"/>
+            </w:tcBorders>
+            <w:tcMar>
+              <w:top w:type="dxa" w:w="20"/>
+              <w:left w:type="dxa" w:w="100"/>
+              <w:bottom w:type="dxa" w:w="20"/>
+              <w:right w:type="dxa" w:w="100"/>
+            </w:tcMar>
+            <w:vAlign w:val="center"/>
+          </w:tcPr>
+          <w:p>
+            <w:pPr>
+              <w:spacing w:after="40" w:before="0"/>
+            </w:pPr>
+            <w:r>
+              <w:rPr>
+                <w:rFonts w:ascii="맑은 고딕" w:cs="맑은 고딕" w:eastAsia="맑은 고딕" w:hAnsi="맑은 고딕"/>
+                <w:sz w:val="20"/>
+                <w:szCs w:val="20"/>
+              </w:rPr>
+              <w:t xml:space="preserve"/>
+            </w:r>
+          </w:p>
+        </w:tc>
+        <w:tc>
+          <w:tcPr>
+            <w:tcW w:type="dxa" w:w="737"/>
+            <w:tcBorders>
+              <w:top w:val="single" w:color="A6A6A6" w:sz="4"/>
+              <w:left w:val="single" w:color="A6A6A6" w:sz="4"/>
+              <w:bottom w:val="single" w:color="A6A6A6" w:sz="4"/>
+              <w:right w:val="single" w:color="A6A6A6" w:sz="4"/>
+            </w:tcBorders>
+            <w:tcMar>
+              <w:top w:type="dxa" w:w="20"/>
+              <w:left w:type="dxa" w:w="100"/>
+              <w:bottom w:type="dxa" w:w="20"/>
+              <w:right w:type="dxa" w:w="100"/>
+            </w:tcMar>
+            <w:vAlign w:val="center"/>
+          </w:tcPr>
+          <w:p>
+            <w:pPr>
+              <w:spacing w:after="40" w:before="0"/>
+            </w:pPr>
+            <w:r>
+              <w:rPr>
+                <w:rFonts w:ascii="맑은 고딕" w:cs="맑은 고딕" w:eastAsia="맑은 고딕" w:hAnsi="맑은 고딕"/>
+                <w:sz w:val="20"/>
+                <w:szCs w:val="20"/>
+              </w:rPr>
+              <w:t xml:space="preserve"/>
+            </w:r>
+          </w:p>
+        </w:tc>
+      </w:tr>
+      <w:tr>
+        <w:trPr>
+          <w:trHeight w:val="539" w:hRule="exact"/>
+        </w:trPr>
+        <w:tc>
+          <w:tcPr>
+            <w:tcW w:type="dxa" w:w="9469"/>
+            <w:tcBorders>
+              <w:top w:val="single" w:color="A6A6A6" w:sz="4"/>
+              <w:left w:val="single" w:color="A6A6A6" w:sz="4"/>
+              <w:bottom w:val="single" w:color="A6A6A6" w:sz="4"/>
+              <w:right w:val="single" w:color="A6A6A6" w:sz="4"/>
+            </w:tcBorders>
+            <w:tcMar>
+              <w:top w:type="dxa" w:w="20"/>
+              <w:left w:type="dxa" w:w="100"/>
+              <w:bottom w:type="dxa" w:w="20"/>
+              <w:right w:type="dxa" w:w="100"/>
+            </w:tcMar>
+            <w:vAlign w:val="center"/>
+          </w:tcPr>
+          <w:p>
+            <w:pPr>
+              <w:spacing w:after="40" w:before="0"/>
+            </w:pPr>
+            <w:r>
+              <w:rPr>
+                <w:rFonts w:ascii="맑은 고딕" w:cs="맑은 고딕" w:eastAsia="맑은 고딕" w:hAnsi="맑은 고딕"/>
+                <w:sz w:val="20"/>
+                <w:szCs w:val="20"/>
+              </w:rPr>
+              <w:t xml:space="preserve"/>
+            </w:r>
+          </w:p>
+        </w:tc>
+        <w:tc>
+          <w:tcPr>
+            <w:tcW w:type="dxa" w:w="737"/>
+            <w:tcBorders>
+              <w:top w:val="single" w:color="A6A6A6" w:sz="4"/>
+              <w:left w:val="single" w:color="A6A6A6" w:sz="4"/>
+              <w:bottom w:val="single" w:color="A6A6A6" w:sz="4"/>
+              <w:right w:val="single" w:color="A6A6A6" w:sz="4"/>
+            </w:tcBorders>
+            <w:tcMar>
+              <w:top w:type="dxa" w:w="20"/>
+              <w:left w:type="dxa" w:w="100"/>
+              <w:bottom w:type="dxa" w:w="20"/>
+              <w:right w:type="dxa" w:w="100"/>
+            </w:tcMar>
+            <w:vAlign w:val="center"/>
+          </w:tcPr>
+          <w:p>
+            <w:pPr>
+              <w:spacing w:after="40" w:before="0"/>
+            </w:pPr>
+            <w:r>
+              <w:rPr>
+                <w:rFonts w:ascii="맑은 고딕" w:cs="맑은 고딕" w:eastAsia="맑은 고딕" w:hAnsi="맑은 고딕"/>
+                <w:sz w:val="20"/>
+                <w:szCs w:val="20"/>
+              </w:rPr>
+              <w:t xml:space="preserve"/>
+            </w:r>
+          </w:p>
+        </w:tc>
+      </w:tr>
+      <w:tr>
+        <w:trPr>
+          <w:trHeight w:val="539" w:hRule="exact"/>
+        </w:trPr>
+        <w:tc>
+          <w:tcPr>
+            <w:tcW w:type="dxa" w:w="9469"/>
+            <w:tcBorders>
+              <w:top w:val="single" w:color="A6A6A6" w:sz="4"/>
+              <w:left w:val="single" w:color="A6A6A6" w:sz="4"/>
+              <w:bottom w:val="single" w:color="A6A6A6" w:sz="4"/>
+              <w:right w:val="single" w:color="A6A6A6" w:sz="4"/>
+            </w:tcBorders>
+            <w:tcMar>
+              <w:top w:type="dxa" w:w="20"/>
+              <w:left w:type="dxa" w:w="100"/>
+              <w:bottom w:type="dxa" w:w="20"/>
+              <w:right w:type="dxa" w:w="100"/>
+            </w:tcMar>
+            <w:vAlign w:val="center"/>
+          </w:tcPr>
+          <w:p>
+            <w:pPr>
+              <w:spacing w:after="40" w:before="0"/>
+            </w:pPr>
+            <w:r>
+              <w:rPr>
+                <w:rFonts w:ascii="맑은 고딕" w:cs="맑은 고딕" w:eastAsia="맑은 고딕" w:hAnsi="맑은 고딕"/>
+                <w:sz w:val="20"/>
+                <w:szCs w:val="20"/>
+              </w:rPr>
+              <w:t xml:space="preserve"/>
+            </w:r>
+          </w:p>
+        </w:tc>
+        <w:tc>
+          <w:tcPr>
+            <w:tcW w:type="dxa" w:w="737"/>
+            <w:tcBorders>
+              <w:top w:val="single" w:color="A6A6A6" w:sz="4"/>
+              <w:left w:val="single" w:color="A6A6A6" w:sz="4"/>
+              <w:bottom w:val="single" w:color="A6A6A6" w:sz="4"/>
+              <w:right w:val="single" w:color="A6A6A6" w:sz="4"/>
+            </w:tcBorders>
+            <w:tcMar>
+              <w:top w:type="dxa" w:w="20"/>
+              <w:left w:type="dxa" w:w="100"/>
+              <w:bottom w:type="dxa" w:w="20"/>
+              <w:right w:type="dxa" w:w="100"/>
+            </w:tcMar>
+            <w:vAlign w:val="center"/>
+          </w:tcPr>
+          <w:p>
+            <w:pPr>
+              <w:spacing w:after="40" w:before="0"/>
+            </w:pPr>
+            <w:r>
+              <w:rPr>
+                <w:rFonts w:ascii="맑은 고딕" w:cs="맑은 고딕" w:eastAsia="맑은 고딕" w:hAnsi="맑은 고딕"/>
+                <w:sz w:val="20"/>
+                <w:szCs w:val="20"/>
+              </w:rPr>
+              <w:t xml:space="preserve"/>
+            </w:r>
+          </w:p>
+        </w:tc>
+      </w:tr>
+      <w:tr>
+        <w:trPr>
+          <w:trHeight w:val="539" w:hRule="exact"/>
+        </w:trPr>
+        <w:tc>
+          <w:tcPr>
+            <w:tcW w:type="dxa" w:w="9469"/>
+            <w:tcBorders>
+              <w:top w:val="single" w:color="A6A6A6" w:sz="4"/>
+              <w:left w:val="single" w:color="A6A6A6" w:sz="4"/>
+              <w:bottom w:val="single" w:color="A6A6A6" w:sz="4"/>
+              <w:right w:val="single" w:color="A6A6A6" w:sz="4"/>
+            </w:tcBorders>
+            <w:tcMar>
+              <w:top w:type="dxa" w:w="20"/>
+              <w:left w:type="dxa" w:w="100"/>
+              <w:bottom w:type="dxa" w:w="20"/>
+              <w:right w:type="dxa" w:w="100"/>
+            </w:tcMar>
+            <w:vAlign w:val="center"/>
+          </w:tcPr>
+          <w:p>
+            <w:pPr>
+              <w:spacing w:after="40" w:before="0"/>
+            </w:pPr>
+            <w:r>
+              <w:rPr>
+                <w:rFonts w:ascii="맑은 고딕" w:cs="맑은 고딕" w:eastAsia="맑은 고딕" w:hAnsi="맑은 고딕"/>
+                <w:sz w:val="20"/>
+                <w:szCs w:val="20"/>
+              </w:rPr>
+              <w:t xml:space="preserve"/>
+            </w:r>
+          </w:p>
+        </w:tc>
+        <w:tc>
+          <w:tcPr>
+            <w:tcW w:type="dxa" w:w="737"/>
+            <w:tcBorders>
+              <w:top w:val="single" w:color="A6A6A6" w:sz="4"/>
+              <w:left w:val="single" w:color="A6A6A6" w:sz="4"/>
+              <w:bottom w:val="single" w:color="A6A6A6" w:sz="4"/>
+              <w:right w:val="single" w:color="A6A6A6" w:sz="4"/>
+            </w:tcBorders>
+            <w:tcMar>
+              <w:top w:type="dxa" w:w="20"/>
+              <w:left w:type="dxa" w:w="100"/>
+              <w:bottom w:type="dxa" w:w="20"/>
+              <w:right w:type="dxa" w:w="100"/>
+            </w:tcMar>
+            <w:vAlign w:val="center"/>
+          </w:tcPr>
+          <w:p>
+            <w:pPr>
+              <w:spacing w:after="40" w:before="0"/>
+            </w:pPr>
+            <w:r>
+              <w:rPr>
+                <w:rFonts w:ascii="맑은 고딕" w:cs="맑은 고딕" w:eastAsia="맑은 고딕" w:hAnsi="맑은 고딕"/>
+                <w:sz w:val="20"/>
+                <w:szCs w:val="20"/>
+              </w:rPr>
+              <w:t xml:space="preserve"/>
+            </w:r>
+          </w:p>
+        </w:tc>
+      </w:tr>
+      <w:tr>
+        <w:trPr>
+          <w:trHeight w:val="539" w:hRule="exact"/>
+        </w:trPr>
+        <w:tc>
+          <w:tcPr>
+            <w:tcW w:type="dxa" w:w="9469"/>
+            <w:tcBorders>
+              <w:top w:val="single" w:color="A6A6A6" w:sz="4"/>
+              <w:left w:val="single" w:color="A6A6A6" w:sz="4"/>
+              <w:bottom w:val="single" w:color="A6A6A6" w:sz="4"/>
+              <w:right w:val="single" w:color="A6A6A6" w:sz="4"/>
+            </w:tcBorders>
+            <w:tcMar>
+              <w:top w:type="dxa" w:w="20"/>
+              <w:left w:type="dxa" w:w="100"/>
+              <w:bottom w:type="dxa" w:w="20"/>
+              <w:right w:type="dxa" w:w="100"/>
+            </w:tcMar>
+            <w:vAlign w:val="center"/>
+          </w:tcPr>
+          <w:p>
+            <w:pPr>
+              <w:spacing w:after="40" w:before="0"/>
+            </w:pPr>
+            <w:r>
+              <w:rPr>
+                <w:rFonts w:ascii="맑은 고딕" w:cs="맑은 고딕" w:eastAsia="맑은 고딕" w:hAnsi="맑은 고딕"/>
+                <w:sz w:val="20"/>
+                <w:szCs w:val="20"/>
+              </w:rPr>
+              <w:t xml:space="preserve"/>
+            </w:r>
+          </w:p>
+        </w:tc>
+        <w:tc>
+          <w:tcPr>
+            <w:tcW w:type="dxa" w:w="737"/>
+            <w:tcBorders>
+              <w:top w:val="single" w:color="A6A6A6" w:sz="4"/>
+              <w:left w:val="single" w:color="A6A6A6" w:sz="4"/>
+              <w:bottom w:val="single" w:color="A6A6A6" w:sz="4"/>
+              <w:right w:val="single" w:color="A6A6A6" w:sz="4"/>
+            </w:tcBorders>
+            <w:tcMar>
+              <w:top w:type="dxa" w:w="20"/>
+              <w:left w:type="dxa" w:w="100"/>
+              <w:bottom w:type="dxa" w:w="20"/>
+              <w:right w:type="dxa" w:w="100"/>
+            </w:tcMar>
+            <w:vAlign w:val="center"/>
+          </w:tcPr>
+          <w:p>
+            <w:pPr>
+              <w:spacing w:after="40" w:before="0"/>
+            </w:pPr>
+            <w:r>
+              <w:rPr>
+                <w:rFonts w:ascii="맑은 고딕" w:cs="맑은 고딕" w:eastAsia="맑은 고딕" w:hAnsi="맑은 고딕"/>
+                <w:sz w:val="20"/>
+                <w:szCs w:val="20"/>
+              </w:rPr>
+              <w:t xml:space="preserve"/>
             </w:r>
           </w:p>
         </w:tc>
@@ -5657,7 +6879,7 @@
     </w:tbl>
     <w:p>
       <w:pPr>
-        <w:spacing w:after="40" w:before="0"/>
+        <w:spacing w:after="40" w:before="2"/>
         <w:jc w:val="right"/>
       </w:pPr>
       <w:r>
@@ -5669,323 +6891,6 @@
         <w:t xml:space="preserve">20    년    월    일            재판관:                          (서명)</w:t>
       </w:r>
     </w:p>
-    <w:p>
-      <w:pPr>
-        <w:spacing w:after="40" w:before="0"/>
-      </w:pPr>
-      <w:r>
-        <w:rPr>
-          <w:rFonts w:ascii="맑은 고딕" w:cs="맑은 고딕" w:eastAsia="맑은 고딕" w:hAnsi="맑은 고딕"/>
-          <w:b/>
-          <w:bCs/>
-          <w:sz w:val="20"/>
-          <w:szCs w:val="20"/>
-        </w:rPr>
-        <w:t xml:space="preserve">✔ 제출 전 스스로 점검</w:t>
-      </w:r>
-    </w:p>
-    <w:tbl>
-      <w:tblPr>
-        <w:tblW w:type="dxa" w:w="10206"/>
-        <w:tblBorders>
-          <w:top w:val="single" w:color="auto" w:sz="4"/>
-          <w:left w:val="single" w:color="auto" w:sz="4"/>
-          <w:bottom w:val="single" w:color="auto" w:sz="4"/>
-          <w:right w:val="single" w:color="auto" w:sz="4"/>
-          <w:insideH w:val="single" w:color="auto" w:sz="4"/>
-          <w:insideV w:val="single" w:color="auto" w:sz="4"/>
-        </w:tblBorders>
-      </w:tblPr>
-      <w:tblGrid>
-        <w:gridCol w:w="5103"/>
-        <w:gridCol w:w="5103"/>
-      </w:tblGrid>
-      <w:tr>
-        <w:trPr>
-          <w:cantSplit/>
-        </w:trPr>
-        <w:tc>
-          <w:tcPr>
-            <w:tcW w:type="dxa" w:w="5103"/>
-            <w:tcBorders>
-              <w:top w:val="single" w:color="808080" w:sz="4"/>
-              <w:left w:val="single" w:color="808080" w:sz="4"/>
-              <w:bottom w:val="single" w:color="808080" w:sz="4"/>
-              <w:right w:val="single" w:color="808080" w:sz="4"/>
-            </w:tcBorders>
-            <w:shd w:fill="FFF2CC" w:color="auto" w:val="clear"/>
-            <w:tcMar>
-              <w:top w:type="dxa" w:w="60"/>
-              <w:left w:type="dxa" w:w="100"/>
-              <w:bottom w:type="dxa" w:w="60"/>
-              <w:right w:type="dxa" w:w="100"/>
-            </w:tcMar>
-            <w:vAlign w:val="center"/>
-          </w:tcPr>
-          <w:p>
-            <w:pPr>
-              <w:spacing w:after="40" w:before="0"/>
-              <w:jc w:val="center"/>
-            </w:pPr>
-            <w:r>
-              <w:rPr>
-                <w:rFonts w:ascii="맑은 고딕" w:cs="맑은 고딕" w:eastAsia="맑은 고딕" w:hAnsi="맑은 고딕"/>
-                <w:b/>
-                <w:bCs/>
-                <w:sz w:val="20"/>
-                <w:szCs w:val="20"/>
-              </w:rPr>
-              <w:t xml:space="preserve">국민청원문</w:t>
-            </w:r>
-          </w:p>
-        </w:tc>
-        <w:tc>
-          <w:tcPr>
-            <w:tcW w:type="dxa" w:w="5103"/>
-            <w:tcBorders>
-              <w:top w:val="single" w:color="808080" w:sz="4"/>
-              <w:left w:val="single" w:color="808080" w:sz="4"/>
-              <w:bottom w:val="single" w:color="808080" w:sz="4"/>
-              <w:right w:val="single" w:color="808080" w:sz="4"/>
-            </w:tcBorders>
-            <w:shd w:fill="FFF2CC" w:color="auto" w:val="clear"/>
-            <w:tcMar>
-              <w:top w:type="dxa" w:w="60"/>
-              <w:left w:type="dxa" w:w="100"/>
-              <w:bottom w:type="dxa" w:w="60"/>
-              <w:right w:type="dxa" w:w="100"/>
-            </w:tcMar>
-            <w:vAlign w:val="center"/>
-          </w:tcPr>
-          <w:p>
-            <w:pPr>
-              <w:spacing w:after="40" w:before="0"/>
-              <w:jc w:val="center"/>
-            </w:pPr>
-            <w:r>
-              <w:rPr>
-                <w:rFonts w:ascii="맑은 고딕" w:cs="맑은 고딕" w:eastAsia="맑은 고딕" w:hAnsi="맑은 고딕"/>
-                <w:b/>
-                <w:bCs/>
-                <w:sz w:val="20"/>
-                <w:szCs w:val="20"/>
-              </w:rPr>
-              <w:t xml:space="preserve">결정문</w:t>
-            </w:r>
-          </w:p>
-        </w:tc>
-      </w:tr>
-      <w:tr>
-        <w:trPr>
-          <w:cantSplit/>
-        </w:trPr>
-        <w:tc>
-          <w:tcPr>
-            <w:tcW w:type="dxa" w:w="5103"/>
-            <w:tcBorders>
-              <w:top w:val="single" w:color="808080" w:sz="4"/>
-              <w:left w:val="single" w:color="808080" w:sz="4"/>
-              <w:bottom w:val="single" w:color="808080" w:sz="4"/>
-              <w:right w:val="single" w:color="808080" w:sz="4"/>
-            </w:tcBorders>
-            <w:tcMar>
-              <w:top w:type="dxa" w:w="60"/>
-              <w:left w:type="dxa" w:w="100"/>
-              <w:bottom w:type="dxa" w:w="60"/>
-              <w:right w:type="dxa" w:w="100"/>
-            </w:tcMar>
-            <w:vAlign w:val="center"/>
-          </w:tcPr>
-          <w:p>
-            <w:pPr>
-              <w:spacing w:after="40" w:before="0"/>
-            </w:pPr>
-            <w:r>
-              <w:rPr>
-                <w:rFonts w:ascii="맑은 고딕" w:cs="맑은 고딕" w:eastAsia="맑은 고딕" w:hAnsi="맑은 고딕"/>
-                <w:sz w:val="16"/>
-                <w:szCs w:val="16"/>
-              </w:rPr>
-              <w:t xml:space="preserve">□ 문제 상황이 구체적인가?</w:t>
-            </w:r>
-          </w:p>
-          <w:p>
-            <w:pPr>
-              <w:spacing w:after="40" w:before="0"/>
-            </w:pPr>
-            <w:r>
-              <w:rPr>
-                <w:rFonts w:ascii="맑은 고딕" w:cs="맑은 고딕" w:eastAsia="맑은 고딕" w:hAnsi="맑은 고딕"/>
-                <w:sz w:val="16"/>
-                <w:szCs w:val="16"/>
-              </w:rPr>
-              <w:t xml:space="preserve">□ 기본권 종류를 썼는가?</w:t>
-            </w:r>
-          </w:p>
-          <w:p>
-            <w:pPr>
-              <w:spacing w:after="40" w:before="0"/>
-            </w:pPr>
-            <w:r>
-              <w:rPr>
-                <w:rFonts w:ascii="맑은 고딕" w:cs="맑은 고딕" w:eastAsia="맑은 고딕" w:hAnsi="맑은 고딕"/>
-                <w:sz w:val="16"/>
-                <w:szCs w:val="16"/>
-              </w:rPr>
-              <w:t xml:space="preserve">□ 원인이 된 법·제도를 썼는가?</w:t>
-            </w:r>
-          </w:p>
-          <w:p>
-            <w:pPr>
-              <w:spacing w:after="40" w:before="0"/>
-            </w:pPr>
-            <w:r>
-              <w:rPr>
-                <w:rFonts w:ascii="맑은 고딕" w:cs="맑은 고딕" w:eastAsia="맑은 고딕" w:hAnsi="맑은 고딕"/>
-                <w:sz w:val="16"/>
-                <w:szCs w:val="16"/>
-              </w:rPr>
-              <w:t xml:space="preserve">□ 헌법 조문을 ‘조·항’까지 썼는가?</w:t>
-            </w:r>
-          </w:p>
-          <w:p>
-            <w:pPr>
-              <w:spacing w:after="40" w:before="0"/>
-            </w:pPr>
-            <w:r>
-              <w:rPr>
-                <w:rFonts w:ascii="맑은 고딕" w:cs="맑은 고딕" w:eastAsia="맑은 고딕" w:hAnsi="맑은 고딕"/>
-                <w:sz w:val="16"/>
-                <w:szCs w:val="16"/>
-              </w:rPr>
-              <w:t xml:space="preserve">□ 근거 자료를 1개 이상 들었는가?</w:t>
-            </w:r>
-          </w:p>
-          <w:p>
-            <w:pPr>
-              <w:spacing w:after="40" w:before="0"/>
-            </w:pPr>
-            <w:r>
-              <w:rPr>
-                <w:rFonts w:ascii="맑은 고딕" w:cs="맑은 고딕" w:eastAsia="맑은 고딕" w:hAnsi="맑은 고딕"/>
-                <w:sz w:val="16"/>
-                <w:szCs w:val="16"/>
-              </w:rPr>
-              <w:t xml:space="preserve">□ 청원 기관과 요구사항을 썼는가?</w:t>
-            </w:r>
-          </w:p>
-          <w:p>
-            <w:pPr>
-              <w:spacing w:after="40" w:before="0"/>
-            </w:pPr>
-            <w:r>
-              <w:rPr>
-                <w:rFonts w:ascii="맑은 고딕" w:cs="맑은 고딕" w:eastAsia="맑은 고딕" w:hAnsi="맑은 고딕"/>
-                <w:sz w:val="16"/>
-                <w:szCs w:val="16"/>
-              </w:rPr>
-              <w:t xml:space="preserve">□ 시민 참여 방안을 썼는가?</w:t>
-            </w:r>
-          </w:p>
-        </w:tc>
-        <w:tc>
-          <w:tcPr>
-            <w:tcW w:type="dxa" w:w="5103"/>
-            <w:tcBorders>
-              <w:top w:val="single" w:color="808080" w:sz="4"/>
-              <w:left w:val="single" w:color="808080" w:sz="4"/>
-              <w:bottom w:val="single" w:color="808080" w:sz="4"/>
-              <w:right w:val="single" w:color="808080" w:sz="4"/>
-            </w:tcBorders>
-            <w:tcMar>
-              <w:top w:type="dxa" w:w="60"/>
-              <w:left w:type="dxa" w:w="100"/>
-              <w:bottom w:type="dxa" w:w="60"/>
-              <w:right w:type="dxa" w:w="100"/>
-            </w:tcMar>
-            <w:vAlign w:val="center"/>
-          </w:tcPr>
-          <w:p>
-            <w:pPr>
-              <w:spacing w:after="40" w:before="0"/>
-            </w:pPr>
-            <w:r>
-              <w:rPr>
-                <w:rFonts w:ascii="맑은 고딕" w:cs="맑은 고딕" w:eastAsia="맑은 고딕" w:hAnsi="맑은 고딕"/>
-                <w:sz w:val="16"/>
-                <w:szCs w:val="16"/>
-              </w:rPr>
-              <w:t xml:space="preserve">□ 사건 개요를 내 말로 썼는가?</w:t>
-            </w:r>
-          </w:p>
-          <w:p>
-            <w:pPr>
-              <w:spacing w:after="40" w:before="0"/>
-            </w:pPr>
-            <w:r>
-              <w:rPr>
-                <w:rFonts w:ascii="맑은 고딕" w:cs="맑은 고딕" w:eastAsia="맑은 고딕" w:hAnsi="맑은 고딕"/>
-                <w:sz w:val="16"/>
-                <w:szCs w:val="16"/>
-              </w:rPr>
-              <w:t xml:space="preserve">□ 충돌하는 기본권·쟁점을 밝혔는가?</w:t>
-            </w:r>
-          </w:p>
-          <w:p>
-            <w:pPr>
-              <w:spacing w:after="40" w:before="0"/>
-            </w:pPr>
-            <w:r>
-              <w:rPr>
-                <w:rFonts w:ascii="맑은 고딕" w:cs="맑은 고딕" w:eastAsia="맑은 고딕" w:hAnsi="맑은 고딕"/>
-                <w:sz w:val="16"/>
-                <w:szCs w:val="16"/>
-              </w:rPr>
-              <w:t xml:space="preserve">□ 헌법 조문을 제시했는가?</w:t>
-            </w:r>
-          </w:p>
-          <w:p>
-            <w:pPr>
-              <w:spacing w:after="40" w:before="0"/>
-            </w:pPr>
-            <w:r>
-              <w:rPr>
-                <w:rFonts w:ascii="맑은 고딕" w:cs="맑은 고딕" w:eastAsia="맑은 고딕" w:hAnsi="맑은 고딕"/>
-                <w:sz w:val="16"/>
-                <w:szCs w:val="16"/>
-              </w:rPr>
-              <w:t xml:space="preserve">□ 합헌/위헌 결론이 분명한가?</w:t>
-            </w:r>
-          </w:p>
-          <w:p>
-            <w:pPr>
-              <w:spacing w:after="40" w:before="0"/>
-            </w:pPr>
-            <w:r>
-              <w:rPr>
-                <w:rFonts w:ascii="맑은 고딕" w:cs="맑은 고딕" w:eastAsia="맑은 고딕" w:hAnsi="맑은 고딕"/>
-                <w:sz w:val="16"/>
-                <w:szCs w:val="16"/>
-              </w:rPr>
-              <w:t xml:space="preserve">□ 공익과 사익을 비교하며 이유를 썼는가?</w:t>
-            </w:r>
-          </w:p>
-          <w:p>
-            <w:pPr>
-              <w:spacing w:after="40" w:before="0"/>
-            </w:pPr>
-            <w:r>
-              <w:rPr>
-                <w:rFonts w:ascii="맑은 고딕" w:cs="맑은 고딕" w:eastAsia="맑은 고딕" w:hAnsi="맑은 고딕"/>
-                <w:sz w:val="16"/>
-                <w:szCs w:val="16"/>
-              </w:rPr>
-              <w:t xml:space="preserve">□ 개요–쟁점–판단–결론 순서인가?</w:t>
-            </w:r>
-          </w:p>
-        </w:tc>
-      </w:tr>
-    </w:tbl>
     <w:sectPr>
       <w:pgSz w:w="11906" w:h="16838" w:orient="portrait"/>
       <w:pgMar w:top="851" w:right="851" w:bottom="851" w:left="851" w:header="708" w:footer="708" w:gutter="0"/>

--- a/통합사회_수행평가_국민청원문_결정문.docx
+++ b/통합사회_수행평가_국민청원문_결정문.docx
@@ -30,7 +30,7 @@
           <w:sz w:val="18"/>
           <w:szCs w:val="18"/>
         </w:rPr>
-        <w:t xml:space="preserve">1학년 통합사회2 · 수정안 (헌법소원 청구서 → 국민청원문) · 20점</w:t>
+        <w:t xml:space="preserve">1학년 통합사회2 · 수정안 (헌법소원 청구서 → 헌법소원 형식을 빌린 국민청원문) · 20점</w:t>
       </w:r>
     </w:p>
     <w:p>
@@ -58,7 +58,7 @@
           <w:sz w:val="18"/>
           <w:szCs w:val="18"/>
         </w:rPr>
-        <w:t xml:space="preserve">「만화로 보는 결정문」 사례와 생활 속 기본권 문제를 조사하여 ⑴ 국가기관에 개선을 요구하는 국민청원문과 ⑵ 헌법재판관의 입장에서 합헌·위헌을 판단하는 결정문을 작성하고, 인권 보장을 위한 헌법의 역할과 시민 참여 방안을 구체적 사례에 적용하여 설명한다.</w:t>
+        <w:t xml:space="preserve">국회전자청원 누리집의 청원과 「만화로 보는 결정문」 사례를 조사하여 ⑴ 헌법소원 청구서의 틀을 빌려 국회에 내는 국민청원문과 ⑵ 헌법재판관의 입장에서 합헌·위헌을 판단하는 결정문을 작성하고, 인권 보장을 위한 헌법의 역할과 시민 참여 방안을 구체적 사례에 적용하여 설명한다.</w:t>
       </w:r>
     </w:p>
     <w:p>
@@ -293,7 +293,7 @@
                 <w:sz w:val="18"/>
                 <w:szCs w:val="18"/>
               </w:rPr>
-              <w:t xml:space="preserve">② 생활 속 기본권 문제 1개 선정 → 조사지 B 작성</w:t>
+              <w:t xml:space="preserve">② 국회전자청원에서 기본권 관련 청원 1개 선정 → 조사지 B 작성</w:t>
             </w:r>
           </w:p>
           <w:p>
@@ -713,7 +713,7 @@
                 <w:sz w:val="18"/>
                 <w:szCs w:val="18"/>
               </w:rPr>
-              <w:t xml:space="preserve">6. 청원 대상 기관과 요구사항(법 개정·제도 개선 등)을 구체적으로 제시하였다.</w:t>
+              <w:t xml:space="preserve">6. 국회에 요구하는 구제 내용(청원 취지: 법 개정·제도 개선 등)을 구체적으로 제시하였다.</w:t>
             </w:r>
           </w:p>
           <w:p>
@@ -2023,7 +2023,7 @@
           <w:sz w:val="17"/>
           <w:szCs w:val="17"/>
         </w:rPr>
-        <w:t xml:space="preserve">· 청구서 6번: “원하는 결정(구제 내용)” → “청원 대상 기관과 요구사항” / 7번: “소감” → “시민 참여 방안”(성취기준 ‘실천’과 연결)</w:t>
+        <w:t xml:space="preserve">· 청구서 6번: “원하는 결정(구제 내용)” → “청원 취지(국회에 요구하는 구제 내용)” / 7번: “소감” → “시민 참여 방안”</w:t>
       </w:r>
     </w:p>
     <w:p>
@@ -2049,7 +2049,7 @@
           <w:sz w:val="17"/>
           <w:szCs w:val="17"/>
         </w:rPr>
-        <w:t xml:space="preserve">· 전 과정 수기 작성(생성형 AI 대필 방지): 1차시 조사지를 걷어 보관 → 2차시 작성지와 필체·내용 대조 가능</w:t>
+        <w:t xml:space="preserve">· 전 과정 수기 작성(AI 대필 방지): 조사지를 걷어 보관 → 작성지와 필체·내용 대조</w:t>
       </w:r>
     </w:p>
     <w:p>
@@ -2914,7 +2914,7 @@
           <w:sz w:val="18"/>
           <w:szCs w:val="18"/>
         </w:rPr>
-        <w:t xml:space="preserve">뉴스·국회전자청원·국민신문고 등에서 “바뀌어야 한다”고 생각하는 법·제도·정책을 찾으세요. (A와 다른 주제 권장)</w:t>
+        <w:t xml:space="preserve">국회전자청원(petitions.assembly.go.kr)에서 기본권과 관련된 청원을 찾아 참고하세요. (A와 다른 주제 권장)</w:t>
       </w:r>
     </w:p>
     <w:p>
@@ -2963,7 +2963,82 @@
       <w:tr>
         <w:trPr>
           <w:cantSplit/>
-          <w:trHeight w:val="2495" w:hRule="atLeast"/>
+          <w:trHeight w:val="907" w:hRule="atLeast"/>
+        </w:trPr>
+        <w:tc>
+          <w:tcPr>
+            <w:tcW w:type="dxa" w:w="2268"/>
+            <w:tcBorders>
+              <w:top w:val="single" w:color="808080" w:sz="4"/>
+              <w:left w:val="single" w:color="808080" w:sz="4"/>
+              <w:bottom w:val="single" w:color="808080" w:sz="4"/>
+              <w:right w:val="single" w:color="808080" w:sz="4"/>
+            </w:tcBorders>
+            <w:shd w:fill="DDEBF7" w:color="auto" w:val="clear"/>
+            <w:tcMar>
+              <w:top w:type="dxa" w:w="60"/>
+              <w:left w:type="dxa" w:w="100"/>
+              <w:bottom w:type="dxa" w:w="60"/>
+              <w:right w:type="dxa" w:w="100"/>
+            </w:tcMar>
+            <w:vAlign w:val="center"/>
+          </w:tcPr>
+          <w:p>
+            <w:pPr>
+              <w:spacing w:after="40" w:before="0"/>
+              <w:jc w:val="center"/>
+            </w:pPr>
+            <w:r>
+              <w:rPr>
+                <w:rFonts w:ascii="맑은 고딕" w:cs="맑은 고딕" w:eastAsia="맑은 고딕" w:hAnsi="맑은 고딕"/>
+                <w:b/>
+                <w:bCs/>
+                <w:sz w:val="20"/>
+                <w:szCs w:val="20"/>
+              </w:rPr>
+              <w:t xml:space="preserve">참고한 청원</w:t>
+            </w:r>
+          </w:p>
+        </w:tc>
+        <w:tc>
+          <w:tcPr>
+            <w:tcW w:type="dxa" w:w="7938"/>
+            <w:tcBorders>
+              <w:top w:val="single" w:color="808080" w:sz="4"/>
+              <w:left w:val="single" w:color="808080" w:sz="4"/>
+              <w:bottom w:val="single" w:color="808080" w:sz="4"/>
+              <w:right w:val="single" w:color="808080" w:sz="4"/>
+            </w:tcBorders>
+            <w:tcMar>
+              <w:top w:type="dxa" w:w="60"/>
+              <w:left w:type="dxa" w:w="100"/>
+              <w:bottom w:type="dxa" w:w="60"/>
+              <w:right w:type="dxa" w:w="100"/>
+            </w:tcMar>
+            <w:vAlign w:val="top"/>
+          </w:tcPr>
+          <w:p>
+            <w:pPr>
+              <w:spacing w:after="40" w:before="0"/>
+            </w:pPr>
+            <w:r>
+              <w:rPr>
+                <w:rFonts w:ascii="맑은 고딕" w:cs="맑은 고딕" w:eastAsia="맑은 고딕" w:hAnsi="맑은 고딕"/>
+                <w:i/>
+                <w:iCs/>
+                <w:color w:val="7F7F7F"/>
+                <w:sz w:val="16"/>
+                <w:szCs w:val="16"/>
+              </w:rPr>
+              <w:t xml:space="preserve">청원 제목 · 청원 기간 · 동의 수</w:t>
+            </w:r>
+          </w:p>
+        </w:tc>
+      </w:tr>
+      <w:tr>
+        <w:trPr>
+          <w:cantSplit/>
+          <w:trHeight w:val="2268" w:hRule="atLeast"/>
         </w:trPr>
         <w:tc>
           <w:tcPr>
@@ -3071,7 +3146,7 @@
                 <w:sz w:val="20"/>
                 <w:szCs w:val="20"/>
               </w:rPr>
-              <w:t xml:space="preserve">원인이 된</w:t>
+              <w:t xml:space="preserve">침해의 원인</w:t>
             </w:r>
           </w:p>
           <w:p>
@@ -3087,7 +3162,7 @@
                 <w:sz w:val="20"/>
                 <w:szCs w:val="20"/>
               </w:rPr>
-              <w:t xml:space="preserve">법·제도</w:t>
+              <w:t xml:space="preserve">(법·제도)</w:t>
             </w:r>
           </w:p>
         </w:tc>
@@ -3121,7 +3196,7 @@
                 <w:sz w:val="16"/>
                 <w:szCs w:val="16"/>
               </w:rPr>
-              <w:t xml:space="preserve">예) ○○법 제○조, ○○시 조례, ○○ 정책</w:t>
+              <w:t xml:space="preserve">예) ○○법 제○조, ○○ 제도·정책</w:t>
             </w:r>
           </w:p>
         </w:tc>
@@ -3279,7 +3354,7 @@
       <w:tr>
         <w:trPr>
           <w:cantSplit/>
-          <w:trHeight w:val="680" w:hRule="atLeast"/>
+          <w:trHeight w:val="1701" w:hRule="atLeast"/>
         </w:trPr>
         <w:tc>
           <w:tcPr>
@@ -3312,7 +3387,7 @@
                 <w:sz w:val="20"/>
                 <w:szCs w:val="20"/>
               </w:rPr>
-              <w:t xml:space="preserve">청원 대상 기관</w:t>
+              <w:t xml:space="preserve">반대 입장은?</w:t>
             </w:r>
           </w:p>
         </w:tc>
@@ -3346,7 +3421,7 @@
                 <w:sz w:val="16"/>
                 <w:szCs w:val="16"/>
               </w:rPr>
-              <w:t xml:space="preserve">□ 국회 □ 정부 부처(          ) □ 지방자치단체 □ 교육청 □ 기타(          )</w:t>
+              <w:t xml:space="preserve">이 법·제도가 필요하다고 보는 사람들의 이유</w:t>
             </w:r>
           </w:p>
         </w:tc>
@@ -3387,7 +3462,7 @@
                 <w:sz w:val="20"/>
                 <w:szCs w:val="20"/>
               </w:rPr>
-              <w:t xml:space="preserve">반대 입장은?</w:t>
+              <w:t xml:space="preserve">청원 취지 메모</w:t>
             </w:r>
           </w:p>
         </w:tc>
@@ -3421,82 +3496,7 @@
                 <w:sz w:val="16"/>
                 <w:szCs w:val="16"/>
               </w:rPr>
-              <w:t xml:space="preserve">이 법·제도가 필요하다고 보는 사람들의 이유</w:t>
-            </w:r>
-          </w:p>
-        </w:tc>
-      </w:tr>
-      <w:tr>
-        <w:trPr>
-          <w:cantSplit/>
-          <w:trHeight w:val="1701" w:hRule="atLeast"/>
-        </w:trPr>
-        <w:tc>
-          <w:tcPr>
-            <w:tcW w:type="dxa" w:w="2268"/>
-            <w:tcBorders>
-              <w:top w:val="single" w:color="808080" w:sz="4"/>
-              <w:left w:val="single" w:color="808080" w:sz="4"/>
-              <w:bottom w:val="single" w:color="808080" w:sz="4"/>
-              <w:right w:val="single" w:color="808080" w:sz="4"/>
-            </w:tcBorders>
-            <w:shd w:fill="DDEBF7" w:color="auto" w:val="clear"/>
-            <w:tcMar>
-              <w:top w:type="dxa" w:w="60"/>
-              <w:left w:type="dxa" w:w="100"/>
-              <w:bottom w:type="dxa" w:w="60"/>
-              <w:right w:type="dxa" w:w="100"/>
-            </w:tcMar>
-            <w:vAlign w:val="center"/>
-          </w:tcPr>
-          <w:p>
-            <w:pPr>
-              <w:spacing w:after="40" w:before="0"/>
-              <w:jc w:val="center"/>
-            </w:pPr>
-            <w:r>
-              <w:rPr>
-                <w:rFonts w:ascii="맑은 고딕" w:cs="맑은 고딕" w:eastAsia="맑은 고딕" w:hAnsi="맑은 고딕"/>
-                <w:b/>
-                <w:bCs/>
-                <w:sz w:val="20"/>
-                <w:szCs w:val="20"/>
-              </w:rPr>
-              <w:t xml:space="preserve">요구사항 메모</w:t>
-            </w:r>
-          </w:p>
-        </w:tc>
-        <w:tc>
-          <w:tcPr>
-            <w:tcW w:type="dxa" w:w="7938"/>
-            <w:tcBorders>
-              <w:top w:val="single" w:color="808080" w:sz="4"/>
-              <w:left w:val="single" w:color="808080" w:sz="4"/>
-              <w:bottom w:val="single" w:color="808080" w:sz="4"/>
-              <w:right w:val="single" w:color="808080" w:sz="4"/>
-            </w:tcBorders>
-            <w:tcMar>
-              <w:top w:type="dxa" w:w="60"/>
-              <w:left w:type="dxa" w:w="100"/>
-              <w:bottom w:type="dxa" w:w="60"/>
-              <w:right w:type="dxa" w:w="100"/>
-            </w:tcMar>
-            <w:vAlign w:val="top"/>
-          </w:tcPr>
-          <w:p>
-            <w:pPr>
-              <w:spacing w:after="40" w:before="0"/>
-            </w:pPr>
-            <w:r>
-              <w:rPr>
-                <w:rFonts w:ascii="맑은 고딕" w:cs="맑은 고딕" w:eastAsia="맑은 고딕" w:hAnsi="맑은 고딕"/>
-                <w:i/>
-                <w:iCs/>
-                <w:color w:val="7F7F7F"/>
-                <w:sz w:val="16"/>
-                <w:szCs w:val="16"/>
-              </w:rPr>
-              <w:t xml:space="preserve">무엇을 어떻게 바꾸면 좋을까?</w:t>
+              <w:t xml:space="preserve">국회에 무엇을 어떻게 바꿔 달라고 할까? (법 개정·제도 개선)</w:t>
             </w:r>
           </w:p>
         </w:tc>
@@ -3520,7 +3520,7 @@
           <w:sz w:val="32"/>
           <w:szCs w:val="32"/>
         </w:rPr>
-        <w:t xml:space="preserve">[2차시] 국민청원문 (앞면)</w:t>
+        <w:t xml:space="preserve">[2차시] 국민청원문 — 헌법소원 형식 (앞면)</w:t>
       </w:r>
     </w:p>
     <w:p>
@@ -3731,7 +3731,7 @@
                 <w:sz w:val="18"/>
                 <w:szCs w:val="18"/>
               </w:rPr>
-              <w:t xml:space="preserve">✎ 이런 순서로 쓰면 좋아요 (칸은 없습니다. 조사지 B를 참고하세요.)</w:t>
+              <w:t xml:space="preserve">✎ 헌법소원 청구서의 틀로 씁니다 (칸은 없습니다. 조사지 B를 참고하세요.)</w:t>
             </w:r>
           </w:p>
           <w:p>
@@ -3744,7 +3744,7 @@
                 <w:sz w:val="17"/>
                 <w:szCs w:val="17"/>
               </w:rPr>
-              <w:t xml:space="preserve">제목 → 청원 대상 기관(○○○께) → 문제 상황 → 원인이 된 법·제도 → 침해된 기본권과 헌법 조문(밑줄) → 청원 이유와 근거 자료(밑줄) → 요구사항 → 나의 시민 참여 다짐</w:t>
+              <w:t xml:space="preserve">【제목】 【청원인】 【청원 취지】국회에 요구하는 것(법 개정·제도 개선) 【침해된 기본권】종류와 헌법 조문(밑줄) 【침해의 원인】법률·제도 【청원 이유】문제 상황 → 기본권 침해라고 보는 이유 → 근거 자료(밑줄) 【시민 참여 다짐】</w:t>
             </w:r>
           </w:p>
           <w:p>
@@ -3760,7 +3760,7 @@
                 <w:sz w:val="17"/>
                 <w:szCs w:val="17"/>
               </w:rPr>
-              <w:t xml:space="preserve">오른쪽 ‘기준’ 칸에 번호 표시: ①상황 ②기본권 종류 ③원인 법·제도 ④헌법 조문(조·항) ⑤이유+근거 자료 ⑥청원 기관·요구사항 ⑦시민 참여 방안</w:t>
+              <w:t xml:space="preserve">오른쪽 ‘기준’ 칸에 번호 표시: ①상황 ②기본권 종류 ③침해의 원인 ④헌법 조문(조·항) ⑤이유+근거 자료 ⑥청원 취지(요구사항) ⑦시민 참여 방안</w:t>
             </w:r>
           </w:p>
         </w:tc>
@@ -3827,7 +3827,7 @@
                 <w:sz w:val="16"/>
                 <w:szCs w:val="16"/>
               </w:rPr>
-              <w:t xml:space="preserve">제목과 청원 대상 기관부터 쓰고, 한 편의 글로 이어서 쓰세요.</w:t>
+              <w:t xml:space="preserve">【제목】부터 쓰고, 한 편의 글로 이어서 쓰세요.</w:t>
             </w:r>
           </w:p>
         </w:tc>
@@ -3863,73 +3863,6 @@
                 <w:szCs w:val="16"/>
               </w:rPr>
               <w:t xml:space="preserve">기준</w:t>
-            </w:r>
-          </w:p>
-        </w:tc>
-      </w:tr>
-      <w:tr>
-        <w:trPr>
-          <w:trHeight w:val="539" w:hRule="exact"/>
-        </w:trPr>
-        <w:tc>
-          <w:tcPr>
-            <w:tcW w:type="dxa" w:w="9469"/>
-            <w:tcBorders>
-              <w:top w:val="single" w:color="A6A6A6" w:sz="4"/>
-              <w:left w:val="single" w:color="A6A6A6" w:sz="4"/>
-              <w:bottom w:val="single" w:color="A6A6A6" w:sz="4"/>
-              <w:right w:val="single" w:color="A6A6A6" w:sz="4"/>
-            </w:tcBorders>
-            <w:tcMar>
-              <w:top w:type="dxa" w:w="20"/>
-              <w:left w:type="dxa" w:w="100"/>
-              <w:bottom w:type="dxa" w:w="20"/>
-              <w:right w:type="dxa" w:w="100"/>
-            </w:tcMar>
-            <w:vAlign w:val="center"/>
-          </w:tcPr>
-          <w:p>
-            <w:pPr>
-              <w:spacing w:after="40" w:before="0"/>
-            </w:pPr>
-            <w:r>
-              <w:rPr>
-                <w:rFonts w:ascii="맑은 고딕" w:cs="맑은 고딕" w:eastAsia="맑은 고딕" w:hAnsi="맑은 고딕"/>
-                <w:sz w:val="20"/>
-                <w:szCs w:val="20"/>
-              </w:rPr>
-              <w:t xml:space="preserve"/>
-            </w:r>
-          </w:p>
-        </w:tc>
-        <w:tc>
-          <w:tcPr>
-            <w:tcW w:type="dxa" w:w="737"/>
-            <w:tcBorders>
-              <w:top w:val="single" w:color="A6A6A6" w:sz="4"/>
-              <w:left w:val="single" w:color="A6A6A6" w:sz="4"/>
-              <w:bottom w:val="single" w:color="A6A6A6" w:sz="4"/>
-              <w:right w:val="single" w:color="A6A6A6" w:sz="4"/>
-            </w:tcBorders>
-            <w:tcMar>
-              <w:top w:type="dxa" w:w="20"/>
-              <w:left w:type="dxa" w:w="100"/>
-              <w:bottom w:type="dxa" w:w="20"/>
-              <w:right w:type="dxa" w:w="100"/>
-            </w:tcMar>
-            <w:vAlign w:val="center"/>
-          </w:tcPr>
-          <w:p>
-            <w:pPr>
-              <w:spacing w:after="40" w:before="0"/>
-            </w:pPr>
-            <w:r>
-              <w:rPr>
-                <w:rFonts w:ascii="맑은 고딕" w:cs="맑은 고딕" w:eastAsia="맑은 고딕" w:hAnsi="맑은 고딕"/>
-                <w:sz w:val="20"/>
-                <w:szCs w:val="20"/>
-              </w:rPr>
-              <w:t xml:space="preserve"/>
             </w:r>
           </w:p>
         </w:tc>
@@ -5220,6 +5153,22 @@
           <w:szCs w:val="20"/>
         </w:rPr>
         <w:t xml:space="preserve">20    년    월    일            청원인:                          (서명)</w:t>
+      </w:r>
+    </w:p>
+    <w:p>
+      <w:pPr>
+        <w:spacing w:after="40" w:before="0"/>
+        <w:jc w:val="center"/>
+      </w:pPr>
+      <w:r>
+        <w:rPr>
+          <w:rFonts w:ascii="맑은 고딕" w:cs="맑은 고딕" w:eastAsia="맑은 고딕" w:hAnsi="맑은 고딕"/>
+          <w:b/>
+          <w:bCs/>
+          <w:sz w:val="24"/>
+          <w:szCs w:val="24"/>
+        </w:rPr>
+        <w:t xml:space="preserve">대한민국 국회 귀중</w:t>
       </w:r>
     </w:p>
     <w:p>
@@ -6893,7 +6842,7 @@
     </w:p>
     <w:sectPr>
       <w:pgSz w:w="11906" w:h="16838" w:orient="portrait"/>
-      <w:pgMar w:top="851" w:right="851" w:bottom="851" w:left="851" w:header="708" w:footer="708" w:gutter="0"/>
+      <w:pgMar w:top="680" w:right="851" w:bottom="680" w:left="851" w:header="708" w:footer="708" w:gutter="0"/>
       <w:pgNumType/>
       <w:docGrid w:linePitch="360"/>
     </w:sectPr>
